--- a/docs/TieuLuan_CSDL_Nhom6_PostgreSQL.docx
+++ b/docs/TieuLuan_CSDL_Nhom6_PostgreSQL.docx
@@ -2238,7 +2238,7 @@
           <w:sz w:val="26"/>
           <w:szCs w:val="26"/>
         </w:rPr>
-        <w:t xml:space="preserve">	26</w:t>
+        <w:t xml:space="preserve">	27</w:t>
       </w:r>
     </w:p>
     <w:p>
@@ -2265,7 +2265,7 @@
           <w:sz w:val="26"/>
           <w:szCs w:val="26"/>
         </w:rPr>
-        <w:t xml:space="preserve">	26</w:t>
+        <w:t xml:space="preserve">	27</w:t>
       </w:r>
     </w:p>
     <w:p>
@@ -2292,7 +2292,7 @@
           <w:sz w:val="26"/>
           <w:szCs w:val="26"/>
         </w:rPr>
-        <w:t xml:space="preserve">	26</w:t>
+        <w:t xml:space="preserve">	27</w:t>
       </w:r>
     </w:p>
     <w:p>
@@ -2319,7 +2319,7 @@
           <w:sz w:val="26"/>
           <w:szCs w:val="26"/>
         </w:rPr>
-        <w:t xml:space="preserve">	28</w:t>
+        <w:t xml:space="preserve">	29</w:t>
       </w:r>
     </w:p>
     <w:p>
@@ -2346,7 +2346,7 @@
           <w:sz w:val="26"/>
           <w:szCs w:val="26"/>
         </w:rPr>
-        <w:t xml:space="preserve">	28</w:t>
+        <w:t xml:space="preserve">	29</w:t>
       </w:r>
     </w:p>
     <w:p>
@@ -2373,7 +2373,7 @@
           <w:sz w:val="26"/>
           <w:szCs w:val="26"/>
         </w:rPr>
-        <w:t xml:space="preserve">	28</w:t>
+        <w:t xml:space="preserve">	29</w:t>
       </w:r>
     </w:p>
     <w:p>
@@ -2400,7 +2400,7 @@
           <w:sz w:val="26"/>
           <w:szCs w:val="26"/>
         </w:rPr>
-        <w:t xml:space="preserve">	29</w:t>
+        <w:t xml:space="preserve">	30</w:t>
       </w:r>
     </w:p>
     <w:p>
@@ -2427,7 +2427,7 @@
           <w:sz w:val="26"/>
           <w:szCs w:val="26"/>
         </w:rPr>
-        <w:t xml:space="preserve">	30</w:t>
+        <w:t xml:space="preserve">	31</w:t>
       </w:r>
     </w:p>
     <w:p>
@@ -2454,7 +2454,7 @@
           <w:sz w:val="26"/>
           <w:szCs w:val="26"/>
         </w:rPr>
-        <w:t xml:space="preserve">	30</w:t>
+        <w:t xml:space="preserve">	31</w:t>
       </w:r>
     </w:p>
     <w:p>
@@ -2481,7 +2481,7 @@
           <w:sz w:val="26"/>
           <w:szCs w:val="26"/>
         </w:rPr>
-        <w:t xml:space="preserve">	33</w:t>
+        <w:t xml:space="preserve">	35</w:t>
       </w:r>
     </w:p>
     <w:p>
@@ -2508,7 +2508,7 @@
           <w:sz w:val="26"/>
           <w:szCs w:val="26"/>
         </w:rPr>
-        <w:t xml:space="preserve">	33</w:t>
+        <w:t xml:space="preserve">	35</w:t>
       </w:r>
     </w:p>
     <w:p>
@@ -2535,7 +2535,7 @@
           <w:sz w:val="26"/>
           <w:szCs w:val="26"/>
         </w:rPr>
-        <w:t xml:space="preserve">	34</w:t>
+        <w:t xml:space="preserve">	36</w:t>
       </w:r>
     </w:p>
     <w:p>
@@ -2562,7 +2562,7 @@
           <w:sz w:val="26"/>
           <w:szCs w:val="26"/>
         </w:rPr>
-        <w:t xml:space="preserve">	34</w:t>
+        <w:t xml:space="preserve">	36</w:t>
       </w:r>
     </w:p>
     <w:p>
@@ -2589,7 +2589,7 @@
           <w:sz w:val="26"/>
           <w:szCs w:val="26"/>
         </w:rPr>
-        <w:t xml:space="preserve">	34</w:t>
+        <w:t xml:space="preserve">	36</w:t>
       </w:r>
     </w:p>
     <w:p>
@@ -2616,7 +2616,7 @@
           <w:sz w:val="26"/>
           <w:szCs w:val="26"/>
         </w:rPr>
-        <w:t xml:space="preserve">	35</w:t>
+        <w:t xml:space="preserve">	37</w:t>
       </w:r>
     </w:p>
     <w:p>
@@ -2643,7 +2643,7 @@
           <w:sz w:val="26"/>
           <w:szCs w:val="26"/>
         </w:rPr>
-        <w:t xml:space="preserve">	36</w:t>
+        <w:t xml:space="preserve">	38</w:t>
       </w:r>
     </w:p>
     <w:p>
@@ -2670,7 +2670,7 @@
           <w:sz w:val="26"/>
           <w:szCs w:val="26"/>
         </w:rPr>
-        <w:t xml:space="preserve">	37</w:t>
+        <w:t xml:space="preserve">	39</w:t>
       </w:r>
     </w:p>
     <w:p>
@@ -2697,7 +2697,7 @@
           <w:sz w:val="26"/>
           <w:szCs w:val="26"/>
         </w:rPr>
-        <w:t xml:space="preserve">	40</w:t>
+        <w:t xml:space="preserve">	42</w:t>
       </w:r>
     </w:p>
     <w:p>
@@ -2724,7 +2724,7 @@
           <w:sz w:val="26"/>
           <w:szCs w:val="26"/>
         </w:rPr>
-        <w:t xml:space="preserve">	42</w:t>
+        <w:t xml:space="preserve">	44</w:t>
       </w:r>
     </w:p>
     <w:p>
@@ -2751,7 +2751,7 @@
           <w:sz w:val="26"/>
           <w:szCs w:val="26"/>
         </w:rPr>
-        <w:t xml:space="preserve">	44</w:t>
+        <w:t xml:space="preserve">	46</w:t>
       </w:r>
     </w:p>
     <w:p>
@@ -2770,15 +2770,15 @@
           <w:sz w:val="26"/>
           <w:szCs w:val="26"/>
         </w:rPr>
-        <w:t xml:space="preserve">5.1. Môi trường và dữ liệu thử nghiệm</w:t>
-      </w:r>
-      <w:r>
-        <w:rPr>
-          <w:rFonts w:ascii="Times New Roman" w:cs="Times New Roman" w:eastAsia="Times New Roman" w:hAnsi="Times New Roman"/>
-          <w:sz w:val="26"/>
-          <w:szCs w:val="26"/>
-        </w:rPr>
-        <w:t xml:space="preserve">	44</w:t>
+        <w:t xml:space="preserve">5.1. Dữ liệu thử nghiệm: 1 triệu đơn hàng</w:t>
+      </w:r>
+      <w:r>
+        <w:rPr>
+          <w:rFonts w:ascii="Times New Roman" w:cs="Times New Roman" w:eastAsia="Times New Roman" w:hAnsi="Times New Roman"/>
+          <w:sz w:val="26"/>
+          <w:szCs w:val="26"/>
+        </w:rPr>
+        <w:t xml:space="preserve">	46</w:t>
       </w:r>
     </w:p>
     <w:p>
@@ -2797,15 +2797,15 @@
           <w:sz w:val="26"/>
           <w:szCs w:val="26"/>
         </w:rPr>
-        <w:t xml:space="preserve">5.2. So sánh hiệu năng có và không có index (EXPLAIN ANALYZE)</w:t>
-      </w:r>
-      <w:r>
-        <w:rPr>
-          <w:rFonts w:ascii="Times New Roman" w:cs="Times New Roman" w:eastAsia="Times New Roman" w:hAnsi="Times New Roman"/>
-          <w:sz w:val="26"/>
-          <w:szCs w:val="26"/>
-        </w:rPr>
-        <w:t xml:space="preserve">	44</w:t>
+        <w:t xml:space="preserve">5.2. Công cụ đo: bench.js</w:t>
+      </w:r>
+      <w:r>
+        <w:rPr>
+          <w:rFonts w:ascii="Times New Roman" w:cs="Times New Roman" w:eastAsia="Times New Roman" w:hAnsi="Times New Roman"/>
+          <w:sz w:val="26"/>
+          <w:szCs w:val="26"/>
+        </w:rPr>
+        <w:t xml:space="preserve">	46</w:t>
       </w:r>
     </w:p>
     <w:p>
@@ -2824,15 +2824,15 @@
           <w:sz w:val="26"/>
           <w:szCs w:val="26"/>
         </w:rPr>
-        <w:t xml:space="preserve">5.3. Kiểm chứng chống bán quá tồn kho</w:t>
-      </w:r>
-      <w:r>
-        <w:rPr>
-          <w:rFonts w:ascii="Times New Roman" w:cs="Times New Roman" w:eastAsia="Times New Roman" w:hAnsi="Times New Roman"/>
-          <w:sz w:val="26"/>
-          <w:szCs w:val="26"/>
-        </w:rPr>
-        <w:t xml:space="preserve">	46</w:t>
+        <w:t xml:space="preserve">5.3. Kết quả: có và không có index trên 1 triệu đơn hàng</w:t>
+      </w:r>
+      <w:r>
+        <w:rPr>
+          <w:rFonts w:ascii="Times New Roman" w:cs="Times New Roman" w:eastAsia="Times New Roman" w:hAnsi="Times New Roman"/>
+          <w:sz w:val="26"/>
+          <w:szCs w:val="26"/>
+        </w:rPr>
+        <w:t xml:space="preserve">	47</w:t>
       </w:r>
     </w:p>
     <w:p>
@@ -2851,15 +2851,15 @@
           <w:sz w:val="26"/>
           <w:szCs w:val="26"/>
         </w:rPr>
-        <w:t xml:space="preserve">5.4. Thông lượng với pgbench</w:t>
-      </w:r>
-      <w:r>
-        <w:rPr>
-          <w:rFonts w:ascii="Times New Roman" w:cs="Times New Roman" w:eastAsia="Times New Roman" w:hAnsi="Times New Roman"/>
-          <w:sz w:val="26"/>
-          <w:szCs w:val="26"/>
-        </w:rPr>
-        <w:t xml:space="preserve">	46</w:t>
+        <w:t xml:space="preserve">5.4. Kiểm chứng chống bán quá tồn kho</w:t>
+      </w:r>
+      <w:r>
+        <w:rPr>
+          <w:rFonts w:ascii="Times New Roman" w:cs="Times New Roman" w:eastAsia="Times New Roman" w:hAnsi="Times New Roman"/>
+          <w:sz w:val="26"/>
+          <w:szCs w:val="26"/>
+        </w:rPr>
+        <w:t xml:space="preserve">	49</w:t>
       </w:r>
     </w:p>
     <w:p>
@@ -2878,15 +2878,15 @@
           <w:sz w:val="26"/>
           <w:szCs w:val="26"/>
         </w:rPr>
-        <w:t xml:space="preserve">5.5. Giám sát</w:t>
-      </w:r>
-      <w:r>
-        <w:rPr>
-          <w:rFonts w:ascii="Times New Roman" w:cs="Times New Roman" w:eastAsia="Times New Roman" w:hAnsi="Times New Roman"/>
-          <w:sz w:val="26"/>
-          <w:szCs w:val="26"/>
-        </w:rPr>
-        <w:t xml:space="preserve">	47</w:t>
+        <w:t xml:space="preserve">5.5. Thông lượng với pgbench</w:t>
+      </w:r>
+      <w:r>
+        <w:rPr>
+          <w:rFonts w:ascii="Times New Roman" w:cs="Times New Roman" w:eastAsia="Times New Roman" w:hAnsi="Times New Roman"/>
+          <w:sz w:val="26"/>
+          <w:szCs w:val="26"/>
+        </w:rPr>
+        <w:t xml:space="preserve">	50</w:t>
       </w:r>
     </w:p>
     <w:p>
@@ -2895,7 +2895,7 @@
           <w:tab w:val="right" w:pos="8789" w:leader="dot"/>
         </w:tabs>
         <w:spacing w:after="20" w:before="0" w:line="300" w:lineRule="auto"/>
-        <w:ind w:left="680" w:right="680" w:hanging="0"/>
+        <w:ind w:left="340" w:right="680" w:hanging="0"/>
       </w:pPr>
       <w:r>
         <w:rPr>
@@ -2905,69 +2905,15 @@
           <w:sz w:val="26"/>
           <w:szCs w:val="26"/>
         </w:rPr>
-        <w:t xml:space="preserve">5.5.1. pg_stat_statements</w:t>
-      </w:r>
-      <w:r>
-        <w:rPr>
-          <w:rFonts w:ascii="Times New Roman" w:cs="Times New Roman" w:eastAsia="Times New Roman" w:hAnsi="Times New Roman"/>
-          <w:sz w:val="26"/>
-          <w:szCs w:val="26"/>
-        </w:rPr>
-        <w:t xml:space="preserve">	47</w:t>
-      </w:r>
-    </w:p>
-    <w:p>
-      <w:pPr>
-        <w:tabs>
-          <w:tab w:val="right" w:pos="8789" w:leader="dot"/>
-        </w:tabs>
-        <w:spacing w:after="20" w:before="0" w:line="300" w:lineRule="auto"/>
-        <w:ind w:left="680" w:right="680" w:hanging="0"/>
-      </w:pPr>
-      <w:r>
-        <w:rPr>
-          <w:rFonts w:ascii="Times New Roman" w:cs="Times New Roman" w:eastAsia="Times New Roman" w:hAnsi="Times New Roman"/>
-          <w:b w:val="false"/>
-          <w:bCs w:val="false"/>
-          <w:sz w:val="26"/>
-          <w:szCs w:val="26"/>
-        </w:rPr>
-        <w:t xml:space="preserve">5.5.2. Thống kê bảng, index, partition</w:t>
-      </w:r>
-      <w:r>
-        <w:rPr>
-          <w:rFonts w:ascii="Times New Roman" w:cs="Times New Roman" w:eastAsia="Times New Roman" w:hAnsi="Times New Roman"/>
-          <w:sz w:val="26"/>
-          <w:szCs w:val="26"/>
-        </w:rPr>
-        <w:t xml:space="preserve">	47</w:t>
-      </w:r>
-    </w:p>
-    <w:p>
-      <w:pPr>
-        <w:tabs>
-          <w:tab w:val="right" w:pos="8789" w:leader="dot"/>
-        </w:tabs>
-        <w:spacing w:after="20" w:before="0" w:line="300" w:lineRule="auto"/>
-        <w:ind w:left="680" w:right="680" w:hanging="0"/>
-      </w:pPr>
-      <w:r>
-        <w:rPr>
-          <w:rFonts w:ascii="Times New Roman" w:cs="Times New Roman" w:eastAsia="Times New Roman" w:hAnsi="Times New Roman"/>
-          <w:b w:val="false"/>
-          <w:bCs w:val="false"/>
-          <w:sz w:val="26"/>
-          <w:szCs w:val="26"/>
-        </w:rPr>
-        <w:t xml:space="preserve">5.5.3. Grafana</w:t>
-      </w:r>
-      <w:r>
-        <w:rPr>
-          <w:rFonts w:ascii="Times New Roman" w:cs="Times New Roman" w:eastAsia="Times New Roman" w:hAnsi="Times New Roman"/>
-          <w:sz w:val="26"/>
-          <w:szCs w:val="26"/>
-        </w:rPr>
-        <w:t xml:space="preserve">	47</w:t>
+        <w:t xml:space="preserve">5.6. Giám sát</w:t>
+      </w:r>
+      <w:r>
+        <w:rPr>
+          <w:rFonts w:ascii="Times New Roman" w:cs="Times New Roman" w:eastAsia="Times New Roman" w:hAnsi="Times New Roman"/>
+          <w:sz w:val="26"/>
+          <w:szCs w:val="26"/>
+        </w:rPr>
+        <w:t xml:space="preserve">	50</w:t>
       </w:r>
     </w:p>
     <w:p>
@@ -2994,7 +2940,7 @@
           <w:sz w:val="26"/>
           <w:szCs w:val="26"/>
         </w:rPr>
-        <w:t xml:space="preserve">	48</w:t>
+        <w:t xml:space="preserve">	52</w:t>
       </w:r>
     </w:p>
     <w:p>
@@ -3021,7 +2967,7 @@
           <w:sz w:val="26"/>
           <w:szCs w:val="26"/>
         </w:rPr>
-        <w:t xml:space="preserve">	48</w:t>
+        <w:t xml:space="preserve">	52</w:t>
       </w:r>
     </w:p>
     <w:p>
@@ -3048,7 +2994,7 @@
           <w:sz w:val="26"/>
           <w:szCs w:val="26"/>
         </w:rPr>
-        <w:t xml:space="preserve">	49</w:t>
+        <w:t xml:space="preserve">	53</w:t>
       </w:r>
     </w:p>
     <w:p>
@@ -3075,7 +3021,7 @@
           <w:sz w:val="26"/>
           <w:szCs w:val="26"/>
         </w:rPr>
-        <w:t xml:space="preserve">	49</w:t>
+        <w:t xml:space="preserve">	53</w:t>
       </w:r>
     </w:p>
     <w:p>
@@ -3102,7 +3048,7 @@
           <w:sz w:val="26"/>
           <w:szCs w:val="26"/>
         </w:rPr>
-        <w:t xml:space="preserve">	50</w:t>
+        <w:t xml:space="preserve">	54</w:t>
       </w:r>
     </w:p>
     <w:p>
@@ -3129,7 +3075,7 @@
           <w:sz w:val="26"/>
           <w:szCs w:val="26"/>
         </w:rPr>
-        <w:t xml:space="preserve">	51</w:t>
+        <w:t xml:space="preserve">	55</w:t>
       </w:r>
     </w:p>
     <w:p>
@@ -3156,7 +3102,7 @@
           <w:sz w:val="26"/>
           <w:szCs w:val="26"/>
         </w:rPr>
-        <w:t xml:space="preserve">	51</w:t>
+        <w:t xml:space="preserve">	55</w:t>
       </w:r>
     </w:p>
     <w:p>
@@ -3183,7 +3129,7 @@
           <w:sz w:val="26"/>
           <w:szCs w:val="26"/>
         </w:rPr>
-        <w:t xml:space="preserve">	51</w:t>
+        <w:t xml:space="preserve">	55</w:t>
       </w:r>
     </w:p>
     <w:p>
@@ -3210,7 +3156,7 @@
           <w:sz w:val="26"/>
           <w:szCs w:val="26"/>
         </w:rPr>
-        <w:t xml:space="preserve">	51</w:t>
+        <w:t xml:space="preserve">	55</w:t>
       </w:r>
     </w:p>
     <w:p>
@@ -3385,7 +3331,7 @@
           <w:sz w:val="26"/>
           <w:szCs w:val="26"/>
         </w:rPr>
-        <w:t xml:space="preserve">Hình 3.5: Partition pruning: chỉ quét orders_2026_10 (trái) so với Append 13 partition (phải)</w:t>
+        <w:t xml:space="preserve">Hình 3.5: Partition pruning: chỉ quét 1 partition (trái) so với Append toàn bộ partition (phải)</w:t>
       </w:r>
       <w:r>
         <w:rPr>
@@ -3420,7 +3366,7 @@
           <w:sz w:val="26"/>
           <w:szCs w:val="26"/>
         </w:rPr>
-        <w:t xml:space="preserve">	27</w:t>
+        <w:t xml:space="preserve">	28</w:t>
       </w:r>
     </w:p>
     <w:p>
@@ -3447,7 +3393,7 @@
           <w:sz w:val="26"/>
           <w:szCs w:val="26"/>
         </w:rPr>
-        <w:t xml:space="preserve">	30</w:t>
+        <w:t xml:space="preserve">	31</w:t>
       </w:r>
     </w:p>
     <w:p>
@@ -3474,7 +3420,7 @@
           <w:sz w:val="26"/>
           <w:szCs w:val="26"/>
         </w:rPr>
-        <w:t xml:space="preserve">	32</w:t>
+        <w:t xml:space="preserve">	34</w:t>
       </w:r>
     </w:p>
     <w:p>
@@ -3501,7 +3447,7 @@
           <w:sz w:val="26"/>
           <w:szCs w:val="26"/>
         </w:rPr>
-        <w:t xml:space="preserve">	33</w:t>
+        <w:t xml:space="preserve">	35</w:t>
       </w:r>
     </w:p>
     <w:p>
@@ -3528,7 +3474,7 @@
           <w:sz w:val="26"/>
           <w:szCs w:val="26"/>
         </w:rPr>
-        <w:t xml:space="preserve">	37</w:t>
+        <w:t xml:space="preserve">	39</w:t>
       </w:r>
     </w:p>
     <w:p>
@@ -3555,7 +3501,7 @@
           <w:sz w:val="26"/>
           <w:szCs w:val="26"/>
         </w:rPr>
-        <w:t xml:space="preserve">	39</w:t>
+        <w:t xml:space="preserve">	41</w:t>
       </w:r>
     </w:p>
     <w:p>
@@ -3582,7 +3528,7 @@
           <w:sz w:val="26"/>
           <w:szCs w:val="26"/>
         </w:rPr>
-        <w:t xml:space="preserve">	39</w:t>
+        <w:t xml:space="preserve">	41</w:t>
       </w:r>
     </w:p>
     <w:p>
@@ -3609,7 +3555,7 @@
           <w:sz w:val="26"/>
           <w:szCs w:val="26"/>
         </w:rPr>
-        <w:t xml:space="preserve">	40</w:t>
+        <w:t xml:space="preserve">	42</w:t>
       </w:r>
     </w:p>
     <w:p>
@@ -3636,7 +3582,7 @@
           <w:sz w:val="26"/>
           <w:szCs w:val="26"/>
         </w:rPr>
-        <w:t xml:space="preserve">	41</w:t>
+        <w:t xml:space="preserve">	43</w:t>
       </w:r>
     </w:p>
     <w:p>
@@ -3663,7 +3609,7 @@
           <w:sz w:val="26"/>
           <w:szCs w:val="26"/>
         </w:rPr>
-        <w:t xml:space="preserve">	42</w:t>
+        <w:t xml:space="preserve">	44</w:t>
       </w:r>
     </w:p>
     <w:p>
@@ -3690,7 +3636,7 @@
           <w:sz w:val="26"/>
           <w:szCs w:val="26"/>
         </w:rPr>
-        <w:t xml:space="preserve">	45</w:t>
+        <w:t xml:space="preserve">	49</w:t>
       </w:r>
     </w:p>
     <w:p>
@@ -4008,7 +3954,7 @@
           <w:sz w:val="26"/>
           <w:szCs w:val="26"/>
         </w:rPr>
-        <w:t xml:space="preserve">	31</w:t>
+        <w:t xml:space="preserve">	32</w:t>
       </w:r>
     </w:p>
     <w:p>
@@ -4035,7 +3981,7 @@
           <w:sz w:val="26"/>
           <w:szCs w:val="26"/>
         </w:rPr>
-        <w:t xml:space="preserve">	33</w:t>
+        <w:t xml:space="preserve">	35</w:t>
       </w:r>
     </w:p>
     <w:p>
@@ -4062,7 +4008,7 @@
           <w:sz w:val="26"/>
           <w:szCs w:val="26"/>
         </w:rPr>
-        <w:t xml:space="preserve">	35</w:t>
+        <w:t xml:space="preserve">	37</w:t>
       </w:r>
     </w:p>
     <w:p>
@@ -4089,7 +4035,7 @@
           <w:sz w:val="26"/>
           <w:szCs w:val="26"/>
         </w:rPr>
-        <w:t xml:space="preserve">	36</w:t>
+        <w:t xml:space="preserve">	38</w:t>
       </w:r>
     </w:p>
     <w:p>
@@ -4108,15 +4054,15 @@
           <w:sz w:val="26"/>
           <w:szCs w:val="26"/>
         </w:rPr>
-        <w:t xml:space="preserve">Bảng 5.1: Thời gian thực thi có và không có index trên dữ liệu mẫu</w:t>
-      </w:r>
-      <w:r>
-        <w:rPr>
-          <w:rFonts w:ascii="Times New Roman" w:cs="Times New Roman" w:eastAsia="Times New Roman" w:hAnsi="Times New Roman"/>
-          <w:sz w:val="26"/>
-          <w:szCs w:val="26"/>
-        </w:rPr>
-        <w:t xml:space="preserve">	44</w:t>
+        <w:t xml:space="preserve">Bảng 5.1: Môi trường và dữ liệu thử nghiệm</w:t>
+      </w:r>
+      <w:r>
+        <w:rPr>
+          <w:rFonts w:ascii="Times New Roman" w:cs="Times New Roman" w:eastAsia="Times New Roman" w:hAnsi="Times New Roman"/>
+          <w:sz w:val="26"/>
+          <w:szCs w:val="26"/>
+        </w:rPr>
+        <w:t xml:space="preserve">	46</w:t>
       </w:r>
     </w:p>
     <w:p>
@@ -4135,15 +4081,69 @@
           <w:sz w:val="26"/>
           <w:szCs w:val="26"/>
         </w:rPr>
-        <w:t xml:space="preserve">Bảng 5.2: Kết quả pgbench (máy ảo 2 vCPU, cấu hình PostgreSQL mặc định)</w:t>
-      </w:r>
-      <w:r>
-        <w:rPr>
-          <w:rFonts w:ascii="Times New Roman" w:cs="Times New Roman" w:eastAsia="Times New Roman" w:hAnsi="Times New Roman"/>
-          <w:sz w:val="26"/>
-          <w:szCs w:val="26"/>
-        </w:rPr>
-        <w:t xml:space="preserve">	46</w:t>
+        <w:t xml:space="preserve">Bảng 5.2: Thời gian thực thi có và không có index (trung vị 5 lần, 1.035.853 đơn hàng)</w:t>
+      </w:r>
+      <w:r>
+        <w:rPr>
+          <w:rFonts w:ascii="Times New Roman" w:cs="Times New Roman" w:eastAsia="Times New Roman" w:hAnsi="Times New Roman"/>
+          <w:sz w:val="26"/>
+          <w:szCs w:val="26"/>
+        </w:rPr>
+        <w:t xml:space="preserve">	47</w:t>
+      </w:r>
+    </w:p>
+    <w:p>
+      <w:pPr>
+        <w:tabs>
+          <w:tab w:val="right" w:pos="8789" w:leader="dot"/>
+        </w:tabs>
+        <w:spacing w:after="20" w:before="0" w:line="300" w:lineRule="auto"/>
+        <w:ind w:left="340" w:right="680" w:hanging="0"/>
+      </w:pPr>
+      <w:r>
+        <w:rPr>
+          <w:rFonts w:ascii="Times New Roman" w:cs="Times New Roman" w:eastAsia="Times New Roman" w:hAnsi="Times New Roman"/>
+          <w:b w:val="false"/>
+          <w:bCs w:val="false"/>
+          <w:sz w:val="26"/>
+          <w:szCs w:val="26"/>
+        </w:rPr>
+        <w:t xml:space="preserve">Bảng 5.3: Kích thước các index trên bảng orders và products</w:t>
+      </w:r>
+      <w:r>
+        <w:rPr>
+          <w:rFonts w:ascii="Times New Roman" w:cs="Times New Roman" w:eastAsia="Times New Roman" w:hAnsi="Times New Roman"/>
+          <w:sz w:val="26"/>
+          <w:szCs w:val="26"/>
+        </w:rPr>
+        <w:t xml:space="preserve">	48</w:t>
+      </w:r>
+    </w:p>
+    <w:p>
+      <w:pPr>
+        <w:tabs>
+          <w:tab w:val="right" w:pos="8789" w:leader="dot"/>
+        </w:tabs>
+        <w:spacing w:after="20" w:before="0" w:line="300" w:lineRule="auto"/>
+        <w:ind w:left="340" w:right="680" w:hanging="0"/>
+      </w:pPr>
+      <w:r>
+        <w:rPr>
+          <w:rFonts w:ascii="Times New Roman" w:cs="Times New Roman" w:eastAsia="Times New Roman" w:hAnsi="Times New Roman"/>
+          <w:b w:val="false"/>
+          <w:bCs w:val="false"/>
+          <w:sz w:val="26"/>
+          <w:szCs w:val="26"/>
+        </w:rPr>
+        <w:t xml:space="preserve">Bảng 5.4: Kết quả pgbench (máy ảo 2 vCPU, cấu hình PostgreSQL mặc định)</w:t>
+      </w:r>
+      <w:r>
+        <w:rPr>
+          <w:rFonts w:ascii="Times New Roman" w:cs="Times New Roman" w:eastAsia="Times New Roman" w:hAnsi="Times New Roman"/>
+          <w:sz w:val="26"/>
+          <w:szCs w:val="26"/>
+        </w:rPr>
+        <w:t xml:space="preserve">	50</w:t>
       </w:r>
     </w:p>
     <w:p>
@@ -6316,7 +6316,7 @@
           <w:sz w:val="26"/>
           <w:szCs w:val="26"/>
         </w:rPr>
-        <w:t xml:space="preserve">Sinh dữ liệu mẫu đủ lớn (hơn 3.000 sản phẩm, 30.000 đơn hàng) để đo lường; so sánh có/không index bằng EXPLAIN ANALYZE; kiểm chứng tính đúng đắn bằng kịch bản đặt hàng đồng thời.</w:t>
+        <w:t xml:space="preserve">Sinh dữ liệu đủ lớn (hơn 3.000 sản phẩm, 1 triệu đơn hàng, 37 partition) và viết công cụ đo riêng so sánh có/không index bằng EXPLAIN ANALYZE; kiểm chứng tính đúng đắn bằng kịch bản đặt hàng đồng thời với pgbench.</w:t>
       </w:r>
     </w:p>
     <w:p>
@@ -17776,15 +17776,15 @@
           <w:sz w:val="26"/>
           <w:szCs w:val="26"/>
         </w:rPr>
-        <w:t xml:space="preserve">1,6 ms</w:t>
-      </w:r>
-      <w:r>
-        <w:rPr>
-          <w:rFonts w:ascii="Times New Roman" w:cs="Times New Roman" w:eastAsia="Times New Roman" w:hAnsi="Times New Roman"/>
-          <w:sz w:val="26"/>
-          <w:szCs w:val="26"/>
-        </w:rPr>
-        <w:t xml:space="preserve"> khi quét tuần tự (nhanh hơn ~28 lần). Trang quản trị cho phép thêm/xoá thuộc tính tuỳ ý mà không cần ALTER TABLE (Hình 4.7).</w:t>
+        <w:t xml:space="preserve">2,1 ms</w:t>
+      </w:r>
+      <w:r>
+        <w:rPr>
+          <w:rFonts w:ascii="Times New Roman" w:cs="Times New Roman" w:eastAsia="Times New Roman" w:hAnsi="Times New Roman"/>
+          <w:sz w:val="26"/>
+          <w:szCs w:val="26"/>
+        </w:rPr>
+        <w:t xml:space="preserve"> khi quét tuần tự (nhanh hơn ~30 lần). Trang quản trị cho phép thêm/xoá thuộc tính tuỳ ý mà không cần ALTER TABLE (Hình 4.7).</w:t>
       </w:r>
     </w:p>
     <w:p>
@@ -18722,7 +18722,7 @@
           <w:sz w:val="26"/>
           <w:szCs w:val="26"/>
         </w:rPr>
-        <w:t xml:space="preserve">Tìm “nhan kim cuong 18k” trả về 3 nhẫn kim cương viết tay xếp đầu rồi đến các mẫu sinh tự động (Hình 3.2); gõ sai “nhan kim cuog solitare” tầng full-text không khớp, tầng trigram tìm đúng “Nhẫn kim cương vàng 18K Solitaire 6 chấu” với similarity 0,44 (Hình 3.3). Thanh tìm kiếm gợi ý sau 200 ms mỗi lần gõ nhờ prefix search. Full-text có index nhanh hơn quét tuần tự ~7 lần, trigram ~2,5 lần.</w:t>
+        <w:t xml:space="preserve">Tìm “nhan kim cuong 18k” trả về 3 nhẫn kim cương viết tay xếp đầu rồi đến các mẫu sinh tự động (Hình 3.2); gõ sai “nhan kim cuog solitare” tầng full-text không khớp, tầng trigram tìm đúng “Nhẫn kim cương vàng 18K Solitaire 6 chấu” với similarity 0,44 (Hình 3.3). Thanh tìm kiếm gợi ý sau 200 ms mỗi lần gõ nhờ prefix search. Full-text có index nhanh hơn quét tuần tự ~9 lần, trigram ~2,6 lần.</w:t>
       </w:r>
     </w:p>
     <w:p>
@@ -19400,7 +19400,7 @@
           <w:sz w:val="26"/>
           <w:szCs w:val="26"/>
         </w:rPr>
-        <w:t xml:space="preserve">, 0,25 ms so với 1,4 ms khi tính khoảng cách cho toàn bộ 3.033 vector. Khi thêm/sửa sản phẩm trên trang quản trị, API tính lại embedding và ghi trong cùng câu INSERT/UPDATE.</w:t>
+        <w:t xml:space="preserve">, 0,23 ms so với 1,7 ms khi tính khoảng cách cho toàn bộ 3.033 vector (nhanh hơn ~7 lần). Khi thêm/sửa sản phẩm trên trang quản trị, API tính lại embedding và ghi trong cùng câu INSERT/UPDATE.</w:t>
       </w:r>
     </w:p>
     <w:p>
@@ -20067,7 +20067,25 @@
           <w:sz w:val="26"/>
           <w:szCs w:val="26"/>
         </w:rPr>
-        <w:t xml:space="preserve">Với 35.845 đơn rải trong 10 tháng, EXPLAIN cho thấy khi có pruning planner chỉ quét </w:t>
+        <w:t xml:space="preserve">Để kiểm chứng partition ở quy mô thật, nhóm sinh thêm </w:t>
+      </w:r>
+      <w:r>
+        <w:rPr>
+          <w:rFonts w:ascii="Times New Roman" w:cs="Times New Roman" w:eastAsia="Times New Roman" w:hAnsi="Times New Roman"/>
+          <w:b/>
+          <w:bCs/>
+          <w:sz w:val="26"/>
+          <w:szCs w:val="26"/>
+        </w:rPr>
+        <w:t xml:space="preserve">1.035.853 đơn hàng</w:t>
+      </w:r>
+      <w:r>
+        <w:rPr>
+          <w:rFonts w:ascii="Times New Roman" w:cs="Times New Roman" w:eastAsia="Times New Roman" w:hAnsi="Times New Roman"/>
+          <w:sz w:val="26"/>
+          <w:szCs w:val="26"/>
+        </w:rPr>
+        <w:t xml:space="preserve"> (1.543.358 dòng chi tiết, 312 MB) rải đều 34 tháng từ 01/2024 bằng lệnh </w:t>
       </w:r>
       <w:r>
         <w:rPr>
@@ -20075,15 +20093,15 @@
           <w:sz w:val="24"/>
           <w:szCs w:val="24"/>
         </w:rPr>
-        <w:t xml:space="preserve">orders_2026_10</w:t>
-      </w:r>
-      <w:r>
-        <w:rPr>
-          <w:rFonts w:ascii="Times New Roman" w:cs="Times New Roman" w:eastAsia="Times New Roman" w:hAnsi="Times New Roman"/>
-          <w:sz w:val="26"/>
-          <w:szCs w:val="26"/>
-        </w:rPr>
-        <w:t xml:space="preserve"> (0,3 ms); khi tắt pruning phải Append 13 partition (1,7–2 ms) (Hình 3.5). Tổng kích thước BRIN trên 13 partition là </w:t>
+        <w:t xml:space="preserve">npm run seed:big</w:t>
+      </w:r>
+      <w:r>
+        <w:rPr>
+          <w:rFonts w:ascii="Times New Roman" w:cs="Times New Roman" w:eastAsia="Times New Roman" w:hAnsi="Times New Roman"/>
+          <w:sz w:val="26"/>
+          <w:szCs w:val="26"/>
+        </w:rPr>
+        <w:t xml:space="preserve">, tạo thành 37 partition. Với truy vấn doanh thu 2 tuần, planner chỉ quét </w:t>
       </w:r>
       <w:r>
         <w:rPr>
@@ -20093,15 +20111,15 @@
           <w:sz w:val="26"/>
           <w:szCs w:val="26"/>
         </w:rPr>
-        <w:t xml:space="preserve">312 kB</w:t>
-      </w:r>
-      <w:r>
-        <w:rPr>
-          <w:rFonts w:ascii="Times New Roman" w:cs="Times New Roman" w:eastAsia="Times New Roman" w:hAnsi="Times New Roman"/>
-          <w:sz w:val="26"/>
-          <w:szCs w:val="26"/>
-        </w:rPr>
-        <w:t xml:space="preserve"> so với </w:t>
+        <w:t xml:space="preserve">1/37 partition</w:t>
+      </w:r>
+      <w:r>
+        <w:rPr>
+          <w:rFonts w:ascii="Times New Roman" w:cs="Times New Roman" w:eastAsia="Times New Roman" w:hAnsi="Times New Roman"/>
+          <w:sz w:val="26"/>
+          <w:szCs w:val="26"/>
+        </w:rPr>
+        <w:t xml:space="preserve"> và mất </w:t>
       </w:r>
       <w:r>
         <w:rPr>
@@ -20111,15 +20129,69 @@
           <w:sz w:val="26"/>
           <w:szCs w:val="26"/>
         </w:rPr>
-        <w:t xml:space="preserve">1.000 kB</w:t>
-      </w:r>
-      <w:r>
-        <w:rPr>
-          <w:rFonts w:ascii="Times New Roman" w:cs="Times New Roman" w:eastAsia="Times New Roman" w:hAnsi="Times New Roman"/>
-          <w:sz w:val="26"/>
-          <w:szCs w:val="26"/>
-        </w:rPr>
-        <w:t xml:space="preserve"> của B-tree tương đương; khoảng cách này càng lớn khi dữ liệu tăng vì BRIN tăng theo số khối chứ không theo số dòng. Trang quản trị hiển thị số dòng và dung lượng từng partition (Hình 3.8).</w:t>
+        <w:t xml:space="preserve">3,3 ms</w:t>
+      </w:r>
+      <w:r>
+        <w:rPr>
+          <w:rFonts w:ascii="Times New Roman" w:cs="Times New Roman" w:eastAsia="Times New Roman" w:hAnsi="Times New Roman"/>
+          <w:sz w:val="26"/>
+          <w:szCs w:val="26"/>
+        </w:rPr>
+        <w:t xml:space="preserve">; khi tắt pruning phải Append cả 37 partition, </w:t>
+      </w:r>
+      <w:r>
+        <w:rPr>
+          <w:rFonts w:ascii="Times New Roman" w:cs="Times New Roman" w:eastAsia="Times New Roman" w:hAnsi="Times New Roman"/>
+          <w:b/>
+          <w:bCs/>
+          <w:sz w:val="26"/>
+          <w:szCs w:val="26"/>
+        </w:rPr>
+        <w:t xml:space="preserve">66 ms</w:t>
+      </w:r>
+      <w:r>
+        <w:rPr>
+          <w:rFonts w:ascii="Times New Roman" w:cs="Times New Roman" w:eastAsia="Times New Roman" w:hAnsi="Times New Roman"/>
+          <w:sz w:val="26"/>
+          <w:szCs w:val="26"/>
+        </w:rPr>
+        <w:t xml:space="preserve"> (nhanh hơn ~20 lần). Báo cáo một tháng theo trạng thái: 10 ms so với 62 ms. Tổng kích thước BRIN trên 37 partition là </w:t>
+      </w:r>
+      <w:r>
+        <w:rPr>
+          <w:rFonts w:ascii="Times New Roman" w:cs="Times New Roman" w:eastAsia="Times New Roman" w:hAnsi="Times New Roman"/>
+          <w:b/>
+          <w:bCs/>
+          <w:sz w:val="26"/>
+          <w:szCs w:val="26"/>
+        </w:rPr>
+        <w:t xml:space="preserve">888 kB</w:t>
+      </w:r>
+      <w:r>
+        <w:rPr>
+          <w:rFonts w:ascii="Times New Roman" w:cs="Times New Roman" w:eastAsia="Times New Roman" w:hAnsi="Times New Roman"/>
+          <w:sz w:val="26"/>
+          <w:szCs w:val="26"/>
+        </w:rPr>
+        <w:t xml:space="preserve"> so với </w:t>
+      </w:r>
+      <w:r>
+        <w:rPr>
+          <w:rFonts w:ascii="Times New Roman" w:cs="Times New Roman" w:eastAsia="Times New Roman" w:hAnsi="Times New Roman"/>
+          <w:b/>
+          <w:bCs/>
+          <w:sz w:val="26"/>
+          <w:szCs w:val="26"/>
+        </w:rPr>
+        <w:t xml:space="preserve">23 MB</w:t>
+      </w:r>
+      <w:r>
+        <w:rPr>
+          <w:rFonts w:ascii="Times New Roman" w:cs="Times New Roman" w:eastAsia="Times New Roman" w:hAnsi="Times New Roman"/>
+          <w:sz w:val="26"/>
+          <w:szCs w:val="26"/>
+        </w:rPr>
+        <w:t xml:space="preserve"> của B-tree tương đương (nhỏ hơn 26 lần); BRIN tăng theo số khối chứ không theo số dòng nên khoảng cách này càng lớn khi dữ liệu tăng. Một kết quả trung thực khác: với partition theo tháng, mỗi partition chỉ ~30.000 dòng nằm gọn trong bộ nhớ đệm nên ép dùng BRIN để lọc 3 ngày (2,7 ms) không nhanh hơn quét tuần tự partition đó (1,9 ms) — nghĩa là khi đã partition, giá trị của BRIN nằm ở kích thước, còn tốc độ đến từ pruning. Trang quản trị hiển thị số dòng và dung lượng từng partition (Hình 3.8).</w:t>
       </w:r>
     </w:p>
     <w:p>
@@ -20131,7 +20203,7 @@
       <w:r>
         <w:drawing>
           <wp:inline distT="0" distB="0" distL="0" distR="0">
-            <wp:extent cx="5581650" cy="2124075"/>
+            <wp:extent cx="5581650" cy="3067050"/>
             <wp:effectExtent t="0" r="0" b="0" l="0"/>
             <wp:docPr id="1" name="" descr="" title=""/>
             <wp:cNvGraphicFramePr>
@@ -20156,7 +20228,7 @@
                   <pic:spPr bwMode="auto">
                     <a:xfrm>
                       <a:off x="0" y="0"/>
-                      <a:ext cx="5581650" cy="2124075"/>
+                      <a:ext cx="5581650" cy="3067050"/>
                     </a:xfrm>
                     <a:prstGeom prst="rect">
                       <a:avLst/>
@@ -20184,7 +20256,7 @@
           <w:sz w:val="26"/>
           <w:szCs w:val="26"/>
         </w:rPr>
-        <w:t xml:space="preserve">Hình 3.5: Partition pruning: chỉ quét orders_2026_10 (trái) so với Append 13 partition (phải)</w:t>
+        <w:t xml:space="preserve">Hình 3.5: Partition pruning: chỉ quét 1 partition (trái) so với Append toàn bộ partition (phải)</w:t>
       </w:r>
     </w:p>
     <w:p>
@@ -21294,7 +21366,7 @@
           <w:sz w:val="26"/>
           <w:szCs w:val="26"/>
         </w:rPr>
-        <w:t xml:space="preserve">, 45 giao dịch nhận lỗi OUT_OF_STOCK, stock cuối cùng = 0, không có giao dịch nào làm kho âm. Huỷ đơn (</w:t>
+        <w:t xml:space="preserve">, 45 giao dịch nhận lỗi OUT_OF_STOCK, stock cuối cùng = 0, không có giao dịch nào làm kho âm. Thông lượng với 30 client đặt hàng liên tục trên CSDL 1 triệu đơn đạt ~1.090 đơn/giây, độ trễ trung bình 28 ms. Huỷ đơn (</w:t>
       </w:r>
       <w:r>
         <w:rPr>
@@ -21361,7 +21433,7 @@
           <w:sz w:val="26"/>
           <w:szCs w:val="26"/>
         </w:rPr>
-        <w:t xml:space="preserve">Dashboard cần doanh thu theo ngày trong 30 ngày, top sản phẩm bán chạy, doanh thu theo danh mục theo tháng. Mỗi lần mở trang mà JOIN và GROUP BY hàng chục nghìn </w:t>
+        <w:t xml:space="preserve">Dashboard cần doanh thu theo ngày trong 30 ngày, top sản phẩm bán chạy, doanh thu theo danh mục theo tháng. Mỗi lần mở trang mà JOIN và GROUP BY hàng triệu dòng </w:t>
       </w:r>
       <w:r>
         <w:rPr>
@@ -22219,7 +22291,7 @@
           <w:sz w:val="26"/>
           <w:szCs w:val="26"/>
         </w:rPr>
-        <w:t xml:space="preserve">Đọc doanh thu 30 ngày từ materialized view mất </w:t>
+        <w:t xml:space="preserve">Trên CSDL 1 triệu đơn, đọc doanh thu 30 ngày từ materialized view mất </w:t>
       </w:r>
       <w:r>
         <w:rPr>
@@ -22229,7 +22301,7 @@
           <w:sz w:val="26"/>
           <w:szCs w:val="26"/>
         </w:rPr>
-        <w:t xml:space="preserve">0,012 ms</w:t>
+        <w:t xml:space="preserve">0,018 ms</w:t>
       </w:r>
       <w:r>
         <w:rPr>
@@ -22247,15 +22319,49 @@
           <w:sz w:val="26"/>
           <w:szCs w:val="26"/>
         </w:rPr>
-        <w:t xml:space="preserve">1,8 ms</w:t>
-      </w:r>
-      <w:r>
-        <w:rPr>
-          <w:rFonts w:ascii="Times New Roman" w:cs="Times New Roman" w:eastAsia="Times New Roman" w:hAnsi="Times New Roman"/>
-          <w:sz w:val="26"/>
-          <w:szCs w:val="26"/>
-        </w:rPr>
-        <w:t xml:space="preserve"> khi tính trực tiếp trên bảng orders (nhanh hơn ~150 lần, và không đổi khi số đơn tăng). REFRESH CONCURRENTLY cả 3 view với 37.500 dòng chi tiết đơn mất khoảng 290 ms. Khi tồn kho một sản phẩm giảm xuống 1, trình duyệt quản trị nhận thông báo trong dưới 100 ms mà không cần tải lại (Hình 3.7); khi khách đặt đơn mới, số liệu “hôm nay” trên dashboard tự cập nhật.</w:t>
+        <w:t xml:space="preserve">19,4 ms</w:t>
+      </w:r>
+      <w:r>
+        <w:rPr>
+          <w:rFonts w:ascii="Times New Roman" w:cs="Times New Roman" w:eastAsia="Times New Roman" w:hAnsi="Times New Roman"/>
+          <w:sz w:val="26"/>
+          <w:szCs w:val="26"/>
+        </w:rPr>
+        <w:t xml:space="preserve"> khi tính trực tiếp trên bảng orders (nhanh hơn ~1.000 lần); top 10 sản phẩm bán chạy đọc từ </w:t>
+      </w:r>
+      <w:r>
+        <w:rPr>
+          <w:rFonts w:ascii="Courier New" w:cs="Courier New" w:eastAsia="Courier New" w:hAnsi="Courier New"/>
+          <w:sz w:val="24"/>
+          <w:szCs w:val="24"/>
+        </w:rPr>
+        <w:t xml:space="preserve">mv_top_products</w:t>
+      </w:r>
+      <w:r>
+        <w:rPr>
+          <w:rFonts w:ascii="Times New Roman" w:cs="Times New Roman" w:eastAsia="Times New Roman" w:hAnsi="Times New Roman"/>
+          <w:sz w:val="26"/>
+          <w:szCs w:val="26"/>
+        </w:rPr>
+        <w:t xml:space="preserve"> mất 0,02 ms trong khi JOIN và GROUP BY 1,5 triệu dòng chi tiết mất </w:t>
+      </w:r>
+      <w:r>
+        <w:rPr>
+          <w:rFonts w:ascii="Times New Roman" w:cs="Times New Roman" w:eastAsia="Times New Roman" w:hAnsi="Times New Roman"/>
+          <w:b/>
+          <w:bCs/>
+          <w:sz w:val="26"/>
+          <w:szCs w:val="26"/>
+        </w:rPr>
+        <w:t xml:space="preserve">1,14 giây</w:t>
+      </w:r>
+      <w:r>
+        <w:rPr>
+          <w:rFonts w:ascii="Times New Roman" w:cs="Times New Roman" w:eastAsia="Times New Roman" w:hAnsi="Times New Roman"/>
+          <w:sz w:val="26"/>
+          <w:szCs w:val="26"/>
+        </w:rPr>
+        <w:t xml:space="preserve"> – đây là loại truy vấn không thể chạy mỗi lần mở dashboard. REFRESH CONCURRENTLY cả 3 view mất vài giây và có thể đặt lịch. Khi tồn kho một sản phẩm giảm xuống 1, trình duyệt quản trị nhận thông báo trong dưới 100 ms mà không cần tải lại (Hình 3.7); khi khách đặt đơn mới, số liệu “hôm nay” trên dashboard tự cập nhật.</w:t>
       </w:r>
     </w:p>
     <w:p>
@@ -22561,7 +22667,7 @@
                 <w:sz w:val="26"/>
                 <w:szCs w:val="26"/>
               </w:rPr>
-              <w:t xml:space="preserve">Dashboard “sắp hết hàng”. Chỉ index các dòng thoả điều kiện → 40 kB so với 168 kB của khoá chính; truy vấn 0,018 ms.</w:t>
+              <w:t xml:space="preserve">Dashboard “sắp hết hàng”. Chỉ index các dòng thoả điều kiện → 40 kB so với 168 kB của khoá chính; 0,02 ms so với 1,7 ms quét bảng (86×).</w:t>
             </w:r>
           </w:p>
         </w:tc>
@@ -22645,7 +22751,7 @@
                 <w:sz w:val="26"/>
                 <w:szCs w:val="26"/>
               </w:rPr>
-              <w:t xml:space="preserve">Danh sách đơn chờ xử lý; đơn đã hoàn tất không chiếm chỗ trong index.</w:t>
+              <w:t xml:space="preserve">Danh sách đơn chờ xử lý trên 1 triệu đơn: 0,2 ms so với 98 ms quét bảng (~480×); index 17 MB vì đơn đã hoàn tất không chiếm chỗ.</w:t>
             </w:r>
           </w:p>
         </w:tc>
@@ -22701,7 +22807,7 @@
                 <w:sz w:val="22"/>
                 <w:szCs w:val="22"/>
               </w:rPr>
-              <w:t xml:space="preserve">idx_orders_customer_cover ON orders (customer_id, created_at DESC) INCLUDE (status, total)</w:t>
+              <w:t xml:space="preserve">idx_orders_customer_cover ON orders (customer_id, created_at DESC) INCLUDE (id, status, total)</w:t>
             </w:r>
           </w:p>
         </w:tc>
@@ -22751,7 +22857,7 @@
                 <w:sz w:val="26"/>
                 <w:szCs w:val="26"/>
               </w:rPr>
-              <w:t xml:space="preserve">, không đọc bảng (Heap Fetches: 0).</w:t>
+              <w:t xml:space="preserve">, Heap Fetches = 0; 0,2 ms so với 52 ms quét 1 triệu đơn (~250×).</w:t>
             </w:r>
           </w:p>
         </w:tc>
@@ -23023,7 +23129,7 @@
       <w:r>
         <w:drawing>
           <wp:inline distT="0" distB="0" distL="0" distR="0">
-            <wp:extent cx="5581650" cy="6858000"/>
+            <wp:extent cx="5581650" cy="8867775"/>
             <wp:effectExtent t="0" r="0" b="0" l="0"/>
             <wp:docPr id="1" name="" descr="" title=""/>
             <wp:cNvGraphicFramePr>
@@ -23048,7 +23154,7 @@
                   <pic:spPr bwMode="auto">
                     <a:xfrm>
                       <a:off x="0" y="0"/>
-                      <a:ext cx="5581650" cy="6858000"/>
+                      <a:ext cx="5581650" cy="8867775"/>
                     </a:xfrm>
                     <a:prstGeom prst="rect">
                       <a:avLst/>
@@ -26988,7 +27094,7 @@
       <w:r>
         <w:drawing>
           <wp:inline distT="0" distB="0" distL="0" distR="0">
-            <wp:extent cx="5038725" cy="6762750"/>
+            <wp:extent cx="5038725" cy="7096125"/>
             <wp:effectExtent t="0" r="0" b="0" l="0"/>
             <wp:docPr id="1" name="" descr="" title=""/>
             <wp:cNvGraphicFramePr>
@@ -27013,7 +27119,7 @@
                   <pic:spPr bwMode="auto">
                     <a:xfrm>
                       <a:off x="0" y="0"/>
-                      <a:ext cx="5038725" cy="6762750"/>
+                      <a:ext cx="5038725" cy="7096125"/>
                     </a:xfrm>
                     <a:prstGeom prst="rect">
                       <a:avLst/>
@@ -27511,7 +27617,7 @@
           <w:sz w:val="26"/>
           <w:szCs w:val="26"/>
         </w:rPr>
-        <w:t xml:space="preserve">5.1. Môi trường và dữ liệu thử nghiệm</w:t>
+        <w:t xml:space="preserve">5.1. Dữ liệu thử nghiệm: 1 triệu đơn hàng</w:t>
       </w:r>
     </w:p>
     <w:p>
@@ -27526,7 +27632,7 @@
           <w:sz w:val="26"/>
           <w:szCs w:val="26"/>
         </w:rPr>
-        <w:t xml:space="preserve">Toàn bộ số liệu được đo trên PostgreSQL 16.15 chạy trong container Linux (cấu hình mặc định, </w:t>
+        <w:t xml:space="preserve">Dữ liệu mẫu ban đầu (30.000 đơn) đủ để chạy ứng dụng nhưng quá nhỏ để thấy giá trị của partition và index – mọi bảng đều nằm gọn trong bộ nhớ đệm. Vì vậy nhóm viết thêm script </w:t>
       </w:r>
       <w:r>
         <w:rPr>
@@ -27534,15 +27640,15 @@
           <w:sz w:val="24"/>
           <w:szCs w:val="24"/>
         </w:rPr>
-        <w:t xml:space="preserve">shared_buffers</w:t>
-      </w:r>
-      <w:r>
-        <w:rPr>
-          <w:rFonts w:ascii="Times New Roman" w:cs="Times New Roman" w:eastAsia="Times New Roman" w:hAnsi="Times New Roman"/>
-          <w:sz w:val="26"/>
-          <w:szCs w:val="26"/>
-        </w:rPr>
-        <w:t xml:space="preserve"> 128 MB), dữ liệu mẫu do script </w:t>
+        <w:t xml:space="preserve">api/src/seed-big.js</w:t>
+      </w:r>
+      <w:r>
+        <w:rPr>
+          <w:rFonts w:ascii="Times New Roman" w:cs="Times New Roman" w:eastAsia="Times New Roman" w:hAnsi="Times New Roman"/>
+          <w:sz w:val="26"/>
+          <w:szCs w:val="26"/>
+        </w:rPr>
+        <w:t xml:space="preserve"> (</w:t>
       </w:r>
       <w:r>
         <w:rPr>
@@ -27550,15 +27656,51 @@
           <w:sz w:val="24"/>
           <w:szCs w:val="24"/>
         </w:rPr>
-        <w:t xml:space="preserve">seed.sql</w:t>
-      </w:r>
-      <w:r>
-        <w:rPr>
-          <w:rFonts w:ascii="Times New Roman" w:cs="Times New Roman" w:eastAsia="Times New Roman" w:hAnsi="Times New Roman"/>
-          <w:sz w:val="26"/>
-          <w:szCs w:val="26"/>
-        </w:rPr>
-        <w:t xml:space="preserve"> sinh ra: 7 danh mục, 3.033 sản phẩm (40 sản phẩm viết tay với thuộc tính đầy đủ + 3.000 sản phẩm sinh tự động), 500 khách hàng, khoảng 30.000 đơn hàng rải từ tháng 1 đến tháng 10/2026 với 37.500 dòng chi tiết. Trước khi đo đã chạy </w:t>
+        <w:t xml:space="preserve">npm run seed:big</w:t>
+      </w:r>
+      <w:r>
+        <w:rPr>
+          <w:rFonts w:ascii="Times New Roman" w:cs="Times New Roman" w:eastAsia="Times New Roman" w:hAnsi="Times New Roman"/>
+          <w:sz w:val="26"/>
+          <w:szCs w:val="26"/>
+        </w:rPr>
+        <w:t xml:space="preserve">) sinh </w:t>
+      </w:r>
+      <w:r>
+        <w:rPr>
+          <w:rFonts w:ascii="Times New Roman" w:cs="Times New Roman" w:eastAsia="Times New Roman" w:hAnsi="Times New Roman"/>
+          <w:b/>
+          <w:bCs/>
+          <w:sz w:val="26"/>
+          <w:szCs w:val="26"/>
+        </w:rPr>
+        <w:t xml:space="preserve">1.035.853 đơn hàng</w:t>
+      </w:r>
+      <w:r>
+        <w:rPr>
+          <w:rFonts w:ascii="Times New Roman" w:cs="Times New Roman" w:eastAsia="Times New Roman" w:hAnsi="Times New Roman"/>
+          <w:sz w:val="26"/>
+          <w:szCs w:val="26"/>
+        </w:rPr>
+        <w:t xml:space="preserve"> và </w:t>
+      </w:r>
+      <w:r>
+        <w:rPr>
+          <w:rFonts w:ascii="Times New Roman" w:cs="Times New Roman" w:eastAsia="Times New Roman" w:hAnsi="Times New Roman"/>
+          <w:b/>
+          <w:bCs/>
+          <w:sz w:val="26"/>
+          <w:szCs w:val="26"/>
+        </w:rPr>
+        <w:t xml:space="preserve">1.543.358 dòng chi tiết</w:t>
+      </w:r>
+      <w:r>
+        <w:rPr>
+          <w:rFonts w:ascii="Times New Roman" w:cs="Times New Roman" w:eastAsia="Times New Roman" w:hAnsi="Times New Roman"/>
+          <w:sz w:val="26"/>
+          <w:szCs w:val="26"/>
+        </w:rPr>
+        <w:t xml:space="preserve"> rải đều từ 01/2024 đến 10/2026, tự tạo partition cho từng tháng bằng hàm </w:t>
       </w:r>
       <w:r>
         <w:rPr>
@@ -27566,47 +27708,15 @@
           <w:sz w:val="24"/>
           <w:szCs w:val="24"/>
         </w:rPr>
-        <w:t xml:space="preserve">VACUUM ANALYZE</w:t>
-      </w:r>
-      <w:r>
-        <w:rPr>
-          <w:rFonts w:ascii="Times New Roman" w:cs="Times New Roman" w:eastAsia="Times New Roman" w:hAnsi="Times New Roman"/>
-          <w:sz w:val="26"/>
-          <w:szCs w:val="26"/>
-        </w:rPr>
-        <w:t xml:space="preserve">. Mỗi truy vấn chạy 3 lần, lấy lần nhanh nhất (loại bỏ ảnh hưởng cache lạnh).</w:t>
-      </w:r>
-    </w:p>
-    <w:p>
-      <w:pPr>
-        <w:pStyle w:val="Heading2"/>
-        <w:keepNext/>
-        <w:spacing w:after="120" w:before="240" w:line="360" w:lineRule="auto"/>
-      </w:pPr>
-      <w:r>
-        <w:rPr>
-          <w:rFonts w:ascii="Times New Roman" w:cs="Times New Roman" w:eastAsia="Times New Roman" w:hAnsi="Times New Roman"/>
-          <w:b/>
-          <w:bCs/>
-          <w:sz w:val="26"/>
-          <w:szCs w:val="26"/>
-        </w:rPr>
-        <w:t xml:space="preserve">5.2. So sánh hiệu năng có và không có index (EXPLAIN ANALYZE)</w:t>
-      </w:r>
-    </w:p>
-    <w:p>
-      <w:pPr>
-        <w:spacing w:after="120" w:before="0" w:line="360" w:lineRule="auto"/>
-        <w:ind w:firstLine="567"/>
-        <w:jc w:val="both"/>
-      </w:pPr>
-      <w:r>
-        <w:rPr>
-          <w:rFonts w:ascii="Times New Roman" w:cs="Times New Roman" w:eastAsia="Times New Roman" w:hAnsi="Times New Roman"/>
-          <w:sz w:val="26"/>
-          <w:szCs w:val="26"/>
-        </w:rPr>
-        <w:t xml:space="preserve">Phương pháp: chạy cùng một câu SQL hai lần; lần hai đặt </w:t>
+        <w:t xml:space="preserve">ensure_orders_partition()</w:t>
+      </w:r>
+      <w:r>
+        <w:rPr>
+          <w:rFonts w:ascii="Times New Roman" w:cs="Times New Roman" w:eastAsia="Times New Roman" w:hAnsi="Times New Roman"/>
+          <w:sz w:val="26"/>
+          <w:szCs w:val="26"/>
+        </w:rPr>
+        <w:t xml:space="preserve">. Script chèn theo từng tháng bằng </w:t>
       </w:r>
       <w:r>
         <w:rPr>
@@ -27614,15 +27724,15 @@
           <w:sz w:val="24"/>
           <w:szCs w:val="24"/>
         </w:rPr>
-        <w:t xml:space="preserve">SET LOCAL enable_&lt;loại scan&gt; = off</w:t>
-      </w:r>
-      <w:r>
-        <w:rPr>
-          <w:rFonts w:ascii="Times New Roman" w:cs="Times New Roman" w:eastAsia="Times New Roman" w:hAnsi="Times New Roman"/>
-          <w:sz w:val="26"/>
-          <w:szCs w:val="26"/>
-        </w:rPr>
-        <w:t xml:space="preserve"> để buộc planner không dùng index. Với materialized view thì so với câu truy vấn tính trực tiếp. Script </w:t>
+        <w:t xml:space="preserve">generate_series</w:t>
+      </w:r>
+      <w:r>
+        <w:rPr>
+          <w:rFonts w:ascii="Times New Roman" w:cs="Times New Roman" w:eastAsia="Times New Roman" w:hAnsi="Times New Roman"/>
+          <w:sz w:val="26"/>
+          <w:szCs w:val="26"/>
+        </w:rPr>
+        <w:t xml:space="preserve"> ngay trong CSDL (không đi qua ứng dụng) nên mất khoảng 100 giây; số lượng có thể đổi qua biến môi trường </w:t>
       </w:r>
       <w:r>
         <w:rPr>
@@ -27630,15 +27740,15 @@
           <w:sz w:val="24"/>
           <w:szCs w:val="24"/>
         </w:rPr>
-        <w:t xml:space="preserve">db/benchmark/explain_before_after.sql</w:t>
-      </w:r>
-      <w:r>
-        <w:rPr>
-          <w:rFonts w:ascii="Times New Roman" w:cs="Times New Roman" w:eastAsia="Times New Roman" w:hAnsi="Times New Roman"/>
-          <w:sz w:val="26"/>
-          <w:szCs w:val="26"/>
-        </w:rPr>
-        <w:t xml:space="preserve"> và trang Admin → Monitor &amp; Benchmark đều cho ra kết quả này.</w:t>
+        <w:t xml:space="preserve">BIG_ORDERS</w:t>
+      </w:r>
+      <w:r>
+        <w:rPr>
+          <w:rFonts w:ascii="Times New Roman" w:cs="Times New Roman" w:eastAsia="Times New Roman" w:hAnsi="Times New Roman"/>
+          <w:sz w:val="26"/>
+          <w:szCs w:val="26"/>
+        </w:rPr>
+        <w:t xml:space="preserve">.</w:t>
       </w:r>
     </w:p>
     <w:p>
@@ -27656,7 +27766,7 @@
           <w:sz w:val="26"/>
           <w:szCs w:val="26"/>
         </w:rPr>
-        <w:t xml:space="preserve">Bảng 5.1: Thời gian thực thi có và không có index trên dữ liệu mẫu</w:t>
+        <w:t xml:space="preserve">Bảng 5.1: Môi trường và dữ liệu thử nghiệm</w:t>
       </w:r>
     </w:p>
     <w:tbl>
@@ -27672,11 +27782,8 @@
         </w:tblBorders>
       </w:tblPr>
       <w:tblGrid>
-        <w:gridCol w:w="2856"/>
-        <w:gridCol w:w="1428"/>
-        <w:gridCol w:w="1538"/>
-        <w:gridCol w:w="1208"/>
-        <w:gridCol w:w="1758"/>
+        <w:gridCol w:w="2747"/>
+        <w:gridCol w:w="6042"/>
       </w:tblGrid>
       <w:tr>
         <w:trPr>
@@ -27684,7 +27791,7 @@
         </w:trPr>
         <w:tc>
           <w:tcPr>
-            <w:tcW w:type="dxa" w:w="2856"/>
+            <w:tcW w:type="dxa" w:w="2747"/>
             <w:shd w:fill="F6EFDD" w:color="auto" w:val="clear"/>
             <w:tcMar>
               <w:top w:type="dxa" w:w="40"/>
@@ -27707,13 +27814,13 @@
                 <w:sz w:val="26"/>
                 <w:szCs w:val="26"/>
               </w:rPr>
-              <w:t xml:space="preserve">Kịch bản</w:t>
-            </w:r>
-          </w:p>
-        </w:tc>
-        <w:tc>
-          <w:tcPr>
-            <w:tcW w:type="dxa" w:w="1428"/>
+              <w:t xml:space="preserve">Chỉ số</w:t>
+            </w:r>
+          </w:p>
+        </w:tc>
+        <w:tc>
+          <w:tcPr>
+            <w:tcW w:type="dxa" w:w="6042"/>
             <w:shd w:fill="F6EFDD" w:color="auto" w:val="clear"/>
             <w:tcMar>
               <w:top w:type="dxa" w:w="40"/>
@@ -27736,13 +27843,947 @@
                 <w:sz w:val="26"/>
                 <w:szCs w:val="26"/>
               </w:rPr>
-              <w:t xml:space="preserve">Có index (ms)</w:t>
-            </w:r>
-          </w:p>
-        </w:tc>
-        <w:tc>
-          <w:tcPr>
-            <w:tcW w:type="dxa" w:w="1538"/>
+              <w:t xml:space="preserve">Giá trị</w:t>
+            </w:r>
+          </w:p>
+        </w:tc>
+      </w:tr>
+      <w:tr>
+        <w:tc>
+          <w:tcPr>
+            <w:tcW w:type="dxa" w:w="2747"/>
+            <w:tcMar>
+              <w:top w:type="dxa" w:w="40"/>
+              <w:left w:type="dxa" w:w="80"/>
+              <w:bottom w:type="dxa" w:w="40"/>
+              <w:right w:type="dxa" w:w="80"/>
+            </w:tcMar>
+            <w:vAlign w:val="center"/>
+          </w:tcPr>
+          <w:p>
+            <w:pPr>
+              <w:spacing w:after="0" w:line="276" w:lineRule="auto"/>
+              <w:jc w:val="left"/>
+            </w:pPr>
+            <w:r>
+              <w:rPr>
+                <w:rFonts w:ascii="Times New Roman" w:cs="Times New Roman" w:eastAsia="Times New Roman" w:hAnsi="Times New Roman"/>
+                <w:b w:val="false"/>
+                <w:bCs w:val="false"/>
+                <w:sz w:val="26"/>
+                <w:szCs w:val="26"/>
+              </w:rPr>
+              <w:t xml:space="preserve">PostgreSQL</w:t>
+            </w:r>
+          </w:p>
+        </w:tc>
+        <w:tc>
+          <w:tcPr>
+            <w:tcW w:type="dxa" w:w="6042"/>
+            <w:tcMar>
+              <w:top w:type="dxa" w:w="40"/>
+              <w:left w:type="dxa" w:w="80"/>
+              <w:bottom w:type="dxa" w:w="40"/>
+              <w:right w:type="dxa" w:w="80"/>
+            </w:tcMar>
+            <w:vAlign w:val="center"/>
+          </w:tcPr>
+          <w:p>
+            <w:pPr>
+              <w:spacing w:after="0" w:line="276" w:lineRule="auto"/>
+              <w:jc w:val="left"/>
+            </w:pPr>
+            <w:r>
+              <w:rPr>
+                <w:rFonts w:ascii="Times New Roman" w:cs="Times New Roman" w:eastAsia="Times New Roman" w:hAnsi="Times New Roman"/>
+                <w:b w:val="false"/>
+                <w:bCs w:val="false"/>
+                <w:sz w:val="26"/>
+                <w:szCs w:val="26"/>
+              </w:rPr>
+              <w:t xml:space="preserve">16.15, container Linux 2 vCPU, cấu hình mặc định (shared_buffers 128 MB, work_mem 4 MB)</w:t>
+            </w:r>
+          </w:p>
+        </w:tc>
+      </w:tr>
+      <w:tr>
+        <w:tc>
+          <w:tcPr>
+            <w:tcW w:type="dxa" w:w="2747"/>
+            <w:tcMar>
+              <w:top w:type="dxa" w:w="40"/>
+              <w:left w:type="dxa" w:w="80"/>
+              <w:bottom w:type="dxa" w:w="40"/>
+              <w:right w:type="dxa" w:w="80"/>
+            </w:tcMar>
+            <w:vAlign w:val="center"/>
+          </w:tcPr>
+          <w:p>
+            <w:pPr>
+              <w:spacing w:after="0" w:line="276" w:lineRule="auto"/>
+              <w:jc w:val="left"/>
+            </w:pPr>
+            <w:r>
+              <w:rPr>
+                <w:rFonts w:ascii="Times New Roman" w:cs="Times New Roman" w:eastAsia="Times New Roman" w:hAnsi="Times New Roman"/>
+                <w:b w:val="false"/>
+                <w:bCs w:val="false"/>
+                <w:sz w:val="26"/>
+                <w:szCs w:val="26"/>
+              </w:rPr>
+              <w:t xml:space="preserve">Sản phẩm</w:t>
+            </w:r>
+          </w:p>
+        </w:tc>
+        <w:tc>
+          <w:tcPr>
+            <w:tcW w:type="dxa" w:w="6042"/>
+            <w:tcMar>
+              <w:top w:type="dxa" w:w="40"/>
+              <w:left w:type="dxa" w:w="80"/>
+              <w:bottom w:type="dxa" w:w="40"/>
+              <w:right w:type="dxa" w:w="80"/>
+            </w:tcMar>
+            <w:vAlign w:val="center"/>
+          </w:tcPr>
+          <w:p>
+            <w:pPr>
+              <w:spacing w:after="0" w:line="276" w:lineRule="auto"/>
+              <w:jc w:val="left"/>
+            </w:pPr>
+            <w:r>
+              <w:rPr>
+                <w:rFonts w:ascii="Times New Roman" w:cs="Times New Roman" w:eastAsia="Times New Roman" w:hAnsi="Times New Roman"/>
+                <w:b w:val="false"/>
+                <w:bCs w:val="false"/>
+                <w:sz w:val="26"/>
+                <w:szCs w:val="26"/>
+              </w:rPr>
+              <w:t xml:space="preserve">3.033 (40 viết tay + 2.993 sinh tự động), mỗi sản phẩm có JSONB, tsvector và vector 256 chiều</w:t>
+            </w:r>
+          </w:p>
+        </w:tc>
+      </w:tr>
+      <w:tr>
+        <w:tc>
+          <w:tcPr>
+            <w:tcW w:type="dxa" w:w="2747"/>
+            <w:tcMar>
+              <w:top w:type="dxa" w:w="40"/>
+              <w:left w:type="dxa" w:w="80"/>
+              <w:bottom w:type="dxa" w:w="40"/>
+              <w:right w:type="dxa" w:w="80"/>
+            </w:tcMar>
+            <w:vAlign w:val="center"/>
+          </w:tcPr>
+          <w:p>
+            <w:pPr>
+              <w:spacing w:after="0" w:line="276" w:lineRule="auto"/>
+              <w:jc w:val="left"/>
+            </w:pPr>
+            <w:r>
+              <w:rPr>
+                <w:rFonts w:ascii="Times New Roman" w:cs="Times New Roman" w:eastAsia="Times New Roman" w:hAnsi="Times New Roman"/>
+                <w:b w:val="false"/>
+                <w:bCs w:val="false"/>
+                <w:sz w:val="26"/>
+                <w:szCs w:val="26"/>
+              </w:rPr>
+              <w:t xml:space="preserve">Đơn hàng</w:t>
+            </w:r>
+          </w:p>
+        </w:tc>
+        <w:tc>
+          <w:tcPr>
+            <w:tcW w:type="dxa" w:w="6042"/>
+            <w:tcMar>
+              <w:top w:type="dxa" w:w="40"/>
+              <w:left w:type="dxa" w:w="80"/>
+              <w:bottom w:type="dxa" w:w="40"/>
+              <w:right w:type="dxa" w:w="80"/>
+            </w:tcMar>
+            <w:vAlign w:val="center"/>
+          </w:tcPr>
+          <w:p>
+            <w:pPr>
+              <w:spacing w:after="0" w:line="276" w:lineRule="auto"/>
+              <w:jc w:val="left"/>
+            </w:pPr>
+            <w:r>
+              <w:rPr>
+                <w:rFonts w:ascii="Times New Roman" w:cs="Times New Roman" w:eastAsia="Times New Roman" w:hAnsi="Times New Roman"/>
+                <w:b w:val="false"/>
+                <w:bCs w:val="false"/>
+                <w:sz w:val="26"/>
+                <w:szCs w:val="26"/>
+              </w:rPr>
+              <w:t xml:space="preserve">1.035.853 dòng, 37 partition theo tháng, 312 MB (kể cả index)</w:t>
+            </w:r>
+          </w:p>
+        </w:tc>
+      </w:tr>
+      <w:tr>
+        <w:tc>
+          <w:tcPr>
+            <w:tcW w:type="dxa" w:w="2747"/>
+            <w:tcMar>
+              <w:top w:type="dxa" w:w="40"/>
+              <w:left w:type="dxa" w:w="80"/>
+              <w:bottom w:type="dxa" w:w="40"/>
+              <w:right w:type="dxa" w:w="80"/>
+            </w:tcMar>
+            <w:vAlign w:val="center"/>
+          </w:tcPr>
+          <w:p>
+            <w:pPr>
+              <w:spacing w:after="0" w:line="276" w:lineRule="auto"/>
+              <w:jc w:val="left"/>
+            </w:pPr>
+            <w:r>
+              <w:rPr>
+                <w:rFonts w:ascii="Times New Roman" w:cs="Times New Roman" w:eastAsia="Times New Roman" w:hAnsi="Times New Roman"/>
+                <w:b w:val="false"/>
+                <w:bCs w:val="false"/>
+                <w:sz w:val="26"/>
+                <w:szCs w:val="26"/>
+              </w:rPr>
+              <w:t xml:space="preserve">Chi tiết đơn</w:t>
+            </w:r>
+          </w:p>
+        </w:tc>
+        <w:tc>
+          <w:tcPr>
+            <w:tcW w:type="dxa" w:w="6042"/>
+            <w:tcMar>
+              <w:top w:type="dxa" w:w="40"/>
+              <w:left w:type="dxa" w:w="80"/>
+              <w:bottom w:type="dxa" w:w="40"/>
+              <w:right w:type="dxa" w:w="80"/>
+            </w:tcMar>
+            <w:vAlign w:val="center"/>
+          </w:tcPr>
+          <w:p>
+            <w:pPr>
+              <w:spacing w:after="0" w:line="276" w:lineRule="auto"/>
+              <w:jc w:val="left"/>
+            </w:pPr>
+            <w:r>
+              <w:rPr>
+                <w:rFonts w:ascii="Times New Roman" w:cs="Times New Roman" w:eastAsia="Times New Roman" w:hAnsi="Times New Roman"/>
+                <w:b w:val="false"/>
+                <w:bCs w:val="false"/>
+                <w:sz w:val="26"/>
+                <w:szCs w:val="26"/>
+              </w:rPr>
+              <w:t xml:space="preserve">1.543.358 dòng, 241 MB</w:t>
+            </w:r>
+          </w:p>
+        </w:tc>
+      </w:tr>
+      <w:tr>
+        <w:tc>
+          <w:tcPr>
+            <w:tcW w:type="dxa" w:w="2747"/>
+            <w:tcMar>
+              <w:top w:type="dxa" w:w="40"/>
+              <w:left w:type="dxa" w:w="80"/>
+              <w:bottom w:type="dxa" w:w="40"/>
+              <w:right w:type="dxa" w:w="80"/>
+            </w:tcMar>
+            <w:vAlign w:val="center"/>
+          </w:tcPr>
+          <w:p>
+            <w:pPr>
+              <w:spacing w:after="0" w:line="276" w:lineRule="auto"/>
+              <w:jc w:val="left"/>
+            </w:pPr>
+            <w:r>
+              <w:rPr>
+                <w:rFonts w:ascii="Times New Roman" w:cs="Times New Roman" w:eastAsia="Times New Roman" w:hAnsi="Times New Roman"/>
+                <w:b w:val="false"/>
+                <w:bCs w:val="false"/>
+                <w:sz w:val="26"/>
+                <w:szCs w:val="26"/>
+              </w:rPr>
+              <w:t xml:space="preserve">Khách hàng</w:t>
+            </w:r>
+          </w:p>
+        </w:tc>
+        <w:tc>
+          <w:tcPr>
+            <w:tcW w:type="dxa" w:w="6042"/>
+            <w:tcMar>
+              <w:top w:type="dxa" w:w="40"/>
+              <w:left w:type="dxa" w:w="80"/>
+              <w:bottom w:type="dxa" w:w="40"/>
+              <w:right w:type="dxa" w:w="80"/>
+            </w:tcMar>
+            <w:vAlign w:val="center"/>
+          </w:tcPr>
+          <w:p>
+            <w:pPr>
+              <w:spacing w:after="0" w:line="276" w:lineRule="auto"/>
+              <w:jc w:val="left"/>
+            </w:pPr>
+            <w:r>
+              <w:rPr>
+                <w:rFonts w:ascii="Times New Roman" w:cs="Times New Roman" w:eastAsia="Times New Roman" w:hAnsi="Times New Roman"/>
+                <w:b w:val="false"/>
+                <w:bCs w:val="false"/>
+                <w:sz w:val="26"/>
+                <w:szCs w:val="26"/>
+              </w:rPr>
+              <w:t xml:space="preserve">1.006</w:t>
+            </w:r>
+          </w:p>
+        </w:tc>
+      </w:tr>
+      <w:tr>
+        <w:tc>
+          <w:tcPr>
+            <w:tcW w:type="dxa" w:w="2747"/>
+            <w:tcMar>
+              <w:top w:type="dxa" w:w="40"/>
+              <w:left w:type="dxa" w:w="80"/>
+              <w:bottom w:type="dxa" w:w="40"/>
+              <w:right w:type="dxa" w:w="80"/>
+            </w:tcMar>
+            <w:vAlign w:val="center"/>
+          </w:tcPr>
+          <w:p>
+            <w:pPr>
+              <w:spacing w:after="0" w:line="276" w:lineRule="auto"/>
+              <w:jc w:val="left"/>
+            </w:pPr>
+            <w:r>
+              <w:rPr>
+                <w:rFonts w:ascii="Times New Roman" w:cs="Times New Roman" w:eastAsia="Times New Roman" w:hAnsi="Times New Roman"/>
+                <w:b w:val="false"/>
+                <w:bCs w:val="false"/>
+                <w:sz w:val="26"/>
+                <w:szCs w:val="26"/>
+              </w:rPr>
+              <w:t xml:space="preserve">Dung lượng CSDL</w:t>
+            </w:r>
+          </w:p>
+        </w:tc>
+        <w:tc>
+          <w:tcPr>
+            <w:tcW w:type="dxa" w:w="6042"/>
+            <w:tcMar>
+              <w:top w:type="dxa" w:w="40"/>
+              <w:left w:type="dxa" w:w="80"/>
+              <w:bottom w:type="dxa" w:w="40"/>
+              <w:right w:type="dxa" w:w="80"/>
+            </w:tcMar>
+            <w:vAlign w:val="center"/>
+          </w:tcPr>
+          <w:p>
+            <w:pPr>
+              <w:spacing w:after="0" w:line="276" w:lineRule="auto"/>
+              <w:jc w:val="left"/>
+            </w:pPr>
+            <w:r>
+              <w:rPr>
+                <w:rFonts w:ascii="Times New Roman" w:cs="Times New Roman" w:eastAsia="Times New Roman" w:hAnsi="Times New Roman"/>
+                <w:b w:val="false"/>
+                <w:bCs w:val="false"/>
+                <w:sz w:val="26"/>
+                <w:szCs w:val="26"/>
+              </w:rPr>
+              <w:t xml:space="preserve">602 MB</w:t>
+            </w:r>
+          </w:p>
+        </w:tc>
+      </w:tr>
+    </w:tbl>
+    <w:p>
+      <w:pPr>
+        <w:spacing w:after="120"/>
+      </w:pPr>
+    </w:p>
+    <w:p>
+      <w:pPr>
+        <w:pStyle w:val="Heading2"/>
+        <w:keepNext/>
+        <w:spacing w:after="120" w:before="240" w:line="360" w:lineRule="auto"/>
+      </w:pPr>
+      <w:r>
+        <w:rPr>
+          <w:rFonts w:ascii="Times New Roman" w:cs="Times New Roman" w:eastAsia="Times New Roman" w:hAnsi="Times New Roman"/>
+          <w:b/>
+          <w:bCs/>
+          <w:sz w:val="26"/>
+          <w:szCs w:val="26"/>
+        </w:rPr>
+        <w:t xml:space="preserve">5.2. Công cụ đo: bench.js</w:t>
+      </w:r>
+    </w:p>
+    <w:p>
+      <w:pPr>
+        <w:spacing w:after="120" w:before="0" w:line="360" w:lineRule="auto"/>
+        <w:ind w:firstLine="567"/>
+        <w:jc w:val="both"/>
+      </w:pPr>
+      <w:r>
+        <w:rPr>
+          <w:rFonts w:ascii="Times New Roman" w:cs="Times New Roman" w:eastAsia="Times New Roman" w:hAnsi="Times New Roman"/>
+          <w:sz w:val="26"/>
+          <w:szCs w:val="26"/>
+        </w:rPr>
+        <w:t xml:space="preserve">Để kết quả lặp lại được và không phụ thuộc thao tác tay, nhóm viết công cụ đo </w:t>
+      </w:r>
+      <w:r>
+        <w:rPr>
+          <w:rFonts w:ascii="Courier New" w:cs="Courier New" w:eastAsia="Courier New" w:hAnsi="Courier New"/>
+          <w:sz w:val="24"/>
+          <w:szCs w:val="24"/>
+        </w:rPr>
+        <w:t xml:space="preserve">api/src/bench.js</w:t>
+      </w:r>
+      <w:r>
+        <w:rPr>
+          <w:rFonts w:ascii="Times New Roman" w:cs="Times New Roman" w:eastAsia="Times New Roman" w:hAnsi="Times New Roman"/>
+          <w:sz w:val="26"/>
+          <w:szCs w:val="26"/>
+        </w:rPr>
+        <w:t xml:space="preserve"> (</w:t>
+      </w:r>
+      <w:r>
+        <w:rPr>
+          <w:rFonts w:ascii="Courier New" w:cs="Courier New" w:eastAsia="Courier New" w:hAnsi="Courier New"/>
+          <w:sz w:val="24"/>
+          <w:szCs w:val="24"/>
+        </w:rPr>
+        <w:t xml:space="preserve">npm run bench</w:t>
+      </w:r>
+      <w:r>
+        <w:rPr>
+          <w:rFonts w:ascii="Times New Roman" w:cs="Times New Roman" w:eastAsia="Times New Roman" w:hAnsi="Times New Roman"/>
+          <w:sz w:val="26"/>
+          <w:szCs w:val="26"/>
+        </w:rPr>
+        <w:t xml:space="preserve">). Công cụ này:</w:t>
+      </w:r>
+    </w:p>
+    <w:p>
+      <w:pPr>
+        <w:pStyle w:val="ListParagraph"/>
+        <w:numPr>
+          <w:ilvl w:val="0"/>
+          <w:numId w:val="2"/>
+        </w:numPr>
+        <w:spacing w:after="60" w:line="360" w:lineRule="auto"/>
+        <w:jc w:val="both"/>
+      </w:pPr>
+      <w:r>
+        <w:rPr>
+          <w:rFonts w:ascii="Times New Roman" w:cs="Times New Roman" w:eastAsia="Times New Roman" w:hAnsi="Times New Roman"/>
+          <w:sz w:val="26"/>
+          <w:szCs w:val="26"/>
+        </w:rPr>
+        <w:t xml:space="preserve">Chạy </w:t>
+      </w:r>
+      <w:r>
+        <w:rPr>
+          <w:rFonts w:ascii="Courier New" w:cs="Courier New" w:eastAsia="Courier New" w:hAnsi="Courier New"/>
+          <w:sz w:val="24"/>
+          <w:szCs w:val="24"/>
+        </w:rPr>
+        <w:t xml:space="preserve">VACUUM ANALYZE</w:t>
+      </w:r>
+      <w:r>
+        <w:rPr>
+          <w:rFonts w:ascii="Times New Roman" w:cs="Times New Roman" w:eastAsia="Times New Roman" w:hAnsi="Times New Roman"/>
+          <w:sz w:val="26"/>
+          <w:szCs w:val="26"/>
+        </w:rPr>
+        <w:t xml:space="preserve"> rồi lần lượt 12 kịch bản, mỗi kịch bản </w:t>
+      </w:r>
+      <w:r>
+        <w:rPr>
+          <w:rFonts w:ascii="Times New Roman" w:cs="Times New Roman" w:eastAsia="Times New Roman" w:hAnsi="Times New Roman"/>
+          <w:b/>
+          <w:bCs/>
+          <w:sz w:val="26"/>
+          <w:szCs w:val="26"/>
+        </w:rPr>
+        <w:t xml:space="preserve">5 lần</w:t>
+      </w:r>
+      <w:r>
+        <w:rPr>
+          <w:rFonts w:ascii="Times New Roman" w:cs="Times New Roman" w:eastAsia="Times New Roman" w:hAnsi="Times New Roman"/>
+          <w:sz w:val="26"/>
+          <w:szCs w:val="26"/>
+        </w:rPr>
+        <w:t xml:space="preserve"> bằng </w:t>
+      </w:r>
+      <w:r>
+        <w:rPr>
+          <w:rFonts w:ascii="Courier New" w:cs="Courier New" w:eastAsia="Courier New" w:hAnsi="Courier New"/>
+          <w:sz w:val="24"/>
+          <w:szCs w:val="24"/>
+        </w:rPr>
+        <w:t xml:space="preserve">EXPLAIN (ANALYZE, BUFFERS, FORMAT JSON)</w:t>
+      </w:r>
+      <w:r>
+        <w:rPr>
+          <w:rFonts w:ascii="Times New Roman" w:cs="Times New Roman" w:eastAsia="Times New Roman" w:hAnsi="Times New Roman"/>
+          <w:sz w:val="26"/>
+          <w:szCs w:val="26"/>
+        </w:rPr>
+        <w:t xml:space="preserve"> và lấy </w:t>
+      </w:r>
+      <w:r>
+        <w:rPr>
+          <w:rFonts w:ascii="Times New Roman" w:cs="Times New Roman" w:eastAsia="Times New Roman" w:hAnsi="Times New Roman"/>
+          <w:b/>
+          <w:bCs/>
+          <w:sz w:val="26"/>
+          <w:szCs w:val="26"/>
+        </w:rPr>
+        <w:t xml:space="preserve">trung vị</w:t>
+      </w:r>
+      <w:r>
+        <w:rPr>
+          <w:rFonts w:ascii="Times New Roman" w:cs="Times New Roman" w:eastAsia="Times New Roman" w:hAnsi="Times New Roman"/>
+          <w:sz w:val="26"/>
+          <w:szCs w:val="26"/>
+        </w:rPr>
+        <w:t xml:space="preserve"> để loại nhiễu.</w:t>
+      </w:r>
+    </w:p>
+    <w:p>
+      <w:pPr>
+        <w:pStyle w:val="ListParagraph"/>
+        <w:numPr>
+          <w:ilvl w:val="0"/>
+          <w:numId w:val="2"/>
+        </w:numPr>
+        <w:spacing w:after="60" w:line="360" w:lineRule="auto"/>
+        <w:jc w:val="both"/>
+      </w:pPr>
+      <w:r>
+        <w:rPr>
+          <w:rFonts w:ascii="Times New Roman" w:cs="Times New Roman" w:eastAsia="Times New Roman" w:hAnsi="Times New Roman"/>
+          <w:sz w:val="26"/>
+          <w:szCs w:val="26"/>
+        </w:rPr>
+        <w:t xml:space="preserve">Mỗi kịch bản chạy hai cấu hình: (A) bình thường – planner tự chọn index; (B) tắt loại scan tương ứng bằng </w:t>
+      </w:r>
+      <w:r>
+        <w:rPr>
+          <w:rFonts w:ascii="Courier New" w:cs="Courier New" w:eastAsia="Courier New" w:hAnsi="Courier New"/>
+          <w:sz w:val="24"/>
+          <w:szCs w:val="24"/>
+        </w:rPr>
+        <w:t xml:space="preserve">SET LOCAL enable_… = off</w:t>
+      </w:r>
+      <w:r>
+        <w:rPr>
+          <w:rFonts w:ascii="Times New Roman" w:cs="Times New Roman" w:eastAsia="Times New Roman" w:hAnsi="Times New Roman"/>
+          <w:sz w:val="26"/>
+          <w:szCs w:val="26"/>
+        </w:rPr>
+        <w:t xml:space="preserve"> trong một transaction rồi ROLLBACK, hoặc so với câu truy vấn tương đương không dùng cấu trúc đặc biệt (materialized view).</w:t>
+      </w:r>
+    </w:p>
+    <w:p>
+      <w:pPr>
+        <w:pStyle w:val="ListParagraph"/>
+        <w:numPr>
+          <w:ilvl w:val="0"/>
+          <w:numId w:val="2"/>
+        </w:numPr>
+        <w:spacing w:after="60" w:line="360" w:lineRule="auto"/>
+        <w:jc w:val="both"/>
+      </w:pPr>
+      <w:r>
+        <w:rPr>
+          <w:rFonts w:ascii="Times New Roman" w:cs="Times New Roman" w:eastAsia="Times New Roman" w:hAnsi="Times New Roman"/>
+          <w:sz w:val="26"/>
+          <w:szCs w:val="26"/>
+        </w:rPr>
+        <w:t xml:space="preserve">Đọc kế hoạch JSON để ghi lại loại scan, tên index, số partition thật sự bị quét, Heap Fetches và số buffer.</w:t>
+      </w:r>
+    </w:p>
+    <w:p>
+      <w:pPr>
+        <w:pStyle w:val="ListParagraph"/>
+        <w:numPr>
+          <w:ilvl w:val="0"/>
+          <w:numId w:val="2"/>
+        </w:numPr>
+        <w:spacing w:after="60" w:line="360" w:lineRule="auto"/>
+        <w:jc w:val="both"/>
+      </w:pPr>
+      <w:r>
+        <w:rPr>
+          <w:rFonts w:ascii="Times New Roman" w:cs="Times New Roman" w:eastAsia="Times New Roman" w:hAnsi="Times New Roman"/>
+          <w:sz w:val="26"/>
+          <w:szCs w:val="26"/>
+        </w:rPr>
+        <w:t xml:space="preserve">Đo kích thước index: tạo tạm B-tree trên </w:t>
+      </w:r>
+      <w:r>
+        <w:rPr>
+          <w:rFonts w:ascii="Courier New" w:cs="Courier New" w:eastAsia="Courier New" w:hAnsi="Courier New"/>
+          <w:sz w:val="24"/>
+          <w:szCs w:val="24"/>
+        </w:rPr>
+        <w:t xml:space="preserve">orders(created_at)</w:t>
+      </w:r>
+      <w:r>
+        <w:rPr>
+          <w:rFonts w:ascii="Times New Roman" w:cs="Times New Roman" w:eastAsia="Times New Roman" w:hAnsi="Times New Roman"/>
+          <w:sz w:val="26"/>
+          <w:szCs w:val="26"/>
+        </w:rPr>
+        <w:t xml:space="preserve"> để so với BRIN rồi xoá; partial, covering, khoá chính.</w:t>
+      </w:r>
+    </w:p>
+    <w:p>
+      <w:pPr>
+        <w:pStyle w:val="ListParagraph"/>
+        <w:numPr>
+          <w:ilvl w:val="0"/>
+          <w:numId w:val="2"/>
+        </w:numPr>
+        <w:spacing w:after="60" w:line="360" w:lineRule="auto"/>
+        <w:jc w:val="both"/>
+      </w:pPr>
+      <w:r>
+        <w:rPr>
+          <w:rFonts w:ascii="Times New Roman" w:cs="Times New Roman" w:eastAsia="Times New Roman" w:hAnsi="Times New Roman"/>
+          <w:sz w:val="26"/>
+          <w:szCs w:val="26"/>
+        </w:rPr>
+        <w:t xml:space="preserve">Xuất </w:t>
+      </w:r>
+      <w:r>
+        <w:rPr>
+          <w:rFonts w:ascii="Courier New" w:cs="Courier New" w:eastAsia="Courier New" w:hAnsi="Courier New"/>
+          <w:sz w:val="24"/>
+          <w:szCs w:val="24"/>
+        </w:rPr>
+        <w:t xml:space="preserve">docs/benchmark/bench-report.md</w:t>
+      </w:r>
+      <w:r>
+        <w:rPr>
+          <w:rFonts w:ascii="Times New Roman" w:cs="Times New Roman" w:eastAsia="Times New Roman" w:hAnsi="Times New Roman"/>
+          <w:sz w:val="26"/>
+          <w:szCs w:val="26"/>
+        </w:rPr>
+        <w:t xml:space="preserve"> (bảng Markdown) và </w:t>
+      </w:r>
+      <w:r>
+        <w:rPr>
+          <w:rFonts w:ascii="Courier New" w:cs="Courier New" w:eastAsia="Courier New" w:hAnsi="Courier New"/>
+          <w:sz w:val="24"/>
+          <w:szCs w:val="24"/>
+        </w:rPr>
+        <w:t xml:space="preserve">bench-report.json</w:t>
+      </w:r>
+      <w:r>
+        <w:rPr>
+          <w:rFonts w:ascii="Times New Roman" w:cs="Times New Roman" w:eastAsia="Times New Roman" w:hAnsi="Times New Roman"/>
+          <w:sz w:val="26"/>
+          <w:szCs w:val="26"/>
+        </w:rPr>
+        <w:t xml:space="preserve"> (để vẽ biểu đồ), đồng thời in bảng ra màn hình.</w:t>
+      </w:r>
+    </w:p>
+    <w:p>
+      <w:pPr>
+        <w:keepLines/>
+        <w:pBdr>
+          <w:top w:val="single" w:color="CCCCCC" w:sz="4" w:space="2"/>
+          <w:left w:val="single" w:color="B8902E" w:sz="12" w:space="4"/>
+        </w:pBdr>
+        <w:shd w:fill="F3F3F3" w:color="auto" w:val="clear"/>
+        <w:spacing w:after="0" w:before="80" w:line="240" w:lineRule="auto"/>
+        <w:ind w:left="170" w:right="170"/>
+      </w:pPr>
+      <w:r>
+        <w:rPr>
+          <w:rFonts w:ascii="Courier New" w:cs="Courier New" w:eastAsia="Courier New" w:hAnsi="Courier New"/>
+          <w:sz w:val="18"/>
+          <w:szCs w:val="18"/>
+        </w:rPr>
+        <w:t xml:space="preserve">$ cd api &amp;&amp; npm run bench</w:t>
+      </w:r>
+    </w:p>
+    <w:p>
+      <w:pPr>
+        <w:keepLines/>
+        <w:pBdr>
+          <w:left w:val="single" w:color="B8902E" w:sz="12" w:space="4"/>
+        </w:pBdr>
+        <w:shd w:fill="F3F3F3" w:color="auto" w:val="clear"/>
+        <w:spacing w:after="0" w:before="0" w:line="240" w:lineRule="auto"/>
+        <w:ind w:left="170" w:right="170"/>
+      </w:pPr>
+      <w:r>
+        <w:rPr>
+          <w:rFonts w:ascii="Courier New" w:cs="Courier New" w:eastAsia="Courier New" w:hAnsi="Courier New"/>
+          <w:sz w:val="18"/>
+          <w:szCs w:val="18"/>
+        </w:rPr>
+        <w:t xml:space="preserve">Benchmark PostgreSQL — 5 lần/kịch bản, lấy trung vị</w:t>
+      </w:r>
+    </w:p>
+    <w:p>
+      <w:pPr>
+        <w:keepLines/>
+        <w:pBdr>
+          <w:left w:val="single" w:color="B8902E" w:sz="12" w:space="4"/>
+        </w:pBdr>
+        <w:shd w:fill="F3F3F3" w:color="auto" w:val="clear"/>
+        <w:spacing w:after="0" w:before="0" w:line="240" w:lineRule="auto"/>
+        <w:ind w:left="170" w:right="170"/>
+      </w:pPr>
+      <w:r>
+        <w:rPr>
+          <w:rFonts w:ascii="Courier New" w:cs="Courier New" w:eastAsia="Courier New" w:hAnsi="Courier New"/>
+          <w:sz w:val="18"/>
+          <w:szCs w:val="18"/>
+        </w:rPr>
+        <w:t xml:space="preserve">PostgreSQL 16.15 · 1,035,853 đơn / 37 partition / 312 MB · 1,543,358 chi tiết · shared_buffers 128MB</w:t>
+      </w:r>
+    </w:p>
+    <w:p>
+      <w:pPr>
+        <w:keepLines/>
+        <w:pBdr>
+          <w:left w:val="single" w:color="B8902E" w:sz="12" w:space="4"/>
+        </w:pBdr>
+        <w:shd w:fill="F3F3F3" w:color="auto" w:val="clear"/>
+        <w:spacing w:after="0" w:before="0" w:line="240" w:lineRule="auto"/>
+        <w:ind w:left="170" w:right="170"/>
+      </w:pPr>
+      <w:r>
+        <w:rPr>
+          <w:rFonts w:ascii="Courier New" w:cs="Courier New" w:eastAsia="Courier New" w:hAnsi="Courier New"/>
+          <w:sz w:val="18"/>
+          <w:szCs w:val="18"/>
+        </w:rPr>
+        <w:t xml:space="preserve"> </w:t>
+      </w:r>
+    </w:p>
+    <w:p>
+      <w:pPr>
+        <w:keepLines/>
+        <w:pBdr>
+          <w:left w:val="single" w:color="B8902E" w:sz="12" w:space="4"/>
+        </w:pBdr>
+        <w:shd w:fill="F3F3F3" w:color="auto" w:val="clear"/>
+        <w:spacing w:after="0" w:before="0" w:line="240" w:lineRule="auto"/>
+        <w:ind w:left="170" w:right="170"/>
+      </w:pPr>
+      <w:r>
+        <w:rPr>
+          <w:rFonts w:ascii="Courier New" w:cs="Courier New" w:eastAsia="Courier New" w:hAnsi="Courier New"/>
+          <w:sz w:val="18"/>
+          <w:szCs w:val="18"/>
+        </w:rPr>
+        <w:t xml:space="preserve">Kịch bản                                     Có index   Không index  Nhanh hơn  Scan (có index)</w:t>
+      </w:r>
+    </w:p>
+    <w:p>
+      <w:pPr>
+        <w:keepLines/>
+        <w:pBdr>
+          <w:left w:val="single" w:color="B8902E" w:sz="12" w:space="4"/>
+        </w:pBdr>
+        <w:shd w:fill="F3F3F3" w:color="auto" w:val="clear"/>
+        <w:spacing w:after="0" w:before="0" w:line="240" w:lineRule="auto"/>
+        <w:ind w:left="170" w:right="170"/>
+      </w:pPr>
+      <w:r>
+        <w:rPr>
+          <w:rFonts w:ascii="Courier New" w:cs="Courier New" w:eastAsia="Courier New" w:hAnsi="Courier New"/>
+          <w:sz w:val="18"/>
+          <w:szCs w:val="18"/>
+        </w:rPr>
+        <w:t xml:space="preserve">JSONB @&gt; với GIN (jsonb_path_ops)            0.062 ms   2.136 ms     34.5×      Bitmap Index Scan</w:t>
+      </w:r>
+    </w:p>
+    <w:p>
+      <w:pPr>
+        <w:keepLines/>
+        <w:pBdr>
+          <w:left w:val="single" w:color="B8902E" w:sz="12" w:space="4"/>
+        </w:pBdr>
+        <w:shd w:fill="F3F3F3" w:color="auto" w:val="clear"/>
+        <w:spacing w:after="0" w:before="0" w:line="240" w:lineRule="auto"/>
+        <w:ind w:left="170" w:right="170"/>
+      </w:pPr>
+      <w:r>
+        <w:rPr>
+          <w:rFonts w:ascii="Courier New" w:cs="Courier New" w:eastAsia="Courier New" w:hAnsi="Courier New"/>
+          <w:sz w:val="18"/>
+          <w:szCs w:val="18"/>
+        </w:rPr>
+        <w:t xml:space="preserve">Doanh thu 2 tuần: partition pruning + BRIN   3.276 ms   66.405 ms    20.3×      Seq Scan [1/37 partition]</w:t>
+      </w:r>
+    </w:p>
+    <w:p>
+      <w:pPr>
+        <w:keepLines/>
+        <w:pBdr>
+          <w:left w:val="single" w:color="B8902E" w:sz="12" w:space="4"/>
+        </w:pBdr>
+        <w:shd w:fill="F3F3F3" w:color="auto" w:val="clear"/>
+        <w:spacing w:after="0" w:before="0" w:line="240" w:lineRule="auto"/>
+        <w:ind w:left="170" w:right="170"/>
+      </w:pPr>
+      <w:r>
+        <w:rPr>
+          <w:rFonts w:ascii="Courier New" w:cs="Courier New" w:eastAsia="Courier New" w:hAnsi="Courier New"/>
+          <w:sz w:val="18"/>
+          <w:szCs w:val="18"/>
+        </w:rPr>
+        <w:t xml:space="preserve">Lịch sử mua của khách: covering (INCLUDE)    0.207 ms   51.885 ms    250.7×     Index Only Scan</w:t>
+      </w:r>
+    </w:p>
+    <w:p>
+      <w:pPr>
+        <w:keepLines/>
+        <w:pBdr>
+          <w:left w:val="single" w:color="B8902E" w:sz="12" w:space="4"/>
+        </w:pBdr>
+        <w:shd w:fill="F3F3F3" w:color="auto" w:val="clear"/>
+        <w:spacing w:after="0" w:before="0" w:line="240" w:lineRule="auto"/>
+        <w:ind w:left="170" w:right="170"/>
+      </w:pPr>
+      <w:r>
+        <w:rPr>
+          <w:rFonts w:ascii="Courier New" w:cs="Courier New" w:eastAsia="Courier New" w:hAnsi="Courier New"/>
+          <w:sz w:val="18"/>
+          <w:szCs w:val="18"/>
+        </w:rPr>
+        <w:t xml:space="preserve">Đơn chờ xử lý mới nhất: partial index        0.202 ms   97.83 ms     484.3×     Index Scan</w:t>
+      </w:r>
+    </w:p>
+    <w:p>
+      <w:pPr>
+        <w:keepLines/>
+        <w:pBdr>
+          <w:left w:val="single" w:color="B8902E" w:sz="12" w:space="4"/>
+        </w:pBdr>
+        <w:shd w:fill="F3F3F3" w:color="auto" w:val="clear"/>
+        <w:spacing w:after="0" w:before="0" w:line="240" w:lineRule="auto"/>
+        <w:ind w:left="170" w:right="170"/>
+      </w:pPr>
+      <w:r>
+        <w:rPr>
+          <w:rFonts w:ascii="Courier New" w:cs="Courier New" w:eastAsia="Courier New" w:hAnsi="Courier New"/>
+          <w:sz w:val="18"/>
+          <w:szCs w:val="18"/>
+        </w:rPr>
+        <w:t xml:space="preserve">Doanh thu 30 ngày: matview vs tính trực tiếp 0.018 ms   19.388 ms    1077×      Index Scan trên matview</w:t>
+      </w:r>
+    </w:p>
+    <w:p>
+      <w:pPr>
+        <w:keepLines/>
+        <w:pBdr>
+          <w:left w:val="single" w:color="B8902E" w:sz="12" w:space="4"/>
+        </w:pBdr>
+        <w:shd w:fill="F3F3F3" w:color="auto" w:val="clear"/>
+        <w:spacing w:after="0" w:before="0" w:line="240" w:lineRule="auto"/>
+        <w:ind w:left="170" w:right="170"/>
+      </w:pPr>
+      <w:r>
+        <w:rPr>
+          <w:rFonts w:ascii="Courier New" w:cs="Courier New" w:eastAsia="Courier New" w:hAnsi="Courier New"/>
+          <w:sz w:val="18"/>
+          <w:szCs w:val="18"/>
+        </w:rPr>
+        <w:t xml:space="preserve">...</w:t>
+      </w:r>
+    </w:p>
+    <w:p>
+      <w:pPr>
+        <w:keepLines/>
+        <w:pBdr>
+          <w:bottom w:val="single" w:color="CCCCCC" w:sz="4" w:space="2"/>
+          <w:left w:val="single" w:color="B8902E" w:sz="12" w:space="4"/>
+        </w:pBdr>
+        <w:shd w:fill="F3F3F3" w:color="auto" w:val="clear"/>
+        <w:spacing w:after="160" w:before="0" w:line="240" w:lineRule="auto"/>
+        <w:ind w:left="170" w:right="170"/>
+      </w:pPr>
+      <w:r>
+        <w:rPr>
+          <w:rFonts w:ascii="Courier New" w:cs="Courier New" w:eastAsia="Courier New" w:hAnsi="Courier New"/>
+          <w:sz w:val="18"/>
+          <w:szCs w:val="18"/>
+        </w:rPr>
+        <w:t xml:space="preserve">Kích thước index: BRIN created_at 888 kB vs B-tree 23 MB (nhỏ hơn 26.3×)</w:t>
+      </w:r>
+    </w:p>
+    <w:p>
+      <w:pPr>
+        <w:pStyle w:val="Heading2"/>
+        <w:keepNext/>
+        <w:spacing w:after="120" w:before="240" w:line="360" w:lineRule="auto"/>
+      </w:pPr>
+      <w:r>
+        <w:rPr>
+          <w:rFonts w:ascii="Times New Roman" w:cs="Times New Roman" w:eastAsia="Times New Roman" w:hAnsi="Times New Roman"/>
+          <w:b/>
+          <w:bCs/>
+          <w:sz w:val="26"/>
+          <w:szCs w:val="26"/>
+        </w:rPr>
+        <w:t xml:space="preserve">5.3. Kết quả: có và không có index trên 1 triệu đơn hàng</w:t>
+      </w:r>
+    </w:p>
+    <w:p>
+      <w:pPr>
+        <w:pStyle w:val="Caption"/>
+        <w:keepNext/>
+        <w:spacing w:after="200" w:before="60" w:line="360" w:lineRule="auto"/>
+        <w:jc w:val="center"/>
+      </w:pPr>
+      <w:r>
+        <w:rPr>
+          <w:rFonts w:ascii="Times New Roman" w:cs="Times New Roman" w:eastAsia="Times New Roman" w:hAnsi="Times New Roman"/>
+          <w:b/>
+          <w:bCs/>
+          <w:sz w:val="26"/>
+          <w:szCs w:val="26"/>
+        </w:rPr>
+        <w:t xml:space="preserve">Bảng 5.2: Thời gian thực thi có và không có index (trung vị 5 lần, 1.035.853 đơn hàng)</w:t>
+      </w:r>
+    </w:p>
+    <w:tbl>
+      <w:tblPr>
+        <w:tblW w:type="dxa" w:w="8789"/>
+        <w:tblBorders>
+          <w:top w:val="single" w:color="auto" w:sz="4"/>
+          <w:left w:val="single" w:color="auto" w:sz="4"/>
+          <w:bottom w:val="single" w:color="auto" w:sz="4"/>
+          <w:right w:val="single" w:color="auto" w:sz="4"/>
+          <w:insideH w:val="single" w:color="auto" w:sz="4"/>
+          <w:insideV w:val="single" w:color="auto" w:sz="4"/>
+        </w:tblBorders>
+      </w:tblPr>
+      <w:tblGrid>
+        <w:gridCol w:w="2966"/>
+        <w:gridCol w:w="1263"/>
+        <w:gridCol w:w="1373"/>
+        <w:gridCol w:w="1099"/>
+        <w:gridCol w:w="2087"/>
+      </w:tblGrid>
+      <w:tr>
+        <w:trPr>
+          <w:tblHeader/>
+        </w:trPr>
+        <w:tc>
+          <w:tcPr>
+            <w:tcW w:type="dxa" w:w="2966"/>
             <w:shd w:fill="F6EFDD" w:color="auto" w:val="clear"/>
             <w:tcMar>
               <w:top w:type="dxa" w:w="40"/>
@@ -27765,13 +28806,13 @@
                 <w:sz w:val="26"/>
                 <w:szCs w:val="26"/>
               </w:rPr>
-              <w:t xml:space="preserve">Không index (ms)</w:t>
-            </w:r>
-          </w:p>
-        </w:tc>
-        <w:tc>
-          <w:tcPr>
-            <w:tcW w:type="dxa" w:w="1208"/>
+              <w:t xml:space="preserve">Kịch bản</w:t>
+            </w:r>
+          </w:p>
+        </w:tc>
+        <w:tc>
+          <w:tcPr>
+            <w:tcW w:type="dxa" w:w="1263"/>
             <w:shd w:fill="F6EFDD" w:color="auto" w:val="clear"/>
             <w:tcMar>
               <w:top w:type="dxa" w:w="40"/>
@@ -27794,13 +28835,13 @@
                 <w:sz w:val="26"/>
                 <w:szCs w:val="26"/>
               </w:rPr>
-              <w:t xml:space="preserve">Nhanh hơn</w:t>
-            </w:r>
-          </w:p>
-        </w:tc>
-        <w:tc>
-          <w:tcPr>
-            <w:tcW w:type="dxa" w:w="1758"/>
+              <w:t xml:space="preserve">Có index (ms)</w:t>
+            </w:r>
+          </w:p>
+        </w:tc>
+        <w:tc>
+          <w:tcPr>
+            <w:tcW w:type="dxa" w:w="1373"/>
             <w:shd w:fill="F6EFDD" w:color="auto" w:val="clear"/>
             <w:tcMar>
               <w:top w:type="dxa" w:w="40"/>
@@ -27823,7 +28864,65 @@
                 <w:sz w:val="26"/>
                 <w:szCs w:val="26"/>
               </w:rPr>
-              <w:t xml:space="preserve">Loại scan khi có index</w:t>
+              <w:t xml:space="preserve">Không index (ms)</w:t>
+            </w:r>
+          </w:p>
+        </w:tc>
+        <w:tc>
+          <w:tcPr>
+            <w:tcW w:type="dxa" w:w="1099"/>
+            <w:shd w:fill="F6EFDD" w:color="auto" w:val="clear"/>
+            <w:tcMar>
+              <w:top w:type="dxa" w:w="40"/>
+              <w:left w:type="dxa" w:w="80"/>
+              <w:bottom w:type="dxa" w:w="40"/>
+              <w:right w:type="dxa" w:w="80"/>
+            </w:tcMar>
+            <w:vAlign w:val="center"/>
+          </w:tcPr>
+          <w:p>
+            <w:pPr>
+              <w:spacing w:after="0" w:line="276" w:lineRule="auto"/>
+              <w:jc w:val="center"/>
+            </w:pPr>
+            <w:r>
+              <w:rPr>
+                <w:rFonts w:ascii="Times New Roman" w:cs="Times New Roman" w:eastAsia="Times New Roman" w:hAnsi="Times New Roman"/>
+                <w:b/>
+                <w:bCs/>
+                <w:sz w:val="26"/>
+                <w:szCs w:val="26"/>
+              </w:rPr>
+              <w:t xml:space="preserve">Nhanh hơn</w:t>
+            </w:r>
+          </w:p>
+        </w:tc>
+        <w:tc>
+          <w:tcPr>
+            <w:tcW w:type="dxa" w:w="2087"/>
+            <w:shd w:fill="F6EFDD" w:color="auto" w:val="clear"/>
+            <w:tcMar>
+              <w:top w:type="dxa" w:w="40"/>
+              <w:left w:type="dxa" w:w="80"/>
+              <w:bottom w:type="dxa" w:w="40"/>
+              <w:right w:type="dxa" w:w="80"/>
+            </w:tcMar>
+            <w:vAlign w:val="center"/>
+          </w:tcPr>
+          <w:p>
+            <w:pPr>
+              <w:spacing w:after="0" w:line="276" w:lineRule="auto"/>
+              <w:jc w:val="center"/>
+            </w:pPr>
+            <w:r>
+              <w:rPr>
+                <w:rFonts w:ascii="Times New Roman" w:cs="Times New Roman" w:eastAsia="Times New Roman" w:hAnsi="Times New Roman"/>
+                <w:b/>
+                <w:bCs/>
+                <w:sz w:val="26"/>
+                <w:szCs w:val="26"/>
+              </w:rPr>
+              <w:t xml:space="preserve">Scan khi có index</w:t>
             </w:r>
           </w:p>
         </w:tc>
@@ -27831,7 +28930,7 @@
       <w:tr>
         <w:tc>
           <w:tcPr>
-            <w:tcW w:type="dxa" w:w="2856"/>
+            <w:tcW w:type="dxa" w:w="2966"/>
             <w:tcMar>
               <w:top w:type="dxa" w:w="40"/>
               <w:left w:type="dxa" w:w="80"/>
@@ -27877,7 +28976,7 @@
         </w:tc>
         <w:tc>
           <w:tcPr>
-            <w:tcW w:type="dxa" w:w="1428"/>
+            <w:tcW w:type="dxa" w:w="1263"/>
             <w:tcMar>
               <w:top w:type="dxa" w:w="40"/>
               <w:left w:type="dxa" w:w="80"/>
@@ -27899,13 +28998,13 @@
                 <w:sz w:val="26"/>
                 <w:szCs w:val="26"/>
               </w:rPr>
-              <w:t xml:space="preserve">0,056</w:t>
-            </w:r>
-          </w:p>
-        </w:tc>
-        <w:tc>
-          <w:tcPr>
-            <w:tcW w:type="dxa" w:w="1538"/>
+              <w:t xml:space="preserve">0,062</w:t>
+            </w:r>
+          </w:p>
+        </w:tc>
+        <w:tc>
+          <w:tcPr>
+            <w:tcW w:type="dxa" w:w="1373"/>
             <w:tcMar>
               <w:top w:type="dxa" w:w="40"/>
               <w:left w:type="dxa" w:w="80"/>
@@ -27927,13 +29026,13 @@
                 <w:sz w:val="26"/>
                 <w:szCs w:val="26"/>
               </w:rPr>
-              <w:t xml:space="preserve">1,572</w:t>
-            </w:r>
-          </w:p>
-        </w:tc>
-        <w:tc>
-          <w:tcPr>
-            <w:tcW w:type="dxa" w:w="1208"/>
+              <w:t xml:space="preserve">2,136</w:t>
+            </w:r>
+          </w:p>
+        </w:tc>
+        <w:tc>
+          <w:tcPr>
+            <w:tcW w:type="dxa" w:w="1099"/>
             <w:tcMar>
               <w:top w:type="dxa" w:w="40"/>
               <w:left w:type="dxa" w:w="80"/>
@@ -27955,13 +29054,13 @@
                 <w:sz w:val="26"/>
                 <w:szCs w:val="26"/>
               </w:rPr>
-              <w:t xml:space="preserve">28×</w:t>
-            </w:r>
-          </w:p>
-        </w:tc>
-        <w:tc>
-          <w:tcPr>
-            <w:tcW w:type="dxa" w:w="1758"/>
+              <w:t xml:space="preserve">34×</w:t>
+            </w:r>
+          </w:p>
+        </w:tc>
+        <w:tc>
+          <w:tcPr>
+            <w:tcW w:type="dxa" w:w="2087"/>
             <w:tcMar>
               <w:top w:type="dxa" w:w="40"/>
               <w:left w:type="dxa" w:w="80"/>
@@ -27991,7 +29090,7 @@
       <w:tr>
         <w:tc>
           <w:tcPr>
-            <w:tcW w:type="dxa" w:w="2856"/>
+            <w:tcW w:type="dxa" w:w="2966"/>
             <w:tcMar>
               <w:top w:type="dxa" w:w="40"/>
               <w:left w:type="dxa" w:w="80"/>
@@ -28019,7 +29118,7 @@
         </w:tc>
         <w:tc>
           <w:tcPr>
-            <w:tcW w:type="dxa" w:w="1428"/>
+            <w:tcW w:type="dxa" w:w="1263"/>
             <w:tcMar>
               <w:top w:type="dxa" w:w="40"/>
               <w:left w:type="dxa" w:w="80"/>
@@ -28041,13 +29140,13 @@
                 <w:sz w:val="26"/>
                 <w:szCs w:val="26"/>
               </w:rPr>
-              <w:t xml:space="preserve">0,078</w:t>
-            </w:r>
-          </w:p>
-        </w:tc>
-        <w:tc>
-          <w:tcPr>
-            <w:tcW w:type="dxa" w:w="1538"/>
+              <w:t xml:space="preserve">0,065</w:t>
+            </w:r>
+          </w:p>
+        </w:tc>
+        <w:tc>
+          <w:tcPr>
+            <w:tcW w:type="dxa" w:w="1373"/>
             <w:tcMar>
               <w:top w:type="dxa" w:w="40"/>
               <w:left w:type="dxa" w:w="80"/>
@@ -28069,13 +29168,13 @@
                 <w:sz w:val="26"/>
                 <w:szCs w:val="26"/>
               </w:rPr>
-              <w:t xml:space="preserve">0,545</w:t>
-            </w:r>
-          </w:p>
-        </w:tc>
-        <w:tc>
-          <w:tcPr>
-            <w:tcW w:type="dxa" w:w="1208"/>
+              <w:t xml:space="preserve">0,622</w:t>
+            </w:r>
+          </w:p>
+        </w:tc>
+        <w:tc>
+          <w:tcPr>
+            <w:tcW w:type="dxa" w:w="1099"/>
             <w:tcMar>
               <w:top w:type="dxa" w:w="40"/>
               <w:left w:type="dxa" w:w="80"/>
@@ -28097,13 +29196,13 @@
                 <w:sz w:val="26"/>
                 <w:szCs w:val="26"/>
               </w:rPr>
-              <w:t xml:space="preserve">7×</w:t>
-            </w:r>
-          </w:p>
-        </w:tc>
-        <w:tc>
-          <w:tcPr>
-            <w:tcW w:type="dxa" w:w="1758"/>
+              <w:t xml:space="preserve">9,6×</w:t>
+            </w:r>
+          </w:p>
+        </w:tc>
+        <w:tc>
+          <w:tcPr>
+            <w:tcW w:type="dxa" w:w="2087"/>
             <w:tcMar>
               <w:top w:type="dxa" w:w="40"/>
               <w:left w:type="dxa" w:w="80"/>
@@ -28133,7 +29232,7 @@
       <w:tr>
         <w:tc>
           <w:tcPr>
-            <w:tcW w:type="dxa" w:w="2856"/>
+            <w:tcW w:type="dxa" w:w="2966"/>
             <w:tcMar>
               <w:top w:type="dxa" w:w="40"/>
               <w:left w:type="dxa" w:w="80"/>
@@ -28161,7 +29260,7 @@
         </w:tc>
         <w:tc>
           <w:tcPr>
-            <w:tcW w:type="dxa" w:w="1428"/>
+            <w:tcW w:type="dxa" w:w="1263"/>
             <w:tcMar>
               <w:top w:type="dxa" w:w="40"/>
               <w:left w:type="dxa" w:w="80"/>
@@ -28183,13 +29282,13 @@
                 <w:sz w:val="26"/>
                 <w:szCs w:val="26"/>
               </w:rPr>
-              <w:t xml:space="preserve">6,0</w:t>
-            </w:r>
-          </w:p>
-        </w:tc>
-        <w:tc>
-          <w:tcPr>
-            <w:tcW w:type="dxa" w:w="1538"/>
+              <w:t xml:space="preserve">6,35</w:t>
+            </w:r>
+          </w:p>
+        </w:tc>
+        <w:tc>
+          <w:tcPr>
+            <w:tcW w:type="dxa" w:w="1373"/>
             <w:tcMar>
               <w:top w:type="dxa" w:w="40"/>
               <w:left w:type="dxa" w:w="80"/>
@@ -28211,13 +29310,13 @@
                 <w:sz w:val="26"/>
                 <w:szCs w:val="26"/>
               </w:rPr>
-              <w:t xml:space="preserve">15,3</w:t>
-            </w:r>
-          </w:p>
-        </w:tc>
-        <w:tc>
-          <w:tcPr>
-            <w:tcW w:type="dxa" w:w="1208"/>
+              <w:t xml:space="preserve">16,3</w:t>
+            </w:r>
+          </w:p>
+        </w:tc>
+        <w:tc>
+          <w:tcPr>
+            <w:tcW w:type="dxa" w:w="1099"/>
             <w:tcMar>
               <w:top w:type="dxa" w:w="40"/>
               <w:left w:type="dxa" w:w="80"/>
@@ -28239,13 +29338,13 @@
                 <w:sz w:val="26"/>
                 <w:szCs w:val="26"/>
               </w:rPr>
-              <w:t xml:space="preserve">2,5×</w:t>
-            </w:r>
-          </w:p>
-        </w:tc>
-        <w:tc>
-          <w:tcPr>
-            <w:tcW w:type="dxa" w:w="1758"/>
+              <w:t xml:space="preserve">2,6×</w:t>
+            </w:r>
+          </w:p>
+        </w:tc>
+        <w:tc>
+          <w:tcPr>
+            <w:tcW w:type="dxa" w:w="2087"/>
             <w:tcMar>
               <w:top w:type="dxa" w:w="40"/>
               <w:left w:type="dxa" w:w="80"/>
@@ -28275,7 +29374,7 @@
       <w:tr>
         <w:tc>
           <w:tcPr>
-            <w:tcW w:type="dxa" w:w="2856"/>
+            <w:tcW w:type="dxa" w:w="2966"/>
             <w:tcMar>
               <w:top w:type="dxa" w:w="40"/>
               <w:left w:type="dxa" w:w="80"/>
@@ -28303,7 +29402,7 @@
         </w:tc>
         <w:tc>
           <w:tcPr>
-            <w:tcW w:type="dxa" w:w="1428"/>
+            <w:tcW w:type="dxa" w:w="1263"/>
             <w:tcMar>
               <w:top w:type="dxa" w:w="40"/>
               <w:left w:type="dxa" w:w="80"/>
@@ -28325,13 +29424,13 @@
                 <w:sz w:val="26"/>
                 <w:szCs w:val="26"/>
               </w:rPr>
-              <w:t xml:space="preserve">0,254</w:t>
-            </w:r>
-          </w:p>
-        </w:tc>
-        <w:tc>
-          <w:tcPr>
-            <w:tcW w:type="dxa" w:w="1538"/>
+              <w:t xml:space="preserve">0,232</w:t>
+            </w:r>
+          </w:p>
+        </w:tc>
+        <w:tc>
+          <w:tcPr>
+            <w:tcW w:type="dxa" w:w="1373"/>
             <w:tcMar>
               <w:top w:type="dxa" w:w="40"/>
               <w:left w:type="dxa" w:w="80"/>
@@ -28353,13 +29452,13 @@
                 <w:sz w:val="26"/>
                 <w:szCs w:val="26"/>
               </w:rPr>
-              <w:t xml:space="preserve">1,427</w:t>
-            </w:r>
-          </w:p>
-        </w:tc>
-        <w:tc>
-          <w:tcPr>
-            <w:tcW w:type="dxa" w:w="1208"/>
+              <w:t xml:space="preserve">1,72</w:t>
+            </w:r>
+          </w:p>
+        </w:tc>
+        <w:tc>
+          <w:tcPr>
+            <w:tcW w:type="dxa" w:w="1099"/>
             <w:tcMar>
               <w:top w:type="dxa" w:w="40"/>
               <w:left w:type="dxa" w:w="80"/>
@@ -28381,13 +29480,13 @@
                 <w:sz w:val="26"/>
                 <w:szCs w:val="26"/>
               </w:rPr>
-              <w:t xml:space="preserve">5,6×</w:t>
-            </w:r>
-          </w:p>
-        </w:tc>
-        <w:tc>
-          <w:tcPr>
-            <w:tcW w:type="dxa" w:w="1758"/>
+              <w:t xml:space="preserve">7,4×</w:t>
+            </w:r>
+          </w:p>
+        </w:tc>
+        <w:tc>
+          <w:tcPr>
+            <w:tcW w:type="dxa" w:w="2087"/>
             <w:tcMar>
               <w:top w:type="dxa" w:w="40"/>
               <w:left w:type="dxa" w:w="80"/>
@@ -28417,35 +29516,35 @@
       <w:tr>
         <w:tc>
           <w:tcPr>
-            <w:tcW w:type="dxa" w:w="2856"/>
-            <w:tcMar>
-              <w:top w:type="dxa" w:w="40"/>
-              <w:left w:type="dxa" w:w="80"/>
-              <w:bottom w:type="dxa" w:w="40"/>
-              <w:right w:type="dxa" w:w="80"/>
-            </w:tcMar>
-            <w:vAlign w:val="center"/>
-          </w:tcPr>
-          <w:p>
-            <w:pPr>
-              <w:spacing w:after="0" w:line="276" w:lineRule="auto"/>
-              <w:jc w:val="left"/>
-            </w:pPr>
-            <w:r>
-              <w:rPr>
-                <w:rFonts w:ascii="Times New Roman" w:cs="Times New Roman" w:eastAsia="Times New Roman" w:hAnsi="Times New Roman"/>
-                <w:b w:val="false"/>
-                <w:bCs w:val="false"/>
-                <w:sz w:val="26"/>
-                <w:szCs w:val="26"/>
-              </w:rPr>
-              <w:t xml:space="preserve">Đơn theo khoảng ngày (pruning)</w:t>
-            </w:r>
-          </w:p>
-        </w:tc>
-        <w:tc>
-          <w:tcPr>
-            <w:tcW w:type="dxa" w:w="1428"/>
+            <w:tcW w:type="dxa" w:w="2966"/>
+            <w:tcMar>
+              <w:top w:type="dxa" w:w="40"/>
+              <w:left w:type="dxa" w:w="80"/>
+              <w:bottom w:type="dxa" w:w="40"/>
+              <w:right w:type="dxa" w:w="80"/>
+            </w:tcMar>
+            <w:vAlign w:val="center"/>
+          </w:tcPr>
+          <w:p>
+            <w:pPr>
+              <w:spacing w:after="0" w:line="276" w:lineRule="auto"/>
+              <w:jc w:val="left"/>
+            </w:pPr>
+            <w:r>
+              <w:rPr>
+                <w:rFonts w:ascii="Times New Roman" w:cs="Times New Roman" w:eastAsia="Times New Roman" w:hAnsi="Times New Roman"/>
+                <w:b w:val="false"/>
+                <w:bCs w:val="false"/>
+                <w:sz w:val="26"/>
+                <w:szCs w:val="26"/>
+              </w:rPr>
+              <w:t xml:space="preserve">Doanh thu 2 tuần (pruning)</w:t>
+            </w:r>
+          </w:p>
+        </w:tc>
+        <w:tc>
+          <w:tcPr>
+            <w:tcW w:type="dxa" w:w="1263"/>
             <w:tcMar>
               <w:top w:type="dxa" w:w="40"/>
               <w:left w:type="dxa" w:w="80"/>
@@ -28467,13 +29566,13 @@
                 <w:sz w:val="26"/>
                 <w:szCs w:val="26"/>
               </w:rPr>
-              <w:t xml:space="preserve">0,286</w:t>
-            </w:r>
-          </w:p>
-        </w:tc>
-        <w:tc>
-          <w:tcPr>
-            <w:tcW w:type="dxa" w:w="1538"/>
+              <w:t xml:space="preserve">3,28</w:t>
+            </w:r>
+          </w:p>
+        </w:tc>
+        <w:tc>
+          <w:tcPr>
+            <w:tcW w:type="dxa" w:w="1373"/>
             <w:tcMar>
               <w:top w:type="dxa" w:w="40"/>
               <w:left w:type="dxa" w:w="80"/>
@@ -28495,13 +29594,13 @@
                 <w:sz w:val="26"/>
                 <w:szCs w:val="26"/>
               </w:rPr>
-              <w:t xml:space="preserve">1,678</w:t>
-            </w:r>
-          </w:p>
-        </w:tc>
-        <w:tc>
-          <w:tcPr>
-            <w:tcW w:type="dxa" w:w="1208"/>
+              <w:t xml:space="preserve">66,4</w:t>
+            </w:r>
+          </w:p>
+        </w:tc>
+        <w:tc>
+          <w:tcPr>
+            <w:tcW w:type="dxa" w:w="1099"/>
             <w:tcMar>
               <w:top w:type="dxa" w:w="40"/>
               <w:left w:type="dxa" w:w="80"/>
@@ -28523,35 +29622,35 @@
                 <w:sz w:val="26"/>
                 <w:szCs w:val="26"/>
               </w:rPr>
-              <w:t xml:space="preserve">5,9×</w:t>
-            </w:r>
-          </w:p>
-        </w:tc>
-        <w:tc>
-          <w:tcPr>
-            <w:tcW w:type="dxa" w:w="1758"/>
-            <w:tcMar>
-              <w:top w:type="dxa" w:w="40"/>
-              <w:left w:type="dxa" w:w="80"/>
-              <w:bottom w:type="dxa" w:w="40"/>
-              <w:right w:type="dxa" w:w="80"/>
-            </w:tcMar>
-            <w:vAlign w:val="center"/>
-          </w:tcPr>
-          <w:p>
-            <w:pPr>
-              <w:spacing w:after="0" w:line="276" w:lineRule="auto"/>
-              <w:jc w:val="left"/>
-            </w:pPr>
-            <w:r>
-              <w:rPr>
-                <w:rFonts w:ascii="Times New Roman" w:cs="Times New Roman" w:eastAsia="Times New Roman" w:hAnsi="Times New Roman"/>
-                <w:b w:val="false"/>
-                <w:bCs w:val="false"/>
-                <w:sz w:val="26"/>
-                <w:szCs w:val="26"/>
-              </w:rPr>
-              <w:t xml:space="preserve">Seq Scan 1 partition</w:t>
+              <w:t xml:space="preserve">20×</w:t>
+            </w:r>
+          </w:p>
+        </w:tc>
+        <w:tc>
+          <w:tcPr>
+            <w:tcW w:type="dxa" w:w="2087"/>
+            <w:tcMar>
+              <w:top w:type="dxa" w:w="40"/>
+              <w:left w:type="dxa" w:w="80"/>
+              <w:bottom w:type="dxa" w:w="40"/>
+              <w:right w:type="dxa" w:w="80"/>
+            </w:tcMar>
+            <w:vAlign w:val="center"/>
+          </w:tcPr>
+          <w:p>
+            <w:pPr>
+              <w:spacing w:after="0" w:line="276" w:lineRule="auto"/>
+              <w:jc w:val="left"/>
+            </w:pPr>
+            <w:r>
+              <w:rPr>
+                <w:rFonts w:ascii="Times New Roman" w:cs="Times New Roman" w:eastAsia="Times New Roman" w:hAnsi="Times New Roman"/>
+                <w:b w:val="false"/>
+                <w:bCs w:val="false"/>
+                <w:sz w:val="26"/>
+                <w:szCs w:val="26"/>
+              </w:rPr>
+              <w:t xml:space="preserve">Seq Scan 1/37 partition</w:t>
             </w:r>
           </w:p>
         </w:tc>
@@ -28559,35 +29658,35 @@
       <w:tr>
         <w:tc>
           <w:tcPr>
-            <w:tcW w:type="dxa" w:w="2856"/>
-            <w:tcMar>
-              <w:top w:type="dxa" w:w="40"/>
-              <w:left w:type="dxa" w:w="80"/>
-              <w:bottom w:type="dxa" w:w="40"/>
-              <w:right w:type="dxa" w:w="80"/>
-            </w:tcMar>
-            <w:vAlign w:val="center"/>
-          </w:tcPr>
-          <w:p>
-            <w:pPr>
-              <w:spacing w:after="0" w:line="276" w:lineRule="auto"/>
-              <w:jc w:val="left"/>
-            </w:pPr>
-            <w:r>
-              <w:rPr>
-                <w:rFonts w:ascii="Times New Roman" w:cs="Times New Roman" w:eastAsia="Times New Roman" w:hAnsi="Times New Roman"/>
-                <w:b w:val="false"/>
-                <w:bCs w:val="false"/>
-                <w:sz w:val="26"/>
-                <w:szCs w:val="26"/>
-              </w:rPr>
-              <w:t xml:space="preserve">Sắp hết hàng (partial index)</w:t>
-            </w:r>
-          </w:p>
-        </w:tc>
-        <w:tc>
-          <w:tcPr>
-            <w:tcW w:type="dxa" w:w="1428"/>
+            <w:tcW w:type="dxa" w:w="2966"/>
+            <w:tcMar>
+              <w:top w:type="dxa" w:w="40"/>
+              <w:left w:type="dxa" w:w="80"/>
+              <w:bottom w:type="dxa" w:w="40"/>
+              <w:right w:type="dxa" w:w="80"/>
+            </w:tcMar>
+            <w:vAlign w:val="center"/>
+          </w:tcPr>
+          <w:p>
+            <w:pPr>
+              <w:spacing w:after="0" w:line="276" w:lineRule="auto"/>
+              <w:jc w:val="left"/>
+            </w:pPr>
+            <w:r>
+              <w:rPr>
+                <w:rFonts w:ascii="Times New Roman" w:cs="Times New Roman" w:eastAsia="Times New Roman" w:hAnsi="Times New Roman"/>
+                <w:b w:val="false"/>
+                <w:bCs w:val="false"/>
+                <w:sz w:val="26"/>
+                <w:szCs w:val="26"/>
+              </w:rPr>
+              <w:t xml:space="preserve">Doanh thu 1 tháng theo trạng thái</w:t>
+            </w:r>
+          </w:p>
+        </w:tc>
+        <w:tc>
+          <w:tcPr>
+            <w:tcW w:type="dxa" w:w="1263"/>
             <w:tcMar>
               <w:top w:type="dxa" w:w="40"/>
               <w:left w:type="dxa" w:w="80"/>
@@ -28609,13 +29708,13 @@
                 <w:sz w:val="26"/>
                 <w:szCs w:val="26"/>
               </w:rPr>
-              <w:t xml:space="preserve">0,018</w:t>
-            </w:r>
-          </w:p>
-        </w:tc>
-        <w:tc>
-          <w:tcPr>
-            <w:tcW w:type="dxa" w:w="1538"/>
+              <w:t xml:space="preserve">10,5</w:t>
+            </w:r>
+          </w:p>
+        </w:tc>
+        <w:tc>
+          <w:tcPr>
+            <w:tcW w:type="dxa" w:w="1373"/>
             <w:tcMar>
               <w:top w:type="dxa" w:w="40"/>
               <w:left w:type="dxa" w:w="80"/>
@@ -28637,13 +29736,13 @@
                 <w:sz w:val="26"/>
                 <w:szCs w:val="26"/>
               </w:rPr>
-              <w:t xml:space="preserve">0,296</w:t>
-            </w:r>
-          </w:p>
-        </w:tc>
-        <w:tc>
-          <w:tcPr>
-            <w:tcW w:type="dxa" w:w="1208"/>
+              <w:t xml:space="preserve">62,4</w:t>
+            </w:r>
+          </w:p>
+        </w:tc>
+        <w:tc>
+          <w:tcPr>
+            <w:tcW w:type="dxa" w:w="1099"/>
             <w:tcMar>
               <w:top w:type="dxa" w:w="40"/>
               <w:left w:type="dxa" w:w="80"/>
@@ -28665,35 +29764,35 @@
                 <w:sz w:val="26"/>
                 <w:szCs w:val="26"/>
               </w:rPr>
-              <w:t xml:space="preserve">16×</w:t>
-            </w:r>
-          </w:p>
-        </w:tc>
-        <w:tc>
-          <w:tcPr>
-            <w:tcW w:type="dxa" w:w="1758"/>
-            <w:tcMar>
-              <w:top w:type="dxa" w:w="40"/>
-              <w:left w:type="dxa" w:w="80"/>
-              <w:bottom w:type="dxa" w:w="40"/>
-              <w:right w:type="dxa" w:w="80"/>
-            </w:tcMar>
-            <w:vAlign w:val="center"/>
-          </w:tcPr>
-          <w:p>
-            <w:pPr>
-              <w:spacing w:after="0" w:line="276" w:lineRule="auto"/>
-              <w:jc w:val="left"/>
-            </w:pPr>
-            <w:r>
-              <w:rPr>
-                <w:rFonts w:ascii="Times New Roman" w:cs="Times New Roman" w:eastAsia="Times New Roman" w:hAnsi="Times New Roman"/>
-                <w:b w:val="false"/>
-                <w:bCs w:val="false"/>
-                <w:sz w:val="26"/>
-                <w:szCs w:val="26"/>
-              </w:rPr>
-              <w:t xml:space="preserve">Index Scan (partial)</w:t>
+              <w:t xml:space="preserve">6×</w:t>
+            </w:r>
+          </w:p>
+        </w:tc>
+        <w:tc>
+          <w:tcPr>
+            <w:tcW w:type="dxa" w:w="2087"/>
+            <w:tcMar>
+              <w:top w:type="dxa" w:w="40"/>
+              <w:left w:type="dxa" w:w="80"/>
+              <w:bottom w:type="dxa" w:w="40"/>
+              <w:right w:type="dxa" w:w="80"/>
+            </w:tcMar>
+            <w:vAlign w:val="center"/>
+          </w:tcPr>
+          <w:p>
+            <w:pPr>
+              <w:spacing w:after="0" w:line="276" w:lineRule="auto"/>
+              <w:jc w:val="left"/>
+            </w:pPr>
+            <w:r>
+              <w:rPr>
+                <w:rFonts w:ascii="Times New Roman" w:cs="Times New Roman" w:eastAsia="Times New Roman" w:hAnsi="Times New Roman"/>
+                <w:b w:val="false"/>
+                <w:bCs w:val="false"/>
+                <w:sz w:val="26"/>
+                <w:szCs w:val="26"/>
+              </w:rPr>
+              <w:t xml:space="preserve">Seq Scan 1/37 partition</w:t>
             </w:r>
           </w:p>
         </w:tc>
@@ -28701,35 +29800,35 @@
       <w:tr>
         <w:tc>
           <w:tcPr>
-            <w:tcW w:type="dxa" w:w="2856"/>
-            <w:tcMar>
-              <w:top w:type="dxa" w:w="40"/>
-              <w:left w:type="dxa" w:w="80"/>
-              <w:bottom w:type="dxa" w:w="40"/>
-              <w:right w:type="dxa" w:w="80"/>
-            </w:tcMar>
-            <w:vAlign w:val="center"/>
-          </w:tcPr>
-          <w:p>
-            <w:pPr>
-              <w:spacing w:after="0" w:line="276" w:lineRule="auto"/>
-              <w:jc w:val="left"/>
-            </w:pPr>
-            <w:r>
-              <w:rPr>
-                <w:rFonts w:ascii="Times New Roman" w:cs="Times New Roman" w:eastAsia="Times New Roman" w:hAnsi="Times New Roman"/>
-                <w:b w:val="false"/>
-                <w:bCs w:val="false"/>
-                <w:sz w:val="26"/>
-                <w:szCs w:val="26"/>
-              </w:rPr>
-              <w:t xml:space="preserve">Lịch sử mua của khách (covering)</w:t>
-            </w:r>
-          </w:p>
-        </w:tc>
-        <w:tc>
-          <w:tcPr>
-            <w:tcW w:type="dxa" w:w="1428"/>
+            <w:tcW w:type="dxa" w:w="2966"/>
+            <w:tcMar>
+              <w:top w:type="dxa" w:w="40"/>
+              <w:left w:type="dxa" w:w="80"/>
+              <w:bottom w:type="dxa" w:w="40"/>
+              <w:right w:type="dxa" w:w="80"/>
+            </w:tcMar>
+            <w:vAlign w:val="center"/>
+          </w:tcPr>
+          <w:p>
+            <w:pPr>
+              <w:spacing w:after="0" w:line="276" w:lineRule="auto"/>
+              <w:jc w:val="left"/>
+            </w:pPr>
+            <w:r>
+              <w:rPr>
+                <w:rFonts w:ascii="Times New Roman" w:cs="Times New Roman" w:eastAsia="Times New Roman" w:hAnsi="Times New Roman"/>
+                <w:b w:val="false"/>
+                <w:bCs w:val="false"/>
+                <w:sz w:val="26"/>
+                <w:szCs w:val="26"/>
+              </w:rPr>
+              <w:t xml:space="preserve">Ép dùng BRIN lọc 3 ngày trong 1 partition</w:t>
+            </w:r>
+          </w:p>
+        </w:tc>
+        <w:tc>
+          <w:tcPr>
+            <w:tcW w:type="dxa" w:w="1263"/>
             <w:tcMar>
               <w:top w:type="dxa" w:w="40"/>
               <w:left w:type="dxa" w:w="80"/>
@@ -28751,13 +29850,13 @@
                 <w:sz w:val="26"/>
                 <w:szCs w:val="26"/>
               </w:rPr>
-              <w:t xml:space="preserve">0,065</w:t>
-            </w:r>
-          </w:p>
-        </w:tc>
-        <w:tc>
-          <w:tcPr>
-            <w:tcW w:type="dxa" w:w="1538"/>
+              <w:t xml:space="preserve">2,74</w:t>
+            </w:r>
+          </w:p>
+        </w:tc>
+        <w:tc>
+          <w:tcPr>
+            <w:tcW w:type="dxa" w:w="1373"/>
             <w:tcMar>
               <w:top w:type="dxa" w:w="40"/>
               <w:left w:type="dxa" w:w="80"/>
@@ -28779,13 +29878,13 @@
                 <w:sz w:val="26"/>
                 <w:szCs w:val="26"/>
               </w:rPr>
-              <w:t xml:space="preserve">0,058</w:t>
-            </w:r>
-          </w:p>
-        </w:tc>
-        <w:tc>
-          <w:tcPr>
-            <w:tcW w:type="dxa" w:w="1208"/>
+              <w:t xml:space="preserve">1,93</w:t>
+            </w:r>
+          </w:p>
+        </w:tc>
+        <w:tc>
+          <w:tcPr>
+            <w:tcW w:type="dxa" w:w="1099"/>
             <w:tcMar>
               <w:top w:type="dxa" w:w="40"/>
               <w:left w:type="dxa" w:w="80"/>
@@ -28807,35 +29906,35 @@
                 <w:sz w:val="26"/>
                 <w:szCs w:val="26"/>
               </w:rPr>
-              <w:t xml:space="preserve">≈1×</w:t>
-            </w:r>
-          </w:p>
-        </w:tc>
-        <w:tc>
-          <w:tcPr>
-            <w:tcW w:type="dxa" w:w="1758"/>
-            <w:tcMar>
-              <w:top w:type="dxa" w:w="40"/>
-              <w:left w:type="dxa" w:w="80"/>
-              <w:bottom w:type="dxa" w:w="40"/>
-              <w:right w:type="dxa" w:w="80"/>
-            </w:tcMar>
-            <w:vAlign w:val="center"/>
-          </w:tcPr>
-          <w:p>
-            <w:pPr>
-              <w:spacing w:after="0" w:line="276" w:lineRule="auto"/>
-              <w:jc w:val="left"/>
-            </w:pPr>
-            <w:r>
-              <w:rPr>
-                <w:rFonts w:ascii="Times New Roman" w:cs="Times New Roman" w:eastAsia="Times New Roman" w:hAnsi="Times New Roman"/>
-                <w:b w:val="false"/>
-                <w:bCs w:val="false"/>
-                <w:sz w:val="26"/>
-                <w:szCs w:val="26"/>
-              </w:rPr>
-              <w:t xml:space="preserve">Index Only Scan, Heap Fetches 0</w:t>
+              <w:t xml:space="preserve">0,7×</w:t>
+            </w:r>
+          </w:p>
+        </w:tc>
+        <w:tc>
+          <w:tcPr>
+            <w:tcW w:type="dxa" w:w="2087"/>
+            <w:tcMar>
+              <w:top w:type="dxa" w:w="40"/>
+              <w:left w:type="dxa" w:w="80"/>
+              <w:bottom w:type="dxa" w:w="40"/>
+              <w:right w:type="dxa" w:w="80"/>
+            </w:tcMar>
+            <w:vAlign w:val="center"/>
+          </w:tcPr>
+          <w:p>
+            <w:pPr>
+              <w:spacing w:after="0" w:line="276" w:lineRule="auto"/>
+              <w:jc w:val="left"/>
+            </w:pPr>
+            <w:r>
+              <w:rPr>
+                <w:rFonts w:ascii="Times New Roman" w:cs="Times New Roman" w:eastAsia="Times New Roman" w:hAnsi="Times New Roman"/>
+                <w:b w:val="false"/>
+                <w:bCs w:val="false"/>
+                <w:sz w:val="26"/>
+                <w:szCs w:val="26"/>
+              </w:rPr>
+              <w:t xml:space="preserve">Bitmap Index Scan (BRIN)</w:t>
             </w:r>
           </w:p>
         </w:tc>
@@ -28843,7 +29942,433 @@
       <w:tr>
         <w:tc>
           <w:tcPr>
-            <w:tcW w:type="dxa" w:w="2856"/>
+            <w:tcW w:type="dxa" w:w="2966"/>
+            <w:tcMar>
+              <w:top w:type="dxa" w:w="40"/>
+              <w:left w:type="dxa" w:w="80"/>
+              <w:bottom w:type="dxa" w:w="40"/>
+              <w:right w:type="dxa" w:w="80"/>
+            </w:tcMar>
+            <w:vAlign w:val="center"/>
+          </w:tcPr>
+          <w:p>
+            <w:pPr>
+              <w:spacing w:after="0" w:line="276" w:lineRule="auto"/>
+              <w:jc w:val="left"/>
+            </w:pPr>
+            <w:r>
+              <w:rPr>
+                <w:rFonts w:ascii="Times New Roman" w:cs="Times New Roman" w:eastAsia="Times New Roman" w:hAnsi="Times New Roman"/>
+                <w:b w:val="false"/>
+                <w:bCs w:val="false"/>
+                <w:sz w:val="26"/>
+                <w:szCs w:val="26"/>
+              </w:rPr>
+              <w:t xml:space="preserve">Lịch sử mua của khách (covering)</w:t>
+            </w:r>
+          </w:p>
+        </w:tc>
+        <w:tc>
+          <w:tcPr>
+            <w:tcW w:type="dxa" w:w="1263"/>
+            <w:tcMar>
+              <w:top w:type="dxa" w:w="40"/>
+              <w:left w:type="dxa" w:w="80"/>
+              <w:bottom w:type="dxa" w:w="40"/>
+              <w:right w:type="dxa" w:w="80"/>
+            </w:tcMar>
+            <w:vAlign w:val="center"/>
+          </w:tcPr>
+          <w:p>
+            <w:pPr>
+              <w:spacing w:after="0" w:line="276" w:lineRule="auto"/>
+              <w:jc w:val="center"/>
+            </w:pPr>
+            <w:r>
+              <w:rPr>
+                <w:rFonts w:ascii="Times New Roman" w:cs="Times New Roman" w:eastAsia="Times New Roman" w:hAnsi="Times New Roman"/>
+                <w:b w:val="false"/>
+                <w:bCs w:val="false"/>
+                <w:sz w:val="26"/>
+                <w:szCs w:val="26"/>
+              </w:rPr>
+              <w:t xml:space="preserve">0,207</w:t>
+            </w:r>
+          </w:p>
+        </w:tc>
+        <w:tc>
+          <w:tcPr>
+            <w:tcW w:type="dxa" w:w="1373"/>
+            <w:tcMar>
+              <w:top w:type="dxa" w:w="40"/>
+              <w:left w:type="dxa" w:w="80"/>
+              <w:bottom w:type="dxa" w:w="40"/>
+              <w:right w:type="dxa" w:w="80"/>
+            </w:tcMar>
+            <w:vAlign w:val="center"/>
+          </w:tcPr>
+          <w:p>
+            <w:pPr>
+              <w:spacing w:after="0" w:line="276" w:lineRule="auto"/>
+              <w:jc w:val="center"/>
+            </w:pPr>
+            <w:r>
+              <w:rPr>
+                <w:rFonts w:ascii="Times New Roman" w:cs="Times New Roman" w:eastAsia="Times New Roman" w:hAnsi="Times New Roman"/>
+                <w:b w:val="false"/>
+                <w:bCs w:val="false"/>
+                <w:sz w:val="26"/>
+                <w:szCs w:val="26"/>
+              </w:rPr>
+              <w:t xml:space="preserve">51,9</w:t>
+            </w:r>
+          </w:p>
+        </w:tc>
+        <w:tc>
+          <w:tcPr>
+            <w:tcW w:type="dxa" w:w="1099"/>
+            <w:tcMar>
+              <w:top w:type="dxa" w:w="40"/>
+              <w:left w:type="dxa" w:w="80"/>
+              <w:bottom w:type="dxa" w:w="40"/>
+              <w:right w:type="dxa" w:w="80"/>
+            </w:tcMar>
+            <w:vAlign w:val="center"/>
+          </w:tcPr>
+          <w:p>
+            <w:pPr>
+              <w:spacing w:after="0" w:line="276" w:lineRule="auto"/>
+              <w:jc w:val="center"/>
+            </w:pPr>
+            <w:r>
+              <w:rPr>
+                <w:rFonts w:ascii="Times New Roman" w:cs="Times New Roman" w:eastAsia="Times New Roman" w:hAnsi="Times New Roman"/>
+                <w:b w:val="false"/>
+                <w:bCs w:val="false"/>
+                <w:sz w:val="26"/>
+                <w:szCs w:val="26"/>
+              </w:rPr>
+              <w:t xml:space="preserve">250×</w:t>
+            </w:r>
+          </w:p>
+        </w:tc>
+        <w:tc>
+          <w:tcPr>
+            <w:tcW w:type="dxa" w:w="2087"/>
+            <w:tcMar>
+              <w:top w:type="dxa" w:w="40"/>
+              <w:left w:type="dxa" w:w="80"/>
+              <w:bottom w:type="dxa" w:w="40"/>
+              <w:right w:type="dxa" w:w="80"/>
+            </w:tcMar>
+            <w:vAlign w:val="center"/>
+          </w:tcPr>
+          <w:p>
+            <w:pPr>
+              <w:spacing w:after="0" w:line="276" w:lineRule="auto"/>
+              <w:jc w:val="left"/>
+            </w:pPr>
+            <w:r>
+              <w:rPr>
+                <w:rFonts w:ascii="Times New Roman" w:cs="Times New Roman" w:eastAsia="Times New Roman" w:hAnsi="Times New Roman"/>
+                <w:b w:val="false"/>
+                <w:bCs w:val="false"/>
+                <w:sz w:val="26"/>
+                <w:szCs w:val="26"/>
+              </w:rPr>
+              <w:t xml:space="preserve">Index Only Scan, Heap Fetches 0</w:t>
+            </w:r>
+          </w:p>
+        </w:tc>
+      </w:tr>
+      <w:tr>
+        <w:tc>
+          <w:tcPr>
+            <w:tcW w:type="dxa" w:w="2966"/>
+            <w:tcMar>
+              <w:top w:type="dxa" w:w="40"/>
+              <w:left w:type="dxa" w:w="80"/>
+              <w:bottom w:type="dxa" w:w="40"/>
+              <w:right w:type="dxa" w:w="80"/>
+            </w:tcMar>
+            <w:vAlign w:val="center"/>
+          </w:tcPr>
+          <w:p>
+            <w:pPr>
+              <w:spacing w:after="0" w:line="276" w:lineRule="auto"/>
+              <w:jc w:val="left"/>
+            </w:pPr>
+            <w:r>
+              <w:rPr>
+                <w:rFonts w:ascii="Times New Roman" w:cs="Times New Roman" w:eastAsia="Times New Roman" w:hAnsi="Times New Roman"/>
+                <w:b w:val="false"/>
+                <w:bCs w:val="false"/>
+                <w:sz w:val="26"/>
+                <w:szCs w:val="26"/>
+              </w:rPr>
+              <w:t xml:space="preserve">Đơn chờ xử lý mới nhất (partial)</w:t>
+            </w:r>
+          </w:p>
+        </w:tc>
+        <w:tc>
+          <w:tcPr>
+            <w:tcW w:type="dxa" w:w="1263"/>
+            <w:tcMar>
+              <w:top w:type="dxa" w:w="40"/>
+              <w:left w:type="dxa" w:w="80"/>
+              <w:bottom w:type="dxa" w:w="40"/>
+              <w:right w:type="dxa" w:w="80"/>
+            </w:tcMar>
+            <w:vAlign w:val="center"/>
+          </w:tcPr>
+          <w:p>
+            <w:pPr>
+              <w:spacing w:after="0" w:line="276" w:lineRule="auto"/>
+              <w:jc w:val="center"/>
+            </w:pPr>
+            <w:r>
+              <w:rPr>
+                <w:rFonts w:ascii="Times New Roman" w:cs="Times New Roman" w:eastAsia="Times New Roman" w:hAnsi="Times New Roman"/>
+                <w:b w:val="false"/>
+                <w:bCs w:val="false"/>
+                <w:sz w:val="26"/>
+                <w:szCs w:val="26"/>
+              </w:rPr>
+              <w:t xml:space="preserve">0,202</w:t>
+            </w:r>
+          </w:p>
+        </w:tc>
+        <w:tc>
+          <w:tcPr>
+            <w:tcW w:type="dxa" w:w="1373"/>
+            <w:tcMar>
+              <w:top w:type="dxa" w:w="40"/>
+              <w:left w:type="dxa" w:w="80"/>
+              <w:bottom w:type="dxa" w:w="40"/>
+              <w:right w:type="dxa" w:w="80"/>
+            </w:tcMar>
+            <w:vAlign w:val="center"/>
+          </w:tcPr>
+          <w:p>
+            <w:pPr>
+              <w:spacing w:after="0" w:line="276" w:lineRule="auto"/>
+              <w:jc w:val="center"/>
+            </w:pPr>
+            <w:r>
+              <w:rPr>
+                <w:rFonts w:ascii="Times New Roman" w:cs="Times New Roman" w:eastAsia="Times New Roman" w:hAnsi="Times New Roman"/>
+                <w:b w:val="false"/>
+                <w:bCs w:val="false"/>
+                <w:sz w:val="26"/>
+                <w:szCs w:val="26"/>
+              </w:rPr>
+              <w:t xml:space="preserve">97,8</w:t>
+            </w:r>
+          </w:p>
+        </w:tc>
+        <w:tc>
+          <w:tcPr>
+            <w:tcW w:type="dxa" w:w="1099"/>
+            <w:tcMar>
+              <w:top w:type="dxa" w:w="40"/>
+              <w:left w:type="dxa" w:w="80"/>
+              <w:bottom w:type="dxa" w:w="40"/>
+              <w:right w:type="dxa" w:w="80"/>
+            </w:tcMar>
+            <w:vAlign w:val="center"/>
+          </w:tcPr>
+          <w:p>
+            <w:pPr>
+              <w:spacing w:after="0" w:line="276" w:lineRule="auto"/>
+              <w:jc w:val="center"/>
+            </w:pPr>
+            <w:r>
+              <w:rPr>
+                <w:rFonts w:ascii="Times New Roman" w:cs="Times New Roman" w:eastAsia="Times New Roman" w:hAnsi="Times New Roman"/>
+                <w:b w:val="false"/>
+                <w:bCs w:val="false"/>
+                <w:sz w:val="26"/>
+                <w:szCs w:val="26"/>
+              </w:rPr>
+              <w:t xml:space="preserve">484×</w:t>
+            </w:r>
+          </w:p>
+        </w:tc>
+        <w:tc>
+          <w:tcPr>
+            <w:tcW w:type="dxa" w:w="2087"/>
+            <w:tcMar>
+              <w:top w:type="dxa" w:w="40"/>
+              <w:left w:type="dxa" w:w="80"/>
+              <w:bottom w:type="dxa" w:w="40"/>
+              <w:right w:type="dxa" w:w="80"/>
+            </w:tcMar>
+            <w:vAlign w:val="center"/>
+          </w:tcPr>
+          <w:p>
+            <w:pPr>
+              <w:spacing w:after="0" w:line="276" w:lineRule="auto"/>
+              <w:jc w:val="left"/>
+            </w:pPr>
+            <w:r>
+              <w:rPr>
+                <w:rFonts w:ascii="Times New Roman" w:cs="Times New Roman" w:eastAsia="Times New Roman" w:hAnsi="Times New Roman"/>
+                <w:b w:val="false"/>
+                <w:bCs w:val="false"/>
+                <w:sz w:val="26"/>
+                <w:szCs w:val="26"/>
+              </w:rPr>
+              <w:t xml:space="preserve">Index Scan (partial)</w:t>
+            </w:r>
+          </w:p>
+        </w:tc>
+      </w:tr>
+      <w:tr>
+        <w:tc>
+          <w:tcPr>
+            <w:tcW w:type="dxa" w:w="2966"/>
+            <w:tcMar>
+              <w:top w:type="dxa" w:w="40"/>
+              <w:left w:type="dxa" w:w="80"/>
+              <w:bottom w:type="dxa" w:w="40"/>
+              <w:right w:type="dxa" w:w="80"/>
+            </w:tcMar>
+            <w:vAlign w:val="center"/>
+          </w:tcPr>
+          <w:p>
+            <w:pPr>
+              <w:spacing w:after="0" w:line="276" w:lineRule="auto"/>
+              <w:jc w:val="left"/>
+            </w:pPr>
+            <w:r>
+              <w:rPr>
+                <w:rFonts w:ascii="Times New Roman" w:cs="Times New Roman" w:eastAsia="Times New Roman" w:hAnsi="Times New Roman"/>
+                <w:b w:val="false"/>
+                <w:bCs w:val="false"/>
+                <w:sz w:val="26"/>
+                <w:szCs w:val="26"/>
+              </w:rPr>
+              <w:t xml:space="preserve">Sắp hết hàng (partial)</w:t>
+            </w:r>
+          </w:p>
+        </w:tc>
+        <w:tc>
+          <w:tcPr>
+            <w:tcW w:type="dxa" w:w="1263"/>
+            <w:tcMar>
+              <w:top w:type="dxa" w:w="40"/>
+              <w:left w:type="dxa" w:w="80"/>
+              <w:bottom w:type="dxa" w:w="40"/>
+              <w:right w:type="dxa" w:w="80"/>
+            </w:tcMar>
+            <w:vAlign w:val="center"/>
+          </w:tcPr>
+          <w:p>
+            <w:pPr>
+              <w:spacing w:after="0" w:line="276" w:lineRule="auto"/>
+              <w:jc w:val="center"/>
+            </w:pPr>
+            <w:r>
+              <w:rPr>
+                <w:rFonts w:ascii="Times New Roman" w:cs="Times New Roman" w:eastAsia="Times New Roman" w:hAnsi="Times New Roman"/>
+                <w:b w:val="false"/>
+                <w:bCs w:val="false"/>
+                <w:sz w:val="26"/>
+                <w:szCs w:val="26"/>
+              </w:rPr>
+              <w:t xml:space="preserve">0,020</w:t>
+            </w:r>
+          </w:p>
+        </w:tc>
+        <w:tc>
+          <w:tcPr>
+            <w:tcW w:type="dxa" w:w="1373"/>
+            <w:tcMar>
+              <w:top w:type="dxa" w:w="40"/>
+              <w:left w:type="dxa" w:w="80"/>
+              <w:bottom w:type="dxa" w:w="40"/>
+              <w:right w:type="dxa" w:w="80"/>
+            </w:tcMar>
+            <w:vAlign w:val="center"/>
+          </w:tcPr>
+          <w:p>
+            <w:pPr>
+              <w:spacing w:after="0" w:line="276" w:lineRule="auto"/>
+              <w:jc w:val="center"/>
+            </w:pPr>
+            <w:r>
+              <w:rPr>
+                <w:rFonts w:ascii="Times New Roman" w:cs="Times New Roman" w:eastAsia="Times New Roman" w:hAnsi="Times New Roman"/>
+                <w:b w:val="false"/>
+                <w:bCs w:val="false"/>
+                <w:sz w:val="26"/>
+                <w:szCs w:val="26"/>
+              </w:rPr>
+              <w:t xml:space="preserve">1,71</w:t>
+            </w:r>
+          </w:p>
+        </w:tc>
+        <w:tc>
+          <w:tcPr>
+            <w:tcW w:type="dxa" w:w="1099"/>
+            <w:tcMar>
+              <w:top w:type="dxa" w:w="40"/>
+              <w:left w:type="dxa" w:w="80"/>
+              <w:bottom w:type="dxa" w:w="40"/>
+              <w:right w:type="dxa" w:w="80"/>
+            </w:tcMar>
+            <w:vAlign w:val="center"/>
+          </w:tcPr>
+          <w:p>
+            <w:pPr>
+              <w:spacing w:after="0" w:line="276" w:lineRule="auto"/>
+              <w:jc w:val="center"/>
+            </w:pPr>
+            <w:r>
+              <w:rPr>
+                <w:rFonts w:ascii="Times New Roman" w:cs="Times New Roman" w:eastAsia="Times New Roman" w:hAnsi="Times New Roman"/>
+                <w:b w:val="false"/>
+                <w:bCs w:val="false"/>
+                <w:sz w:val="26"/>
+                <w:szCs w:val="26"/>
+              </w:rPr>
+              <w:t xml:space="preserve">86×</w:t>
+            </w:r>
+          </w:p>
+        </w:tc>
+        <w:tc>
+          <w:tcPr>
+            <w:tcW w:type="dxa" w:w="2087"/>
+            <w:tcMar>
+              <w:top w:type="dxa" w:w="40"/>
+              <w:left w:type="dxa" w:w="80"/>
+              <w:bottom w:type="dxa" w:w="40"/>
+              <w:right w:type="dxa" w:w="80"/>
+            </w:tcMar>
+            <w:vAlign w:val="center"/>
+          </w:tcPr>
+          <w:p>
+            <w:pPr>
+              <w:spacing w:after="0" w:line="276" w:lineRule="auto"/>
+              <w:jc w:val="left"/>
+            </w:pPr>
+            <w:r>
+              <w:rPr>
+                <w:rFonts w:ascii="Times New Roman" w:cs="Times New Roman" w:eastAsia="Times New Roman" w:hAnsi="Times New Roman"/>
+                <w:b w:val="false"/>
+                <w:bCs w:val="false"/>
+                <w:sz w:val="26"/>
+                <w:szCs w:val="26"/>
+              </w:rPr>
+              <w:t xml:space="preserve">Bitmap Index Scan (partial)</w:t>
+            </w:r>
+          </w:p>
+        </w:tc>
+      </w:tr>
+      <w:tr>
+        <w:tc>
+          <w:tcPr>
+            <w:tcW w:type="dxa" w:w="2966"/>
             <w:tcMar>
               <w:top w:type="dxa" w:w="40"/>
               <w:left w:type="dxa" w:w="80"/>
@@ -28871,7 +30396,7 @@
         </w:tc>
         <w:tc>
           <w:tcPr>
-            <w:tcW w:type="dxa" w:w="1428"/>
+            <w:tcW w:type="dxa" w:w="1263"/>
             <w:tcMar>
               <w:top w:type="dxa" w:w="40"/>
               <w:left w:type="dxa" w:w="80"/>
@@ -28893,13 +30418,13 @@
                 <w:sz w:val="26"/>
                 <w:szCs w:val="26"/>
               </w:rPr>
-              <w:t xml:space="preserve">0,012</w:t>
-            </w:r>
-          </w:p>
-        </w:tc>
-        <w:tc>
-          <w:tcPr>
-            <w:tcW w:type="dxa" w:w="1538"/>
+              <w:t xml:space="preserve">0,018</w:t>
+            </w:r>
+          </w:p>
+        </w:tc>
+        <w:tc>
+          <w:tcPr>
+            <w:tcW w:type="dxa" w:w="1373"/>
             <w:tcMar>
               <w:top w:type="dxa" w:w="40"/>
               <w:left w:type="dxa" w:w="80"/>
@@ -28921,13 +30446,13 @@
                 <w:sz w:val="26"/>
                 <w:szCs w:val="26"/>
               </w:rPr>
-              <w:t xml:space="preserve">1,798</w:t>
-            </w:r>
-          </w:p>
-        </w:tc>
-        <w:tc>
-          <w:tcPr>
-            <w:tcW w:type="dxa" w:w="1208"/>
+              <w:t xml:space="preserve">19,4</w:t>
+            </w:r>
+          </w:p>
+        </w:tc>
+        <w:tc>
+          <w:tcPr>
+            <w:tcW w:type="dxa" w:w="1099"/>
             <w:tcMar>
               <w:top w:type="dxa" w:w="40"/>
               <w:left w:type="dxa" w:w="80"/>
@@ -28949,13 +30474,155 @@
                 <w:sz w:val="26"/>
                 <w:szCs w:val="26"/>
               </w:rPr>
-              <w:t xml:space="preserve">150×</w:t>
-            </w:r>
-          </w:p>
-        </w:tc>
-        <w:tc>
-          <w:tcPr>
-            <w:tcW w:type="dxa" w:w="1758"/>
+              <w:t xml:space="preserve">1.077×</w:t>
+            </w:r>
+          </w:p>
+        </w:tc>
+        <w:tc>
+          <w:tcPr>
+            <w:tcW w:type="dxa" w:w="2087"/>
+            <w:tcMar>
+              <w:top w:type="dxa" w:w="40"/>
+              <w:left w:type="dxa" w:w="80"/>
+              <w:bottom w:type="dxa" w:w="40"/>
+              <w:right w:type="dxa" w:w="80"/>
+            </w:tcMar>
+            <w:vAlign w:val="center"/>
+          </w:tcPr>
+          <w:p>
+            <w:pPr>
+              <w:spacing w:after="0" w:line="276" w:lineRule="auto"/>
+              <w:jc w:val="left"/>
+            </w:pPr>
+            <w:r>
+              <w:rPr>
+                <w:rFonts w:ascii="Times New Roman" w:cs="Times New Roman" w:eastAsia="Times New Roman" w:hAnsi="Times New Roman"/>
+                <w:b w:val="false"/>
+                <w:bCs w:val="false"/>
+                <w:sz w:val="26"/>
+                <w:szCs w:val="26"/>
+              </w:rPr>
+              <w:t xml:space="preserve">Index Scan trên matview</w:t>
+            </w:r>
+          </w:p>
+        </w:tc>
+      </w:tr>
+      <w:tr>
+        <w:tc>
+          <w:tcPr>
+            <w:tcW w:type="dxa" w:w="2966"/>
+            <w:tcMar>
+              <w:top w:type="dxa" w:w="40"/>
+              <w:left w:type="dxa" w:w="80"/>
+              <w:bottom w:type="dxa" w:w="40"/>
+              <w:right w:type="dxa" w:w="80"/>
+            </w:tcMar>
+            <w:vAlign w:val="center"/>
+          </w:tcPr>
+          <w:p>
+            <w:pPr>
+              <w:spacing w:after="0" w:line="276" w:lineRule="auto"/>
+              <w:jc w:val="left"/>
+            </w:pPr>
+            <w:r>
+              <w:rPr>
+                <w:rFonts w:ascii="Times New Roman" w:cs="Times New Roman" w:eastAsia="Times New Roman" w:hAnsi="Times New Roman"/>
+                <w:b w:val="false"/>
+                <w:bCs w:val="false"/>
+                <w:sz w:val="26"/>
+                <w:szCs w:val="26"/>
+              </w:rPr>
+              <w:t xml:space="preserve">Top 10 bán chạy (matview)</w:t>
+            </w:r>
+          </w:p>
+        </w:tc>
+        <w:tc>
+          <w:tcPr>
+            <w:tcW w:type="dxa" w:w="1263"/>
+            <w:tcMar>
+              <w:top w:type="dxa" w:w="40"/>
+              <w:left w:type="dxa" w:w="80"/>
+              <w:bottom w:type="dxa" w:w="40"/>
+              <w:right w:type="dxa" w:w="80"/>
+            </w:tcMar>
+            <w:vAlign w:val="center"/>
+          </w:tcPr>
+          <w:p>
+            <w:pPr>
+              <w:spacing w:after="0" w:line="276" w:lineRule="auto"/>
+              <w:jc w:val="center"/>
+            </w:pPr>
+            <w:r>
+              <w:rPr>
+                <w:rFonts w:ascii="Times New Roman" w:cs="Times New Roman" w:eastAsia="Times New Roman" w:hAnsi="Times New Roman"/>
+                <w:b w:val="false"/>
+                <w:bCs w:val="false"/>
+                <w:sz w:val="26"/>
+                <w:szCs w:val="26"/>
+              </w:rPr>
+              <w:t xml:space="preserve">0,020</w:t>
+            </w:r>
+          </w:p>
+        </w:tc>
+        <w:tc>
+          <w:tcPr>
+            <w:tcW w:type="dxa" w:w="1373"/>
+            <w:tcMar>
+              <w:top w:type="dxa" w:w="40"/>
+              <w:left w:type="dxa" w:w="80"/>
+              <w:bottom w:type="dxa" w:w="40"/>
+              <w:right w:type="dxa" w:w="80"/>
+            </w:tcMar>
+            <w:vAlign w:val="center"/>
+          </w:tcPr>
+          <w:p>
+            <w:pPr>
+              <w:spacing w:after="0" w:line="276" w:lineRule="auto"/>
+              <w:jc w:val="center"/>
+            </w:pPr>
+            <w:r>
+              <w:rPr>
+                <w:rFonts w:ascii="Times New Roman" w:cs="Times New Roman" w:eastAsia="Times New Roman" w:hAnsi="Times New Roman"/>
+                <w:b w:val="false"/>
+                <w:bCs w:val="false"/>
+                <w:sz w:val="26"/>
+                <w:szCs w:val="26"/>
+              </w:rPr>
+              <w:t xml:space="preserve">1.142</w:t>
+            </w:r>
+          </w:p>
+        </w:tc>
+        <w:tc>
+          <w:tcPr>
+            <w:tcW w:type="dxa" w:w="1099"/>
+            <w:tcMar>
+              <w:top w:type="dxa" w:w="40"/>
+              <w:left w:type="dxa" w:w="80"/>
+              <w:bottom w:type="dxa" w:w="40"/>
+              <w:right w:type="dxa" w:w="80"/>
+            </w:tcMar>
+            <w:vAlign w:val="center"/>
+          </w:tcPr>
+          <w:p>
+            <w:pPr>
+              <w:spacing w:after="0" w:line="276" w:lineRule="auto"/>
+              <w:jc w:val="center"/>
+            </w:pPr>
+            <w:r>
+              <w:rPr>
+                <w:rFonts w:ascii="Times New Roman" w:cs="Times New Roman" w:eastAsia="Times New Roman" w:hAnsi="Times New Roman"/>
+                <w:b w:val="false"/>
+                <w:bCs w:val="false"/>
+                <w:sz w:val="26"/>
+                <w:szCs w:val="26"/>
+              </w:rPr>
+              <w:t xml:space="preserve">57.000×</w:t>
+            </w:r>
+          </w:p>
+        </w:tc>
+        <w:tc>
+          <w:tcPr>
+            <w:tcW w:type="dxa" w:w="2087"/>
             <w:tcMar>
               <w:top w:type="dxa" w:w="40"/>
               <w:left w:type="dxa" w:w="80"/>
@@ -28978,6 +30645,569 @@
                 <w:szCs w:val="26"/>
               </w:rPr>
               <w:t xml:space="preserve">Seq Scan trên matview</w:t>
+            </w:r>
+          </w:p>
+        </w:tc>
+      </w:tr>
+    </w:tbl>
+    <w:p>
+      <w:pPr>
+        <w:spacing w:after="120"/>
+      </w:pPr>
+    </w:p>
+    <w:p>
+      <w:pPr>
+        <w:pStyle w:val="Caption"/>
+        <w:keepNext/>
+        <w:spacing w:after="200" w:before="60" w:line="360" w:lineRule="auto"/>
+        <w:jc w:val="center"/>
+      </w:pPr>
+      <w:r>
+        <w:rPr>
+          <w:rFonts w:ascii="Times New Roman" w:cs="Times New Roman" w:eastAsia="Times New Roman" w:hAnsi="Times New Roman"/>
+          <w:b/>
+          <w:bCs/>
+          <w:sz w:val="26"/>
+          <w:szCs w:val="26"/>
+        </w:rPr>
+        <w:t xml:space="preserve">Bảng 5.3: Kích thước các index trên bảng orders và products</w:t>
+      </w:r>
+    </w:p>
+    <w:tbl>
+      <w:tblPr>
+        <w:tblW w:type="dxa" w:w="8789"/>
+        <w:tblBorders>
+          <w:top w:val="single" w:color="auto" w:sz="4"/>
+          <w:left w:val="single" w:color="auto" w:sz="4"/>
+          <w:bottom w:val="single" w:color="auto" w:sz="4"/>
+          <w:right w:val="single" w:color="auto" w:sz="4"/>
+          <w:insideH w:val="single" w:color="auto" w:sz="4"/>
+          <w:insideV w:val="single" w:color="auto" w:sz="4"/>
+        </w:tblBorders>
+      </w:tblPr>
+      <w:tblGrid>
+        <w:gridCol w:w="3296"/>
+        <w:gridCol w:w="1648"/>
+        <w:gridCol w:w="3845"/>
+      </w:tblGrid>
+      <w:tr>
+        <w:trPr>
+          <w:tblHeader/>
+        </w:trPr>
+        <w:tc>
+          <w:tcPr>
+            <w:tcW w:type="dxa" w:w="3296"/>
+            <w:shd w:fill="F6EFDD" w:color="auto" w:val="clear"/>
+            <w:tcMar>
+              <w:top w:type="dxa" w:w="40"/>
+              <w:left w:type="dxa" w:w="80"/>
+              <w:bottom w:type="dxa" w:w="40"/>
+              <w:right w:type="dxa" w:w="80"/>
+            </w:tcMar>
+            <w:vAlign w:val="center"/>
+          </w:tcPr>
+          <w:p>
+            <w:pPr>
+              <w:spacing w:after="0" w:line="276" w:lineRule="auto"/>
+              <w:jc w:val="center"/>
+            </w:pPr>
+            <w:r>
+              <w:rPr>
+                <w:rFonts w:ascii="Times New Roman" w:cs="Times New Roman" w:eastAsia="Times New Roman" w:hAnsi="Times New Roman"/>
+                <w:b/>
+                <w:bCs/>
+                <w:sz w:val="26"/>
+                <w:szCs w:val="26"/>
+              </w:rPr>
+              <w:t xml:space="preserve">Index</w:t>
+            </w:r>
+          </w:p>
+        </w:tc>
+        <w:tc>
+          <w:tcPr>
+            <w:tcW w:type="dxa" w:w="1648"/>
+            <w:shd w:fill="F6EFDD" w:color="auto" w:val="clear"/>
+            <w:tcMar>
+              <w:top w:type="dxa" w:w="40"/>
+              <w:left w:type="dxa" w:w="80"/>
+              <w:bottom w:type="dxa" w:w="40"/>
+              <w:right w:type="dxa" w:w="80"/>
+            </w:tcMar>
+            <w:vAlign w:val="center"/>
+          </w:tcPr>
+          <w:p>
+            <w:pPr>
+              <w:spacing w:after="0" w:line="276" w:lineRule="auto"/>
+              <w:jc w:val="center"/>
+            </w:pPr>
+            <w:r>
+              <w:rPr>
+                <w:rFonts w:ascii="Times New Roman" w:cs="Times New Roman" w:eastAsia="Times New Roman" w:hAnsi="Times New Roman"/>
+                <w:b/>
+                <w:bCs/>
+                <w:sz w:val="26"/>
+                <w:szCs w:val="26"/>
+              </w:rPr>
+              <w:t xml:space="preserve">Kích thước</w:t>
+            </w:r>
+          </w:p>
+        </w:tc>
+        <w:tc>
+          <w:tcPr>
+            <w:tcW w:type="dxa" w:w="3845"/>
+            <w:shd w:fill="F6EFDD" w:color="auto" w:val="clear"/>
+            <w:tcMar>
+              <w:top w:type="dxa" w:w="40"/>
+              <w:left w:type="dxa" w:w="80"/>
+              <w:bottom w:type="dxa" w:w="40"/>
+              <w:right w:type="dxa" w:w="80"/>
+            </w:tcMar>
+            <w:vAlign w:val="center"/>
+          </w:tcPr>
+          <w:p>
+            <w:pPr>
+              <w:spacing w:after="0" w:line="276" w:lineRule="auto"/>
+              <w:jc w:val="center"/>
+            </w:pPr>
+            <w:r>
+              <w:rPr>
+                <w:rFonts w:ascii="Times New Roman" w:cs="Times New Roman" w:eastAsia="Times New Roman" w:hAnsi="Times New Roman"/>
+                <w:b/>
+                <w:bCs/>
+                <w:sz w:val="26"/>
+                <w:szCs w:val="26"/>
+              </w:rPr>
+              <w:t xml:space="preserve">Ghi chú</w:t>
+            </w:r>
+          </w:p>
+        </w:tc>
+      </w:tr>
+      <w:tr>
+        <w:tc>
+          <w:tcPr>
+            <w:tcW w:type="dxa" w:w="3296"/>
+            <w:tcMar>
+              <w:top w:type="dxa" w:w="40"/>
+              <w:left w:type="dxa" w:w="80"/>
+              <w:bottom w:type="dxa" w:w="40"/>
+              <w:right w:type="dxa" w:w="80"/>
+            </w:tcMar>
+            <w:vAlign w:val="center"/>
+          </w:tcPr>
+          <w:p>
+            <w:pPr>
+              <w:spacing w:after="0" w:line="276" w:lineRule="auto"/>
+              <w:jc w:val="left"/>
+            </w:pPr>
+            <w:r>
+              <w:rPr>
+                <w:rFonts w:ascii="Times New Roman" w:cs="Times New Roman" w:eastAsia="Times New Roman" w:hAnsi="Times New Roman"/>
+                <w:b w:val="false"/>
+                <w:bCs w:val="false"/>
+                <w:sz w:val="26"/>
+                <w:szCs w:val="26"/>
+              </w:rPr>
+              <w:t xml:space="preserve">BRIN trên orders(created_at)</w:t>
+            </w:r>
+          </w:p>
+        </w:tc>
+        <w:tc>
+          <w:tcPr>
+            <w:tcW w:type="dxa" w:w="1648"/>
+            <w:tcMar>
+              <w:top w:type="dxa" w:w="40"/>
+              <w:left w:type="dxa" w:w="80"/>
+              <w:bottom w:type="dxa" w:w="40"/>
+              <w:right w:type="dxa" w:w="80"/>
+            </w:tcMar>
+            <w:vAlign w:val="center"/>
+          </w:tcPr>
+          <w:p>
+            <w:pPr>
+              <w:spacing w:after="0" w:line="276" w:lineRule="auto"/>
+              <w:jc w:val="center"/>
+            </w:pPr>
+            <w:r>
+              <w:rPr>
+                <w:rFonts w:ascii="Times New Roman" w:cs="Times New Roman" w:eastAsia="Times New Roman" w:hAnsi="Times New Roman"/>
+                <w:b w:val="false"/>
+                <w:bCs w:val="false"/>
+                <w:sz w:val="26"/>
+                <w:szCs w:val="26"/>
+              </w:rPr>
+              <w:t xml:space="preserve">888 kB</w:t>
+            </w:r>
+          </w:p>
+        </w:tc>
+        <w:tc>
+          <w:tcPr>
+            <w:tcW w:type="dxa" w:w="3845"/>
+            <w:tcMar>
+              <w:top w:type="dxa" w:w="40"/>
+              <w:left w:type="dxa" w:w="80"/>
+              <w:bottom w:type="dxa" w:w="40"/>
+              <w:right w:type="dxa" w:w="80"/>
+            </w:tcMar>
+            <w:vAlign w:val="center"/>
+          </w:tcPr>
+          <w:p>
+            <w:pPr>
+              <w:spacing w:after="0" w:line="276" w:lineRule="auto"/>
+              <w:jc w:val="left"/>
+            </w:pPr>
+            <w:r>
+              <w:rPr>
+                <w:rFonts w:ascii="Times New Roman" w:cs="Times New Roman" w:eastAsia="Times New Roman" w:hAnsi="Times New Roman"/>
+                <w:b w:val="false"/>
+                <w:bCs w:val="false"/>
+                <w:sz w:val="26"/>
+                <w:szCs w:val="26"/>
+              </w:rPr>
+              <w:t xml:space="preserve">Tổng 37 partition</w:t>
+            </w:r>
+          </w:p>
+        </w:tc>
+      </w:tr>
+      <w:tr>
+        <w:tc>
+          <w:tcPr>
+            <w:tcW w:type="dxa" w:w="3296"/>
+            <w:tcMar>
+              <w:top w:type="dxa" w:w="40"/>
+              <w:left w:type="dxa" w:w="80"/>
+              <w:bottom w:type="dxa" w:w="40"/>
+              <w:right w:type="dxa" w:w="80"/>
+            </w:tcMar>
+            <w:vAlign w:val="center"/>
+          </w:tcPr>
+          <w:p>
+            <w:pPr>
+              <w:spacing w:after="0" w:line="276" w:lineRule="auto"/>
+              <w:jc w:val="left"/>
+            </w:pPr>
+            <w:r>
+              <w:rPr>
+                <w:rFonts w:ascii="Times New Roman" w:cs="Times New Roman" w:eastAsia="Times New Roman" w:hAnsi="Times New Roman"/>
+                <w:b w:val="false"/>
+                <w:bCs w:val="false"/>
+                <w:sz w:val="26"/>
+                <w:szCs w:val="26"/>
+              </w:rPr>
+              <w:t xml:space="preserve">B-tree trên orders(created_at)</w:t>
+            </w:r>
+          </w:p>
+        </w:tc>
+        <w:tc>
+          <w:tcPr>
+            <w:tcW w:type="dxa" w:w="1648"/>
+            <w:tcMar>
+              <w:top w:type="dxa" w:w="40"/>
+              <w:left w:type="dxa" w:w="80"/>
+              <w:bottom w:type="dxa" w:w="40"/>
+              <w:right w:type="dxa" w:w="80"/>
+            </w:tcMar>
+            <w:vAlign w:val="center"/>
+          </w:tcPr>
+          <w:p>
+            <w:pPr>
+              <w:spacing w:after="0" w:line="276" w:lineRule="auto"/>
+              <w:jc w:val="center"/>
+            </w:pPr>
+            <w:r>
+              <w:rPr>
+                <w:rFonts w:ascii="Times New Roman" w:cs="Times New Roman" w:eastAsia="Times New Roman" w:hAnsi="Times New Roman"/>
+                <w:b w:val="false"/>
+                <w:bCs w:val="false"/>
+                <w:sz w:val="26"/>
+                <w:szCs w:val="26"/>
+              </w:rPr>
+              <w:t xml:space="preserve">23 MB</w:t>
+            </w:r>
+          </w:p>
+        </w:tc>
+        <w:tc>
+          <w:tcPr>
+            <w:tcW w:type="dxa" w:w="3845"/>
+            <w:tcMar>
+              <w:top w:type="dxa" w:w="40"/>
+              <w:left w:type="dxa" w:w="80"/>
+              <w:bottom w:type="dxa" w:w="40"/>
+              <w:right w:type="dxa" w:w="80"/>
+            </w:tcMar>
+            <w:vAlign w:val="center"/>
+          </w:tcPr>
+          <w:p>
+            <w:pPr>
+              <w:spacing w:after="0" w:line="276" w:lineRule="auto"/>
+              <w:jc w:val="left"/>
+            </w:pPr>
+            <w:r>
+              <w:rPr>
+                <w:rFonts w:ascii="Times New Roman" w:cs="Times New Roman" w:eastAsia="Times New Roman" w:hAnsi="Times New Roman"/>
+                <w:b w:val="false"/>
+                <w:bCs w:val="false"/>
+                <w:sz w:val="26"/>
+                <w:szCs w:val="26"/>
+              </w:rPr>
+              <w:t xml:space="preserve">Tạo tạm để so sánh – BRIN nhỏ hơn 26 lần</w:t>
+            </w:r>
+          </w:p>
+        </w:tc>
+      </w:tr>
+      <w:tr>
+        <w:tc>
+          <w:tcPr>
+            <w:tcW w:type="dxa" w:w="3296"/>
+            <w:tcMar>
+              <w:top w:type="dxa" w:w="40"/>
+              <w:left w:type="dxa" w:w="80"/>
+              <w:bottom w:type="dxa" w:w="40"/>
+              <w:right w:type="dxa" w:w="80"/>
+            </w:tcMar>
+            <w:vAlign w:val="center"/>
+          </w:tcPr>
+          <w:p>
+            <w:pPr>
+              <w:spacing w:after="0" w:line="276" w:lineRule="auto"/>
+              <w:jc w:val="left"/>
+            </w:pPr>
+            <w:r>
+              <w:rPr>
+                <w:rFonts w:ascii="Times New Roman" w:cs="Times New Roman" w:eastAsia="Times New Roman" w:hAnsi="Times New Roman"/>
+                <w:b w:val="false"/>
+                <w:bCs w:val="false"/>
+                <w:sz w:val="26"/>
+                <w:szCs w:val="26"/>
+              </w:rPr>
+              <w:t xml:space="preserve">Partial idx_orders_pending</w:t>
+            </w:r>
+          </w:p>
+        </w:tc>
+        <w:tc>
+          <w:tcPr>
+            <w:tcW w:type="dxa" w:w="1648"/>
+            <w:tcMar>
+              <w:top w:type="dxa" w:w="40"/>
+              <w:left w:type="dxa" w:w="80"/>
+              <w:bottom w:type="dxa" w:w="40"/>
+              <w:right w:type="dxa" w:w="80"/>
+            </w:tcMar>
+            <w:vAlign w:val="center"/>
+          </w:tcPr>
+          <w:p>
+            <w:pPr>
+              <w:spacing w:after="0" w:line="276" w:lineRule="auto"/>
+              <w:jc w:val="center"/>
+            </w:pPr>
+            <w:r>
+              <w:rPr>
+                <w:rFonts w:ascii="Times New Roman" w:cs="Times New Roman" w:eastAsia="Times New Roman" w:hAnsi="Times New Roman"/>
+                <w:b w:val="false"/>
+                <w:bCs w:val="false"/>
+                <w:sz w:val="26"/>
+                <w:szCs w:val="26"/>
+              </w:rPr>
+              <w:t xml:space="preserve">17 MB</w:t>
+            </w:r>
+          </w:p>
+        </w:tc>
+        <w:tc>
+          <w:tcPr>
+            <w:tcW w:type="dxa" w:w="3845"/>
+            <w:tcMar>
+              <w:top w:type="dxa" w:w="40"/>
+              <w:left w:type="dxa" w:w="80"/>
+              <w:bottom w:type="dxa" w:w="40"/>
+              <w:right w:type="dxa" w:w="80"/>
+            </w:tcMar>
+            <w:vAlign w:val="center"/>
+          </w:tcPr>
+          <w:p>
+            <w:pPr>
+              <w:spacing w:after="0" w:line="276" w:lineRule="auto"/>
+              <w:jc w:val="left"/>
+            </w:pPr>
+            <w:r>
+              <w:rPr>
+                <w:rFonts w:ascii="Times New Roman" w:cs="Times New Roman" w:eastAsia="Times New Roman" w:hAnsi="Times New Roman"/>
+                <w:b w:val="false"/>
+                <w:bCs w:val="false"/>
+                <w:sz w:val="26"/>
+                <w:szCs w:val="26"/>
+              </w:rPr>
+              <w:t xml:space="preserve">Chỉ chứa đơn pending/confirmed (~25 % số đơn)</w:t>
+            </w:r>
+          </w:p>
+        </w:tc>
+      </w:tr>
+      <w:tr>
+        <w:tc>
+          <w:tcPr>
+            <w:tcW w:type="dxa" w:w="3296"/>
+            <w:tcMar>
+              <w:top w:type="dxa" w:w="40"/>
+              <w:left w:type="dxa" w:w="80"/>
+              <w:bottom w:type="dxa" w:w="40"/>
+              <w:right w:type="dxa" w:w="80"/>
+            </w:tcMar>
+            <w:vAlign w:val="center"/>
+          </w:tcPr>
+          <w:p>
+            <w:pPr>
+              <w:spacing w:after="0" w:line="276" w:lineRule="auto"/>
+              <w:jc w:val="left"/>
+            </w:pPr>
+            <w:r>
+              <w:rPr>
+                <w:rFonts w:ascii="Times New Roman" w:cs="Times New Roman" w:eastAsia="Times New Roman" w:hAnsi="Times New Roman"/>
+                <w:b w:val="false"/>
+                <w:bCs w:val="false"/>
+                <w:sz w:val="26"/>
+                <w:szCs w:val="26"/>
+              </w:rPr>
+              <w:t xml:space="preserve">Covering idx_orders_customer_cover</w:t>
+            </w:r>
+          </w:p>
+        </w:tc>
+        <w:tc>
+          <w:tcPr>
+            <w:tcW w:type="dxa" w:w="1648"/>
+            <w:tcMar>
+              <w:top w:type="dxa" w:w="40"/>
+              <w:left w:type="dxa" w:w="80"/>
+              <w:bottom w:type="dxa" w:w="40"/>
+              <w:right w:type="dxa" w:w="80"/>
+            </w:tcMar>
+            <w:vAlign w:val="center"/>
+          </w:tcPr>
+          <w:p>
+            <w:pPr>
+              <w:spacing w:after="0" w:line="276" w:lineRule="auto"/>
+              <w:jc w:val="center"/>
+            </w:pPr>
+            <w:r>
+              <w:rPr>
+                <w:rFonts w:ascii="Times New Roman" w:cs="Times New Roman" w:eastAsia="Times New Roman" w:hAnsi="Times New Roman"/>
+                <w:b w:val="false"/>
+                <w:bCs w:val="false"/>
+                <w:sz w:val="26"/>
+                <w:szCs w:val="26"/>
+              </w:rPr>
+              <w:t xml:space="preserve">65 MB</w:t>
+            </w:r>
+          </w:p>
+        </w:tc>
+        <w:tc>
+          <w:tcPr>
+            <w:tcW w:type="dxa" w:w="3845"/>
+            <w:tcMar>
+              <w:top w:type="dxa" w:w="40"/>
+              <w:left w:type="dxa" w:w="80"/>
+              <w:bottom w:type="dxa" w:w="40"/>
+              <w:right w:type="dxa" w:w="80"/>
+            </w:tcMar>
+            <w:vAlign w:val="center"/>
+          </w:tcPr>
+          <w:p>
+            <w:pPr>
+              <w:spacing w:after="0" w:line="276" w:lineRule="auto"/>
+              <w:jc w:val="left"/>
+            </w:pPr>
+            <w:r>
+              <w:rPr>
+                <w:rFonts w:ascii="Times New Roman" w:cs="Times New Roman" w:eastAsia="Times New Roman" w:hAnsi="Times New Roman"/>
+                <w:b w:val="false"/>
+                <w:bCs w:val="false"/>
+                <w:sz w:val="26"/>
+                <w:szCs w:val="26"/>
+              </w:rPr>
+              <w:t xml:space="preserve">INCLUDE (id, status, total) – đổi dung lượng lấy Index Only Scan</w:t>
+            </w:r>
+          </w:p>
+        </w:tc>
+      </w:tr>
+      <w:tr>
+        <w:tc>
+          <w:tcPr>
+            <w:tcW w:type="dxa" w:w="3296"/>
+            <w:tcMar>
+              <w:top w:type="dxa" w:w="40"/>
+              <w:left w:type="dxa" w:w="80"/>
+              <w:bottom w:type="dxa" w:w="40"/>
+              <w:right w:type="dxa" w:w="80"/>
+            </w:tcMar>
+            <w:vAlign w:val="center"/>
+          </w:tcPr>
+          <w:p>
+            <w:pPr>
+              <w:spacing w:after="0" w:line="276" w:lineRule="auto"/>
+              <w:jc w:val="left"/>
+            </w:pPr>
+            <w:r>
+              <w:rPr>
+                <w:rFonts w:ascii="Times New Roman" w:cs="Times New Roman" w:eastAsia="Times New Roman" w:hAnsi="Times New Roman"/>
+                <w:b w:val="false"/>
+                <w:bCs w:val="false"/>
+                <w:sz w:val="26"/>
+                <w:szCs w:val="26"/>
+              </w:rPr>
+              <w:t xml:space="preserve">Partial idx_products_low_stock</w:t>
+            </w:r>
+          </w:p>
+        </w:tc>
+        <w:tc>
+          <w:tcPr>
+            <w:tcW w:type="dxa" w:w="1648"/>
+            <w:tcMar>
+              <w:top w:type="dxa" w:w="40"/>
+              <w:left w:type="dxa" w:w="80"/>
+              <w:bottom w:type="dxa" w:w="40"/>
+              <w:right w:type="dxa" w:w="80"/>
+            </w:tcMar>
+            <w:vAlign w:val="center"/>
+          </w:tcPr>
+          <w:p>
+            <w:pPr>
+              <w:spacing w:after="0" w:line="276" w:lineRule="auto"/>
+              <w:jc w:val="center"/>
+            </w:pPr>
+            <w:r>
+              <w:rPr>
+                <w:rFonts w:ascii="Times New Roman" w:cs="Times New Roman" w:eastAsia="Times New Roman" w:hAnsi="Times New Roman"/>
+                <w:b w:val="false"/>
+                <w:bCs w:val="false"/>
+                <w:sz w:val="26"/>
+                <w:szCs w:val="26"/>
+              </w:rPr>
+              <w:t xml:space="preserve">40 kB</w:t>
+            </w:r>
+          </w:p>
+        </w:tc>
+        <w:tc>
+          <w:tcPr>
+            <w:tcW w:type="dxa" w:w="3845"/>
+            <w:tcMar>
+              <w:top w:type="dxa" w:w="40"/>
+              <w:left w:type="dxa" w:w="80"/>
+              <w:bottom w:type="dxa" w:w="40"/>
+              <w:right w:type="dxa" w:w="80"/>
+            </w:tcMar>
+            <w:vAlign w:val="center"/>
+          </w:tcPr>
+          <w:p>
+            <w:pPr>
+              <w:spacing w:after="0" w:line="276" w:lineRule="auto"/>
+              <w:jc w:val="left"/>
+            </w:pPr>
+            <w:r>
+              <w:rPr>
+                <w:rFonts w:ascii="Times New Roman" w:cs="Times New Roman" w:eastAsia="Times New Roman" w:hAnsi="Times New Roman"/>
+                <w:b w:val="false"/>
+                <w:bCs w:val="false"/>
+                <w:sz w:val="26"/>
+                <w:szCs w:val="26"/>
+              </w:rPr>
+              <w:t xml:space="preserve">So với khoá chính products 168 kB</w:t>
             </w:r>
           </w:p>
         </w:tc>
@@ -28997,26 +31227,20 @@
       <w:r>
         <w:rPr>
           <w:rFonts w:ascii="Times New Roman" w:cs="Times New Roman" w:eastAsia="Times New Roman" w:hAnsi="Times New Roman"/>
-          <w:sz w:val="26"/>
-          <w:szCs w:val="26"/>
-        </w:rPr>
-        <w:t xml:space="preserve">Nhận xét: với tập dữ liệu còn nhỏ (vài nghìn sản phẩm, vài chục nghìn đơn) chênh lệch đã từ vài lần đến hàng trăm lần; khoảng cách này tăng theo kích thước dữ liệu vì quét tuần tự tăng tuyến tính còn index tăng theo log hoặc gần như không đổi (matview, BRIN). Covering index chưa thể hiện lợi thế vì bảng đang nằm trọn trong bộ nhớ đệm; lợi ích của Index Only Scan rõ nhất khi bảng lớn hơn RAM. Kích thước index cũng là một tiêu chí: BRIN trên </w:t>
-      </w:r>
-      <w:r>
-        <w:rPr>
-          <w:rFonts w:ascii="Courier New" w:cs="Courier New" w:eastAsia="Courier New" w:hAnsi="Courier New"/>
-          <w:sz w:val="24"/>
-          <w:szCs w:val="24"/>
-        </w:rPr>
-        <w:t xml:space="preserve">created_at</w:t>
-      </w:r>
-      <w:r>
-        <w:rPr>
-          <w:rFonts w:ascii="Times New Roman" w:cs="Times New Roman" w:eastAsia="Times New Roman" w:hAnsi="Times New Roman"/>
-          <w:sz w:val="26"/>
-          <w:szCs w:val="26"/>
-        </w:rPr>
-        <w:t xml:space="preserve"> chiếm 312 kB so với 1.000 kB của B-tree; partial index sắp hết hàng chỉ 40 kB.</w:t>
+          <w:b/>
+          <w:bCs/>
+          <w:sz w:val="26"/>
+          <w:szCs w:val="26"/>
+        </w:rPr>
+        <w:t xml:space="preserve">Nhận xét.</w:t>
+      </w:r>
+      <w:r>
+        <w:rPr>
+          <w:rFonts w:ascii="Times New Roman" w:cs="Times New Roman" w:eastAsia="Times New Roman" w:hAnsi="Times New Roman"/>
+          <w:sz w:val="26"/>
+          <w:szCs w:val="26"/>
+        </w:rPr>
+        <w:t xml:space="preserve"> (1) Lợi ích của index tăng theo kích thước dữ liệu: cùng truy vấn đơn chờ xử lý, trên 30.000 đơn index nhanh hơn ~16 lần, trên 1 triệu đơn nhanh hơn ~480 lần, vì quét tuần tự tăng tuyến tính còn index gần như không đổi. (2) Partition pruning là nguồn tăng tốc chính cho các báo cáo theo thời gian; khi đã partition theo tháng thì mỗi partition đủ nhỏ để BRIN không nhanh hơn quét tuần tự – giá trị của BRIN lúc này là kích thước (888 kB so với 23 MB) và nó vẫn hữu ích khi partition lớn hơn RAM. (3) Materialized view biến truy vấn hơn 1 giây thành micro-giây, đổi lại số liệu trễ đến lần REFRESH gần nhất – phù hợp cho báo cáo lịch sử, không dùng cho tồn kho. (4) Covering index tốn thêm 65 MB nhưng cho Index Only Scan (Heap Fetches = 0); với bảng lớn hơn RAM đây là khác biệt giữa đọc đĩa và không đọc đĩa.</w:t>
       </w:r>
     </w:p>
     <w:p>
@@ -29098,7 +31322,7 @@
           <w:sz w:val="26"/>
           <w:szCs w:val="26"/>
         </w:rPr>
-        <w:t xml:space="preserve">5.3. Kiểm chứng chống bán quá tồn kho</w:t>
+        <w:t xml:space="preserve">5.4. Kiểm chứng chống bán quá tồn kho</w:t>
       </w:r>
     </w:p>
     <w:p>
@@ -29248,63 +31472,6 @@
       <w:pPr>
         <w:keepLines/>
         <w:pBdr>
-          <w:left w:val="single" w:color="B8902E" w:sz="12" w:space="4"/>
-        </w:pBdr>
-        <w:shd w:fill="F3F3F3" w:color="auto" w:val="clear"/>
-        <w:spacing w:after="0" w:before="0" w:line="240" w:lineRule="auto"/>
-        <w:ind w:left="170" w:right="170"/>
-      </w:pPr>
-      <w:r>
-        <w:rPr>
-          <w:rFonts w:ascii="Courier New" w:cs="Courier New" w:eastAsia="Courier New" w:hAnsi="Courier New"/>
-          <w:sz w:val="18"/>
-          <w:szCs w:val="18"/>
-        </w:rPr>
-        <w:t xml:space="preserve">  2 | Nhẫn kim cương vàng 18K Solitaire 6 chấu |     0</w:t>
-      </w:r>
-    </w:p>
-    <w:p>
-      <w:pPr>
-        <w:keepLines/>
-        <w:pBdr>
-          <w:left w:val="single" w:color="B8902E" w:sz="12" w:space="4"/>
-        </w:pBdr>
-        <w:shd w:fill="F3F3F3" w:color="auto" w:val="clear"/>
-        <w:spacing w:after="0" w:before="0" w:line="240" w:lineRule="auto"/>
-        <w:ind w:left="170" w:right="170"/>
-      </w:pPr>
-      <w:r>
-        <w:rPr>
-          <w:rFonts w:ascii="Courier New" w:cs="Courier New" w:eastAsia="Courier New" w:hAnsi="Courier New"/>
-          <w:sz w:val="18"/>
-          <w:szCs w:val="18"/>
-        </w:rPr>
-        <w:t xml:space="preserve"> don_thanh_cong</w:t>
-      </w:r>
-    </w:p>
-    <w:p>
-      <w:pPr>
-        <w:keepLines/>
-        <w:pBdr>
-          <w:left w:val="single" w:color="B8902E" w:sz="12" w:space="4"/>
-        </w:pBdr>
-        <w:shd w:fill="F3F3F3" w:color="auto" w:val="clear"/>
-        <w:spacing w:after="0" w:before="0" w:line="240" w:lineRule="auto"/>
-        <w:ind w:left="170" w:right="170"/>
-      </w:pPr>
-      <w:r>
-        <w:rPr>
-          <w:rFonts w:ascii="Courier New" w:cs="Courier New" w:eastAsia="Courier New" w:hAnsi="Courier New"/>
-          <w:sz w:val="18"/>
-          <w:szCs w:val="18"/>
-        </w:rPr>
-        <w:t xml:space="preserve">----------------</w:t>
-      </w:r>
-    </w:p>
-    <w:p>
-      <w:pPr>
-        <w:keepLines/>
-        <w:pBdr>
           <w:bottom w:val="single" w:color="CCCCCC" w:sz="4" w:space="2"/>
           <w:left w:val="single" w:color="B8902E" w:sz="12" w:space="4"/>
         </w:pBdr>
@@ -29318,7 +31485,7 @@
           <w:sz w:val="18"/>
           <w:szCs w:val="18"/>
         </w:rPr>
-        <w:t xml:space="preserve">              5</w:t>
+        <w:t xml:space="preserve">  2 | Nhẫn kim cương vàng 18K Solitaire 6 chấu |     0</w:t>
       </w:r>
     </w:p>
     <w:p>
@@ -29333,7 +31500,7 @@
           <w:sz w:val="26"/>
           <w:szCs w:val="26"/>
         </w:rPr>
-        <w:t xml:space="preserve">Kết quả đúng như kỳ vọng: 5 đơn được tạo, 45 giao dịch còn lại bị từ chối với lỗi OUT_OF_STOCK, tồn kho về 0 và không bao giờ âm. Khi chạy cùng kịch bản với phiên bản không có </w:t>
+        <w:t xml:space="preserve">Kết quả đúng như kỳ vọng: 5 đơn được tạo, 45 giao dịch còn lại bị từ chối với lỗi OUT_OF_STOCK, tồn kho về 0 và không bao giờ âm. Nếu bỏ </w:t>
       </w:r>
       <w:r>
         <w:rPr>
@@ -29349,7 +31516,7 @@
           <w:sz w:val="26"/>
           <w:szCs w:val="26"/>
         </w:rPr>
-        <w:t xml:space="preserve"> (kiểm tra tồn kho ở tầng ứng dụng), số đơn thành công vượt quá 5 – minh hoạ rõ vì sao phải để CSDL kiểm soát đồng thời.</w:t>
+        <w:t xml:space="preserve"> và kiểm tra tồn kho ở tầng ứng dụng, số đơn thành công vượt quá 5 – minh hoạ vì sao phải để CSDL kiểm soát đồng thời.</w:t>
       </w:r>
     </w:p>
     <w:p>
@@ -29366,7 +31533,7 @@
           <w:sz w:val="26"/>
           <w:szCs w:val="26"/>
         </w:rPr>
-        <w:t xml:space="preserve">5.4. Thông lượng với pgbench</w:t>
+        <w:t xml:space="preserve">5.5. Thông lượng với pgbench</w:t>
       </w:r>
     </w:p>
     <w:p>
@@ -29384,7 +31551,7 @@
           <w:sz w:val="26"/>
           <w:szCs w:val="26"/>
         </w:rPr>
-        <w:t xml:space="preserve">Bảng 5.2: Kết quả pgbench (máy ảo 2 vCPU, cấu hình PostgreSQL mặc định)</w:t>
+        <w:t xml:space="preserve">Bảng 5.4: Kết quả pgbench (máy ảo 2 vCPU, cấu hình PostgreSQL mặc định)</w:t>
       </w:r>
     </w:p>
     <w:tbl>
@@ -29400,9 +31567,9 @@
         </w:tblBorders>
       </w:tblPr>
       <w:tblGrid>
-        <w:gridCol w:w="2747"/>
-        <w:gridCol w:w="1373"/>
-        <w:gridCol w:w="1373"/>
+        <w:gridCol w:w="3296"/>
+        <w:gridCol w:w="1099"/>
+        <w:gridCol w:w="1099"/>
         <w:gridCol w:w="1648"/>
         <w:gridCol w:w="1648"/>
       </w:tblGrid>
@@ -29412,7 +31579,7 @@
         </w:trPr>
         <w:tc>
           <w:tcPr>
-            <w:tcW w:type="dxa" w:w="2747"/>
+            <w:tcW w:type="dxa" w:w="3296"/>
             <w:shd w:fill="F6EFDD" w:color="auto" w:val="clear"/>
             <w:tcMar>
               <w:top w:type="dxa" w:w="40"/>
@@ -29435,13 +31602,13 @@
                 <w:sz w:val="26"/>
                 <w:szCs w:val="26"/>
               </w:rPr>
-              <w:t xml:space="preserve">Kịch bản</w:t>
-            </w:r>
-          </w:p>
-        </w:tc>
-        <w:tc>
-          <w:tcPr>
-            <w:tcW w:type="dxa" w:w="1373"/>
+              <w:t xml:space="preserve">Kịch bản (trên CSDL 1 triệu đơn)</w:t>
+            </w:r>
+          </w:p>
+        </w:tc>
+        <w:tc>
+          <w:tcPr>
+            <w:tcW w:type="dxa" w:w="1099"/>
             <w:shd w:fill="F6EFDD" w:color="auto" w:val="clear"/>
             <w:tcMar>
               <w:top w:type="dxa" w:w="40"/>
@@ -29470,7 +31637,7 @@
         </w:tc>
         <w:tc>
           <w:tcPr>
-            <w:tcW w:type="dxa" w:w="1373"/>
+            <w:tcW w:type="dxa" w:w="1099"/>
             <w:shd w:fill="F6EFDD" w:color="auto" w:val="clear"/>
             <w:tcMar>
               <w:top w:type="dxa" w:w="40"/>
@@ -29559,7 +31726,7 @@
       <w:tr>
         <w:tc>
           <w:tcPr>
-            <w:tcW w:type="dxa" w:w="2747"/>
+            <w:tcW w:type="dxa" w:w="3296"/>
             <w:tcMar>
               <w:top w:type="dxa" w:w="40"/>
               <w:left w:type="dxa" w:w="80"/>
@@ -29605,7 +31772,7 @@
         </w:tc>
         <w:tc>
           <w:tcPr>
-            <w:tcW w:type="dxa" w:w="1373"/>
+            <w:tcW w:type="dxa" w:w="1099"/>
             <w:tcMar>
               <w:top w:type="dxa" w:w="40"/>
               <w:left w:type="dxa" w:w="80"/>
@@ -29633,7 +31800,7 @@
         </w:tc>
         <w:tc>
           <w:tcPr>
-            <w:tcW w:type="dxa" w:w="1373"/>
+            <w:tcW w:type="dxa" w:w="1099"/>
             <w:tcMar>
               <w:top w:type="dxa" w:w="40"/>
               <w:left w:type="dxa" w:w="80"/>
@@ -29655,7 +31822,7 @@
                 <w:sz w:val="26"/>
                 <w:szCs w:val="26"/>
               </w:rPr>
-              <w:t xml:space="preserve">8 s</w:t>
+              <w:t xml:space="preserve">10 s</w:t>
             </w:r>
           </w:p>
         </w:tc>
@@ -29683,7 +31850,7 @@
                 <w:sz w:val="26"/>
                 <w:szCs w:val="26"/>
               </w:rPr>
-              <w:t xml:space="preserve">≈ 625</w:t>
+              <w:t xml:space="preserve">≈ 1.090</w:t>
             </w:r>
           </w:p>
         </w:tc>
@@ -29711,7 +31878,7 @@
                 <w:sz w:val="26"/>
                 <w:szCs w:val="26"/>
               </w:rPr>
-              <w:t xml:space="preserve">48 ms</w:t>
+              <w:t xml:space="preserve">28 ms</w:t>
             </w:r>
           </w:p>
         </w:tc>
@@ -29719,7 +31886,7 @@
       <w:tr>
         <w:tc>
           <w:tcPr>
-            <w:tcW w:type="dxa" w:w="2747"/>
+            <w:tcW w:type="dxa" w:w="3296"/>
             <w:tcMar>
               <w:top w:type="dxa" w:w="40"/>
               <w:left w:type="dxa" w:w="80"/>
@@ -29747,7 +31914,7 @@
         </w:tc>
         <w:tc>
           <w:tcPr>
-            <w:tcW w:type="dxa" w:w="1373"/>
+            <w:tcW w:type="dxa" w:w="1099"/>
             <w:tcMar>
               <w:top w:type="dxa" w:w="40"/>
               <w:left w:type="dxa" w:w="80"/>
@@ -29775,7 +31942,7 @@
         </w:tc>
         <w:tc>
           <w:tcPr>
-            <w:tcW w:type="dxa" w:w="1373"/>
+            <w:tcW w:type="dxa" w:w="1099"/>
             <w:tcMar>
               <w:top w:type="dxa" w:w="40"/>
               <w:left w:type="dxa" w:w="80"/>
@@ -29797,7 +31964,7 @@
                 <w:sz w:val="26"/>
                 <w:szCs w:val="26"/>
               </w:rPr>
-              <w:t xml:space="preserve">8 s</w:t>
+              <w:t xml:space="preserve">10 s</w:t>
             </w:r>
           </w:p>
         </w:tc>
@@ -29825,7 +31992,7 @@
                 <w:sz w:val="26"/>
                 <w:szCs w:val="26"/>
               </w:rPr>
-              <w:t xml:space="preserve">≈ 1.690</w:t>
+              <w:t xml:space="preserve">≈ 850</w:t>
             </w:r>
           </w:p>
         </w:tc>
@@ -29853,7 +32020,7 @@
                 <w:sz w:val="26"/>
                 <w:szCs w:val="26"/>
               </w:rPr>
-              <w:t xml:space="preserve">12 ms</w:t>
+              <w:t xml:space="preserve">24 ms</w:t>
             </w:r>
           </w:p>
         </w:tc>
@@ -29876,7 +32043,7 @@
           <w:sz w:val="26"/>
           <w:szCs w:val="26"/>
         </w:rPr>
-        <w:t xml:space="preserve">Với một cửa hàng trang sức, vài trăm đơn mỗi giây và gần hai nghìn lượt tìm kiếm mỗi giây là dư thừa so với nhu cầu thực tế, cho thấy một PostgreSQL đơn lẻ với index phù hợp đủ phục vụ mà không cần cache hay hệ thống tìm kiếm riêng.</w:t>
+        <w:t xml:space="preserve">Khoảng một nghìn đơn mỗi giây trên CSDL đã có 1 triệu đơn là dư thừa so với nhu cầu của một cửa hàng trang sức, cho thấy một PostgreSQL đơn lẻ với index phù hợp đủ phục vụ mà không cần cache hay hệ thống tìm kiếm riêng.</w:t>
       </w:r>
     </w:p>
     <w:p>
@@ -29893,26 +32060,7 @@
           <w:sz w:val="26"/>
           <w:szCs w:val="26"/>
         </w:rPr>
-        <w:t xml:space="preserve">5.5. Giám sát</w:t>
-      </w:r>
-    </w:p>
-    <w:p>
-      <w:pPr>
-        <w:pStyle w:val="Heading3"/>
-        <w:keepNext/>
-        <w:spacing w:after="80" w:before="160" w:line="360" w:lineRule="auto"/>
-      </w:pPr>
-      <w:r>
-        <w:rPr>
-          <w:rFonts w:ascii="Times New Roman" w:cs="Times New Roman" w:eastAsia="Times New Roman" w:hAnsi="Times New Roman"/>
-          <w:b/>
-          <w:bCs/>
-          <w:i/>
-          <w:iCs/>
-          <w:sz w:val="26"/>
-          <w:szCs w:val="26"/>
-        </w:rPr>
-        <w:t xml:space="preserve">5.5.1. pg_stat_statements</w:t>
+        <w:t xml:space="preserve">5.6. Giám sát</w:t>
       </w:r>
     </w:p>
     <w:p>
@@ -29924,29 +32072,111 @@
       <w:r>
         <w:rPr>
           <w:rFonts w:ascii="Times New Roman" w:cs="Times New Roman" w:eastAsia="Times New Roman" w:hAnsi="Times New Roman"/>
-          <w:sz w:val="26"/>
-          <w:szCs w:val="26"/>
-        </w:rPr>
-        <w:t xml:space="preserve">Extension này ghi nhận mọi câu SQL đã chuẩn hoá: số lần gọi, tổng/trung bình thời gian, số dòng, tỉ lệ cache hit. Trang quản trị hiển thị top 25 câu theo tổng thời gian hoặc số lần gọi và có nút reset. Nhờ đó dễ phát hiện câu nào cần thêm index: ví dụ sau khi seed, câu tính embedding chiếm nhiều thời gian nhất (3.033 lần gọi) – hợp lý vì chạy một lần; các API trang khách đều có trung bình dưới 1 ms.</w:t>
-      </w:r>
-    </w:p>
-    <w:p>
-      <w:pPr>
-        <w:pStyle w:val="Heading3"/>
-        <w:keepNext/>
-        <w:spacing w:after="80" w:before="160" w:line="360" w:lineRule="auto"/>
-      </w:pPr>
-      <w:r>
-        <w:rPr>
-          <w:rFonts w:ascii="Times New Roman" w:cs="Times New Roman" w:eastAsia="Times New Roman" w:hAnsi="Times New Roman"/>
           <w:b/>
           <w:bCs/>
-          <w:i/>
-          <w:iCs/>
-          <w:sz w:val="26"/>
-          <w:szCs w:val="26"/>
-        </w:rPr>
-        <w:t xml:space="preserve">5.5.2. Thống kê bảng, index, partition</w:t>
+          <w:sz w:val="26"/>
+          <w:szCs w:val="26"/>
+        </w:rPr>
+        <w:t xml:space="preserve">pg_stat_statements</w:t>
+      </w:r>
+      <w:r>
+        <w:rPr>
+          <w:rFonts w:ascii="Times New Roman" w:cs="Times New Roman" w:eastAsia="Times New Roman" w:hAnsi="Times New Roman"/>
+          <w:sz w:val="26"/>
+          <w:szCs w:val="26"/>
+        </w:rPr>
+        <w:t xml:space="preserve"> ghi nhận mọi câu SQL đã chuẩn hoá: số lần gọi, tổng/trung bình thời gian, số dòng, tỉ lệ cache hit. Trang quản trị hiển thị top 25 câu theo tổng thời gian hoặc số lần gọi và có nút reset – câu nào trung bình chậm là ứng viên để thêm index. </w:t>
+      </w:r>
+      <w:r>
+        <w:rPr>
+          <w:rFonts w:ascii="Times New Roman" w:cs="Times New Roman" w:eastAsia="Times New Roman" w:hAnsi="Times New Roman"/>
+          <w:b/>
+          <w:bCs/>
+          <w:sz w:val="26"/>
+          <w:szCs w:val="26"/>
+        </w:rPr>
+        <w:t xml:space="preserve">pg_stat_user_tables / pg_stat_user_indexes / pg_inherits</w:t>
+      </w:r>
+      <w:r>
+        <w:rPr>
+          <w:rFonts w:ascii="Times New Roman" w:cs="Times New Roman" w:eastAsia="Times New Roman" w:hAnsi="Times New Roman"/>
+          <w:sz w:val="26"/>
+          <w:szCs w:val="26"/>
+        </w:rPr>
+        <w:t xml:space="preserve"> cho biết số dòng, dung lượng, số lần quét tuần tự hay quét index của từng bảng, lượt dùng của từng index (index có </w:t>
+      </w:r>
+      <w:r>
+        <w:rPr>
+          <w:rFonts w:ascii="Courier New" w:cs="Courier New" w:eastAsia="Courier New" w:hAnsi="Courier New"/>
+          <w:sz w:val="24"/>
+          <w:szCs w:val="24"/>
+        </w:rPr>
+        <w:t xml:space="preserve">idx_scan = 0</w:t>
+      </w:r>
+      <w:r>
+        <w:rPr>
+          <w:rFonts w:ascii="Times New Roman" w:cs="Times New Roman" w:eastAsia="Times New Roman" w:hAnsi="Times New Roman"/>
+          <w:sz w:val="26"/>
+          <w:szCs w:val="26"/>
+        </w:rPr>
+        <w:t xml:space="preserve"> lâu ngày nên xoá) và danh sách partition (Hình 3.8). </w:t>
+      </w:r>
+      <w:r>
+        <w:rPr>
+          <w:rFonts w:ascii="Times New Roman" w:cs="Times New Roman" w:eastAsia="Times New Roman" w:hAnsi="Times New Roman"/>
+          <w:b/>
+          <w:bCs/>
+          <w:sz w:val="26"/>
+          <w:szCs w:val="26"/>
+        </w:rPr>
+        <w:t xml:space="preserve">Grafana</w:t>
+      </w:r>
+      <w:r>
+        <w:rPr>
+          <w:rFonts w:ascii="Times New Roman" w:cs="Times New Roman" w:eastAsia="Times New Roman" w:hAnsi="Times New Roman"/>
+          <w:sz w:val="26"/>
+          <w:szCs w:val="26"/>
+        </w:rPr>
+        <w:t xml:space="preserve"> được cấu hình sẵn datasource PostgreSQL và dashboard 12 panel (kết nối, dung lượng, cache hit, giao dịch, đơn theo giờ, doanh thu 30 ngày từ materialized view, top câu SQL, index usage, số dòng từng partition, sắp hết hàng), tự làm mới 10 giây, truy vấn SQL trực tiếp nên không cần Prometheus.</w:t>
+      </w:r>
+    </w:p>
+    <w:p>
+      <w:r>
+        <w:br w:type="page"/>
+      </w:r>
+    </w:p>
+    <w:p>
+      <w:pPr>
+        <w:pStyle w:val="Heading1"/>
+        <w:spacing w:after="240" w:before="240" w:line="360" w:lineRule="auto"/>
+        <w:jc w:val="center"/>
+      </w:pPr>
+      <w:r>
+        <w:rPr>
+          <w:rFonts w:ascii="Times New Roman" w:cs="Times New Roman" w:eastAsia="Times New Roman" w:hAnsi="Times New Roman"/>
+          <w:b/>
+          <w:bCs/>
+          <w:sz w:val="28"/>
+          <w:szCs w:val="28"/>
+        </w:rPr>
+        <w:t xml:space="preserve">KẾT LUẬN</w:t>
+      </w:r>
+    </w:p>
+    <w:p>
+      <w:pPr>
+        <w:pStyle w:val="Heading2"/>
+        <w:keepNext/>
+        <w:spacing w:after="120" w:before="240" w:line="360" w:lineRule="auto"/>
+      </w:pPr>
+      <w:r>
+        <w:rPr>
+          <w:rFonts w:ascii="Times New Roman" w:cs="Times New Roman" w:eastAsia="Times New Roman" w:hAnsi="Times New Roman"/>
+          <w:b/>
+          <w:bCs/>
+          <w:sz w:val="26"/>
+          <w:szCs w:val="26"/>
+        </w:rPr>
+        <w:t xml:space="preserve">1. Kết quả đạt được</w:t>
       </w:r>
     </w:p>
     <w:p>
@@ -29961,106 +32191,181 @@
           <w:sz w:val="26"/>
           <w:szCs w:val="26"/>
         </w:rPr>
-        <w:t xml:space="preserve">Các view hệ thống </w:t>
-      </w:r>
-      <w:r>
-        <w:rPr>
-          <w:rFonts w:ascii="Courier New" w:cs="Courier New" w:eastAsia="Courier New" w:hAnsi="Courier New"/>
-          <w:sz w:val="24"/>
-          <w:szCs w:val="24"/>
-        </w:rPr>
-        <w:t xml:space="preserve">pg_stat_user_tables</w:t>
-      </w:r>
-      <w:r>
-        <w:rPr>
-          <w:rFonts w:ascii="Times New Roman" w:cs="Times New Roman" w:eastAsia="Times New Roman" w:hAnsi="Times New Roman"/>
-          <w:sz w:val="26"/>
-          <w:szCs w:val="26"/>
-        </w:rPr>
-        <w:t xml:space="preserve">, </w:t>
-      </w:r>
-      <w:r>
-        <w:rPr>
-          <w:rFonts w:ascii="Courier New" w:cs="Courier New" w:eastAsia="Courier New" w:hAnsi="Courier New"/>
-          <w:sz w:val="24"/>
-          <w:szCs w:val="24"/>
-        </w:rPr>
-        <w:t xml:space="preserve">pg_stat_user_indexes</w:t>
-      </w:r>
-      <w:r>
-        <w:rPr>
-          <w:rFonts w:ascii="Times New Roman" w:cs="Times New Roman" w:eastAsia="Times New Roman" w:hAnsi="Times New Roman"/>
-          <w:sz w:val="26"/>
-          <w:szCs w:val="26"/>
-        </w:rPr>
-        <w:t xml:space="preserve">, </w:t>
-      </w:r>
-      <w:r>
-        <w:rPr>
-          <w:rFonts w:ascii="Courier New" w:cs="Courier New" w:eastAsia="Courier New" w:hAnsi="Courier New"/>
-          <w:sz w:val="24"/>
-          <w:szCs w:val="24"/>
-        </w:rPr>
-        <w:t xml:space="preserve">pg_inherits</w:t>
-      </w:r>
-      <w:r>
-        <w:rPr>
-          <w:rFonts w:ascii="Times New Roman" w:cs="Times New Roman" w:eastAsia="Times New Roman" w:hAnsi="Times New Roman"/>
-          <w:sz w:val="26"/>
-          <w:szCs w:val="26"/>
-        </w:rPr>
-        <w:t xml:space="preserve"> cùng hàm </w:t>
-      </w:r>
-      <w:r>
-        <w:rPr>
-          <w:rFonts w:ascii="Courier New" w:cs="Courier New" w:eastAsia="Courier New" w:hAnsi="Courier New"/>
-          <w:sz w:val="24"/>
-          <w:szCs w:val="24"/>
-        </w:rPr>
-        <w:t xml:space="preserve">pg_relation_size()</w:t>
-      </w:r>
-      <w:r>
-        <w:rPr>
-          <w:rFonts w:ascii="Times New Roman" w:cs="Times New Roman" w:eastAsia="Times New Roman" w:hAnsi="Times New Roman"/>
-          <w:sz w:val="26"/>
-          <w:szCs w:val="26"/>
-        </w:rPr>
-        <w:t xml:space="preserve"> cho biết số dòng, dung lượng, số lần quét tuần tự/quét index của từng bảng và số lần mỗi index được dùng. Index có </w:t>
-      </w:r>
-      <w:r>
-        <w:rPr>
-          <w:rFonts w:ascii="Courier New" w:cs="Courier New" w:eastAsia="Courier New" w:hAnsi="Courier New"/>
-          <w:sz w:val="24"/>
-          <w:szCs w:val="24"/>
-        </w:rPr>
-        <w:t xml:space="preserve">idx_scan = 0</w:t>
-      </w:r>
-      <w:r>
-        <w:rPr>
-          <w:rFonts w:ascii="Times New Roman" w:cs="Times New Roman" w:eastAsia="Times New Roman" w:hAnsi="Times New Roman"/>
-          <w:sz w:val="26"/>
-          <w:szCs w:val="26"/>
-        </w:rPr>
-        <w:t xml:space="preserve"> lâu ngày là ứng viên để xoá. Trang quản trị trình bày các số liệu này (Hình 3.8).</w:t>
-      </w:r>
-    </w:p>
-    <w:p>
-      <w:pPr>
-        <w:pStyle w:val="Heading3"/>
-        <w:keepNext/>
-        <w:spacing w:after="80" w:before="160" w:line="360" w:lineRule="auto"/>
+        <w:t xml:space="preserve">Tiểu luận đã xây dựng hoàn chỉnh một hệ thống bán hàng trang sức trên PostgreSQL 16 gồm lược đồ 8 bảng với đầy đủ ràng buộc, 6 file migration bằng SQL thuần, backend Node.js/Fastify không dùng ORM, frontend Next.js cho khách hàng và quản trị viên, đóng gói Docker Compose kèm Grafana. Quan trọng hơn, mỗi tính năng nổi bật của PostgreSQL được gắn với một bài toán nghiệp vụ thật và được kiểm chứng bằng số liệu:</w:t>
+      </w:r>
+    </w:p>
+    <w:p>
+      <w:pPr>
+        <w:pStyle w:val="ListParagraph"/>
+        <w:numPr>
+          <w:ilvl w:val="0"/>
+          <w:numId w:val="2"/>
+        </w:numPr>
+        <w:spacing w:after="60" w:line="360" w:lineRule="auto"/>
+        <w:jc w:val="both"/>
       </w:pPr>
       <w:r>
         <w:rPr>
           <w:rFonts w:ascii="Times New Roman" w:cs="Times New Roman" w:eastAsia="Times New Roman" w:hAnsi="Times New Roman"/>
           <w:b/>
           <w:bCs/>
-          <w:i/>
-          <w:iCs/>
-          <w:sz w:val="26"/>
-          <w:szCs w:val="26"/>
-        </w:rPr>
-        <w:t xml:space="preserve">5.5.3. Grafana</w:t>
+          <w:sz w:val="26"/>
+          <w:szCs w:val="26"/>
+        </w:rPr>
+        <w:t xml:space="preserve">JSONB + GIN</w:t>
+      </w:r>
+      <w:r>
+        <w:rPr>
+          <w:rFonts w:ascii="Times New Roman" w:cs="Times New Roman" w:eastAsia="Times New Roman" w:hAnsi="Times New Roman"/>
+          <w:sz w:val="26"/>
+          <w:szCs w:val="26"/>
+        </w:rPr>
+        <w:t xml:space="preserve"> giải quyết thuộc tính khác nhau giữa các loại trang sức, lọc nhanh hơn quét tuần tự ~30 lần.</w:t>
+      </w:r>
+    </w:p>
+    <w:p>
+      <w:pPr>
+        <w:pStyle w:val="ListParagraph"/>
+        <w:numPr>
+          <w:ilvl w:val="0"/>
+          <w:numId w:val="2"/>
+        </w:numPr>
+        <w:spacing w:after="60" w:line="360" w:lineRule="auto"/>
+        <w:jc w:val="both"/>
+      </w:pPr>
+      <w:r>
+        <w:rPr>
+          <w:rFonts w:ascii="Times New Roman" w:cs="Times New Roman" w:eastAsia="Times New Roman" w:hAnsi="Times New Roman"/>
+          <w:b/>
+          <w:bCs/>
+          <w:sz w:val="26"/>
+          <w:szCs w:val="26"/>
+        </w:rPr>
+        <w:t xml:space="preserve">Full-text search tiếng Việt</w:t>
+      </w:r>
+      <w:r>
+        <w:rPr>
+          <w:rFonts w:ascii="Times New Roman" w:cs="Times New Roman" w:eastAsia="Times New Roman" w:hAnsi="Times New Roman"/>
+          <w:sz w:val="26"/>
+          <w:szCs w:val="26"/>
+        </w:rPr>
+        <w:t xml:space="preserve"> với unaccent và pg_trgm cho phép tìm không dấu, gõ sai chính tả, gợi ý khi gõ – không cần Elasticsearch.</w:t>
+      </w:r>
+    </w:p>
+    <w:p>
+      <w:pPr>
+        <w:pStyle w:val="ListParagraph"/>
+        <w:numPr>
+          <w:ilvl w:val="0"/>
+          <w:numId w:val="2"/>
+        </w:numPr>
+        <w:spacing w:after="60" w:line="360" w:lineRule="auto"/>
+        <w:jc w:val="both"/>
+      </w:pPr>
+      <w:r>
+        <w:rPr>
+          <w:rFonts w:ascii="Times New Roman" w:cs="Times New Roman" w:eastAsia="Times New Roman" w:hAnsi="Times New Roman"/>
+          <w:b/>
+          <w:bCs/>
+          <w:sz w:val="26"/>
+          <w:szCs w:val="26"/>
+        </w:rPr>
+        <w:t xml:space="preserve">pgvector + HNSW</w:t>
+      </w:r>
+      <w:r>
+        <w:rPr>
+          <w:rFonts w:ascii="Times New Roman" w:cs="Times New Roman" w:eastAsia="Times New Roman" w:hAnsi="Times New Roman"/>
+          <w:sz w:val="26"/>
+          <w:szCs w:val="26"/>
+        </w:rPr>
+        <w:t xml:space="preserve"> mang tính năng gợi ý sản phẩm tương tự theo hướng AI vào ngay CSDL.</w:t>
+      </w:r>
+    </w:p>
+    <w:p>
+      <w:pPr>
+        <w:pStyle w:val="ListParagraph"/>
+        <w:numPr>
+          <w:ilvl w:val="0"/>
+          <w:numId w:val="2"/>
+        </w:numPr>
+        <w:spacing w:after="60" w:line="360" w:lineRule="auto"/>
+        <w:jc w:val="both"/>
+      </w:pPr>
+      <w:r>
+        <w:rPr>
+          <w:rFonts w:ascii="Times New Roman" w:cs="Times New Roman" w:eastAsia="Times New Roman" w:hAnsi="Times New Roman"/>
+          <w:b/>
+          <w:bCs/>
+          <w:sz w:val="26"/>
+          <w:szCs w:val="26"/>
+        </w:rPr>
+        <w:t xml:space="preserve">Partitioning + BRIN</w:t>
+      </w:r>
+      <w:r>
+        <w:rPr>
+          <w:rFonts w:ascii="Times New Roman" w:cs="Times New Roman" w:eastAsia="Times New Roman" w:hAnsi="Times New Roman"/>
+          <w:sz w:val="26"/>
+          <w:szCs w:val="26"/>
+        </w:rPr>
+        <w:t xml:space="preserve"> kiểm chứng trên 1 triệu đơn: pruning chỉ quét 1/37 partition (nhanh hơn 20 lần), BRIN nhỏ hơn B-tree 26 lần.</w:t>
+      </w:r>
+    </w:p>
+    <w:p>
+      <w:pPr>
+        <w:pStyle w:val="ListParagraph"/>
+        <w:numPr>
+          <w:ilvl w:val="0"/>
+          <w:numId w:val="2"/>
+        </w:numPr>
+        <w:spacing w:after="60" w:line="360" w:lineRule="auto"/>
+        <w:jc w:val="both"/>
+      </w:pPr>
+      <w:r>
+        <w:rPr>
+          <w:rFonts w:ascii="Times New Roman" w:cs="Times New Roman" w:eastAsia="Times New Roman" w:hAnsi="Times New Roman"/>
+          <w:b/>
+          <w:bCs/>
+          <w:sz w:val="26"/>
+          <w:szCs w:val="26"/>
+        </w:rPr>
+        <w:t xml:space="preserve">Transaction + SELECT FOR UPDATE</w:t>
+      </w:r>
+      <w:r>
+        <w:rPr>
+          <w:rFonts w:ascii="Times New Roman" w:cs="Times New Roman" w:eastAsia="Times New Roman" w:hAnsi="Times New Roman"/>
+          <w:sz w:val="26"/>
+          <w:szCs w:val="26"/>
+        </w:rPr>
+        <w:t xml:space="preserve"> trong hàm PL/pgSQL bảo đảm không bán quá tồn kho, kiểm chứng với 50 client đồng thời.</w:t>
+      </w:r>
+    </w:p>
+    <w:p>
+      <w:pPr>
+        <w:pStyle w:val="ListParagraph"/>
+        <w:numPr>
+          <w:ilvl w:val="0"/>
+          <w:numId w:val="2"/>
+        </w:numPr>
+        <w:spacing w:after="60" w:line="360" w:lineRule="auto"/>
+        <w:jc w:val="both"/>
+      </w:pPr>
+      <w:r>
+        <w:rPr>
+          <w:rFonts w:ascii="Times New Roman" w:cs="Times New Roman" w:eastAsia="Times New Roman" w:hAnsi="Times New Roman"/>
+          <w:b/>
+          <w:bCs/>
+          <w:sz w:val="26"/>
+          <w:szCs w:val="26"/>
+        </w:rPr>
+        <w:t xml:space="preserve">Materialized view + LISTEN/NOTIFY</w:t>
+      </w:r>
+      <w:r>
+        <w:rPr>
+          <w:rFonts w:ascii="Times New Roman" w:cs="Times New Roman" w:eastAsia="Times New Roman" w:hAnsi="Times New Roman"/>
+          <w:sz w:val="26"/>
+          <w:szCs w:val="26"/>
+        </w:rPr>
+        <w:t xml:space="preserve"> cho dashboard nhanh gấp hàng nghìn lần trên 1 triệu đơn và cảnh báo thời gian thực mà không cần Redis hay hàng đợi.</w:t>
       </w:r>
     </w:p>
     <w:p>
@@ -30075,7 +32380,607 @@
           <w:sz w:val="26"/>
           <w:szCs w:val="26"/>
         </w:rPr>
-        <w:t xml:space="preserve">Container Grafana được cấu hình sẵn datasource PostgreSQL và dashboard “Jewelry Shop – PostgreSQL Monitor” gồm 12 panel: kết nối đang mở, dung lượng CSDL, tỉ lệ cache hit, số giao dịch, đơn và doanh thu hôm nay, đơn theo giờ 7 ngày, doanh thu 30 ngày (từ materialized view), top câu SQL, index usage, số dòng từng partition, sản phẩm sắp hết hàng. Dashboard tự làm mới mỗi 10 giây và không cần Prometheus vì Grafana truy vấn SQL trực tiếp.</w:t>
+        <w:t xml:space="preserve">Qua đó nhóm rút ra nhận định: PostgreSQL không chỉ là một CSDL quan hệ mà là một nền tảng dữ liệu đa mô hình; với một hệ thống thương mại điện tử quy mô vừa, việc tận dụng đúng các tính năng của PostgreSQL có thể thay thế nhiều thành phần hạ tầng riêng lẻ, giảm chi phí vận hành và độ phức tạp.</w:t>
+      </w:r>
+    </w:p>
+    <w:p>
+      <w:pPr>
+        <w:pStyle w:val="Heading2"/>
+        <w:keepNext/>
+        <w:spacing w:after="120" w:before="240" w:line="360" w:lineRule="auto"/>
+      </w:pPr>
+      <w:r>
+        <w:rPr>
+          <w:rFonts w:ascii="Times New Roman" w:cs="Times New Roman" w:eastAsia="Times New Roman" w:hAnsi="Times New Roman"/>
+          <w:b/>
+          <w:bCs/>
+          <w:sz w:val="26"/>
+          <w:szCs w:val="26"/>
+        </w:rPr>
+        <w:t xml:space="preserve">2. Hạn chế</w:t>
+      </w:r>
+    </w:p>
+    <w:p>
+      <w:pPr>
+        <w:pStyle w:val="ListParagraph"/>
+        <w:numPr>
+          <w:ilvl w:val="0"/>
+          <w:numId w:val="2"/>
+        </w:numPr>
+        <w:spacing w:after="60" w:line="360" w:lineRule="auto"/>
+        <w:jc w:val="both"/>
+      </w:pPr>
+      <w:r>
+        <w:rPr>
+          <w:rFonts w:ascii="Times New Roman" w:cs="Times New Roman" w:eastAsia="Times New Roman" w:hAnsi="Times New Roman"/>
+          <w:sz w:val="26"/>
+          <w:szCs w:val="26"/>
+        </w:rPr>
+        <w:t xml:space="preserve">Embedding cho pgvector dùng kỹ thuật feature hashing nên chỉ phản ánh tương đồng về từ khoá/thuộc tính, chưa phải “hiểu” ngữ nghĩa hay hình ảnh như mô hình AI thật.</w:t>
+      </w:r>
+    </w:p>
+    <w:p>
+      <w:pPr>
+        <w:pStyle w:val="ListParagraph"/>
+        <w:numPr>
+          <w:ilvl w:val="0"/>
+          <w:numId w:val="2"/>
+        </w:numPr>
+        <w:spacing w:after="60" w:line="360" w:lineRule="auto"/>
+        <w:jc w:val="both"/>
+      </w:pPr>
+      <w:r>
+        <w:rPr>
+          <w:rFonts w:ascii="Times New Roman" w:cs="Times New Roman" w:eastAsia="Times New Roman" w:hAnsi="Times New Roman"/>
+          <w:sz w:val="26"/>
+          <w:szCs w:val="26"/>
+        </w:rPr>
+        <w:t xml:space="preserve">Chưa có từ điển tiếng Việt cho full-text search (tách từ ghép, từ đồng nghĩa); hiện xử lý ở mức bỏ dấu và trigram.</w:t>
+      </w:r>
+    </w:p>
+    <w:p>
+      <w:pPr>
+        <w:pStyle w:val="ListParagraph"/>
+        <w:numPr>
+          <w:ilvl w:val="0"/>
+          <w:numId w:val="2"/>
+        </w:numPr>
+        <w:spacing w:after="60" w:line="360" w:lineRule="auto"/>
+        <w:jc w:val="both"/>
+      </w:pPr>
+      <w:r>
+        <w:rPr>
+          <w:rFonts w:ascii="Times New Roman" w:cs="Times New Roman" w:eastAsia="Times New Roman" w:hAnsi="Times New Roman"/>
+          <w:sz w:val="26"/>
+          <w:szCs w:val="26"/>
+        </w:rPr>
+        <w:t xml:space="preserve">Mới đo đến 1 triệu đơn hàng trên một máy ảo 2 vCPU với cấu hình PostgreSQL mặc định; chưa tinh chỉnh tham số và chưa thử nghiệm replication/high availability.</w:t>
+      </w:r>
+    </w:p>
+    <w:p>
+      <w:pPr>
+        <w:pStyle w:val="ListParagraph"/>
+        <w:numPr>
+          <w:ilvl w:val="0"/>
+          <w:numId w:val="2"/>
+        </w:numPr>
+        <w:spacing w:after="60" w:line="360" w:lineRule="auto"/>
+        <w:jc w:val="both"/>
+      </w:pPr>
+      <w:r>
+        <w:rPr>
+          <w:rFonts w:ascii="Times New Roman" w:cs="Times New Roman" w:eastAsia="Times New Roman" w:hAnsi="Times New Roman"/>
+          <w:sz w:val="26"/>
+          <w:szCs w:val="26"/>
+        </w:rPr>
+        <w:t xml:space="preserve">Nghiệp vụ còn đơn giản: chưa có thanh toán trực tuyến, khuyến mãi, nhiều kho.</w:t>
+      </w:r>
+    </w:p>
+    <w:p>
+      <w:pPr>
+        <w:pStyle w:val="Heading2"/>
+        <w:keepNext/>
+        <w:spacing w:after="120" w:before="240" w:line="360" w:lineRule="auto"/>
+      </w:pPr>
+      <w:r>
+        <w:rPr>
+          <w:rFonts w:ascii="Times New Roman" w:cs="Times New Roman" w:eastAsia="Times New Roman" w:hAnsi="Times New Roman"/>
+          <w:b/>
+          <w:bCs/>
+          <w:sz w:val="26"/>
+          <w:szCs w:val="26"/>
+        </w:rPr>
+        <w:t xml:space="preserve">3. Hướng phát triển</w:t>
+      </w:r>
+    </w:p>
+    <w:p>
+      <w:pPr>
+        <w:pStyle w:val="ListParagraph"/>
+        <w:numPr>
+          <w:ilvl w:val="0"/>
+          <w:numId w:val="2"/>
+        </w:numPr>
+        <w:spacing w:after="60" w:line="360" w:lineRule="auto"/>
+        <w:jc w:val="both"/>
+      </w:pPr>
+      <w:r>
+        <w:rPr>
+          <w:rFonts w:ascii="Times New Roman" w:cs="Times New Roman" w:eastAsia="Times New Roman" w:hAnsi="Times New Roman"/>
+          <w:sz w:val="26"/>
+          <w:szCs w:val="26"/>
+        </w:rPr>
+        <w:t xml:space="preserve">Thay hàm embedding bằng mô hình đa phương thức (CLIP) để gợi ý theo ảnh sản phẩm; thử IVFFlat và tinh chỉnh tham số HNSW (m, ef_construction).</w:t>
+      </w:r>
+    </w:p>
+    <w:p>
+      <w:pPr>
+        <w:pStyle w:val="ListParagraph"/>
+        <w:numPr>
+          <w:ilvl w:val="0"/>
+          <w:numId w:val="2"/>
+        </w:numPr>
+        <w:spacing w:after="60" w:line="360" w:lineRule="auto"/>
+        <w:jc w:val="both"/>
+      </w:pPr>
+      <w:r>
+        <w:rPr>
+          <w:rFonts w:ascii="Times New Roman" w:cs="Times New Roman" w:eastAsia="Times New Roman" w:hAnsi="Times New Roman"/>
+          <w:sz w:val="26"/>
+          <w:szCs w:val="26"/>
+        </w:rPr>
+        <w:t xml:space="preserve">Bổ sung từ điển tiếng Việt cho tsvector, kết hợp xếp hạng theo lượt bán.</w:t>
+      </w:r>
+    </w:p>
+    <w:p>
+      <w:pPr>
+        <w:pStyle w:val="ListParagraph"/>
+        <w:numPr>
+          <w:ilvl w:val="0"/>
+          <w:numId w:val="2"/>
+        </w:numPr>
+        <w:spacing w:after="60" w:line="360" w:lineRule="auto"/>
+        <w:jc w:val="both"/>
+      </w:pPr>
+      <w:r>
+        <w:rPr>
+          <w:rFonts w:ascii="Times New Roman" w:cs="Times New Roman" w:eastAsia="Times New Roman" w:hAnsi="Times New Roman"/>
+          <w:sz w:val="26"/>
+          <w:szCs w:val="26"/>
+        </w:rPr>
+        <w:t xml:space="preserve">Tự động tạo partition và làm mới materialized view bằng pg_cron; lưu trữ partition cũ sang bảng nén hoặc S3.</w:t>
+      </w:r>
+    </w:p>
+    <w:p>
+      <w:pPr>
+        <w:pStyle w:val="ListParagraph"/>
+        <w:numPr>
+          <w:ilvl w:val="0"/>
+          <w:numId w:val="2"/>
+        </w:numPr>
+        <w:spacing w:after="60" w:line="360" w:lineRule="auto"/>
+        <w:jc w:val="both"/>
+      </w:pPr>
+      <w:r>
+        <w:rPr>
+          <w:rFonts w:ascii="Times New Roman" w:cs="Times New Roman" w:eastAsia="Times New Roman" w:hAnsi="Times New Roman"/>
+          <w:sz w:val="26"/>
+          <w:szCs w:val="26"/>
+        </w:rPr>
+        <w:t xml:space="preserve">Thêm Row-Level Security để phân quyền nhiều nhân viên, streaming replication cho đọc/ghi tách biệt.</w:t>
+      </w:r>
+    </w:p>
+    <w:p>
+      <w:pPr>
+        <w:pStyle w:val="ListParagraph"/>
+        <w:numPr>
+          <w:ilvl w:val="0"/>
+          <w:numId w:val="2"/>
+        </w:numPr>
+        <w:spacing w:after="60" w:line="360" w:lineRule="auto"/>
+        <w:jc w:val="both"/>
+      </w:pPr>
+      <w:r>
+        <w:rPr>
+          <w:rFonts w:ascii="Times New Roman" w:cs="Times New Roman" w:eastAsia="Times New Roman" w:hAnsi="Times New Roman"/>
+          <w:sz w:val="26"/>
+          <w:szCs w:val="26"/>
+        </w:rPr>
+        <w:t xml:space="preserve">Mở rộng nghiệp vụ: thanh toán, voucher, khách hàng thân thiết, nhiều chi nhánh với PostGIS.</w:t>
+      </w:r>
+    </w:p>
+    <w:p>
+      <w:r>
+        <w:br w:type="page"/>
+      </w:r>
+    </w:p>
+    <w:p>
+      <w:pPr>
+        <w:pStyle w:val="Heading1"/>
+        <w:spacing w:after="240" w:before="240" w:line="360" w:lineRule="auto"/>
+        <w:jc w:val="center"/>
+      </w:pPr>
+      <w:r>
+        <w:rPr>
+          <w:rFonts w:ascii="Times New Roman" w:cs="Times New Roman" w:eastAsia="Times New Roman" w:hAnsi="Times New Roman"/>
+          <w:b/>
+          <w:bCs/>
+          <w:sz w:val="28"/>
+          <w:szCs w:val="28"/>
+        </w:rPr>
+        <w:t xml:space="preserve">TÀI LIỆU THAM KHẢO</w:t>
+      </w:r>
+    </w:p>
+    <w:p>
+      <w:pPr>
+        <w:pStyle w:val="ListParagraph"/>
+        <w:numPr>
+          <w:ilvl w:val="0"/>
+          <w:numId w:val="3"/>
+        </w:numPr>
+        <w:spacing w:after="60" w:line="360" w:lineRule="auto"/>
+        <w:jc w:val="both"/>
+      </w:pPr>
+      <w:r>
+        <w:rPr>
+          <w:rFonts w:ascii="Times New Roman" w:cs="Times New Roman" w:eastAsia="Times New Roman" w:hAnsi="Times New Roman"/>
+          <w:sz w:val="26"/>
+          <w:szCs w:val="26"/>
+        </w:rPr>
+        <w:t xml:space="preserve">DB-Engines, “DB-Engines Ranking – Trend of PostgreSQL popularity”, https://db-engines.com/en/ranking, truy cập tháng 10/2026.</w:t>
+      </w:r>
+    </w:p>
+    <w:p>
+      <w:pPr>
+        <w:pStyle w:val="ListParagraph"/>
+        <w:numPr>
+          <w:ilvl w:val="0"/>
+          <w:numId w:val="3"/>
+        </w:numPr>
+        <w:spacing w:after="60" w:line="360" w:lineRule="auto"/>
+        <w:jc w:val="both"/>
+      </w:pPr>
+      <w:r>
+        <w:rPr>
+          <w:rFonts w:ascii="Times New Roman" w:cs="Times New Roman" w:eastAsia="Times New Roman" w:hAnsi="Times New Roman"/>
+          <w:sz w:val="26"/>
+          <w:szCs w:val="26"/>
+        </w:rPr>
+        <w:t xml:space="preserve">Redgate Software, “DB-Engines: PostgreSQL leads H1 2026 database growth as data platforms gain momentum”, thông cáo báo chí 10/06/2026.</w:t>
+      </w:r>
+    </w:p>
+    <w:p>
+      <w:pPr>
+        <w:pStyle w:val="ListParagraph"/>
+        <w:numPr>
+          <w:ilvl w:val="0"/>
+          <w:numId w:val="3"/>
+        </w:numPr>
+        <w:spacing w:after="60" w:line="360" w:lineRule="auto"/>
+        <w:jc w:val="both"/>
+      </w:pPr>
+      <w:r>
+        <w:rPr>
+          <w:rFonts w:ascii="Times New Roman" w:cs="Times New Roman" w:eastAsia="Times New Roman" w:hAnsi="Times New Roman"/>
+          <w:sz w:val="26"/>
+          <w:szCs w:val="26"/>
+        </w:rPr>
+        <w:t xml:space="preserve">PostgreSQL Global Development Group, </w:t>
+      </w:r>
+      <w:r>
+        <w:rPr>
+          <w:rFonts w:ascii="Times New Roman" w:cs="Times New Roman" w:eastAsia="Times New Roman" w:hAnsi="Times New Roman"/>
+          <w:i/>
+          <w:iCs/>
+          <w:sz w:val="26"/>
+          <w:szCs w:val="26"/>
+        </w:rPr>
+        <w:t xml:space="preserve">PostgreSQL 16 Documentation</w:t>
+      </w:r>
+      <w:r>
+        <w:rPr>
+          <w:rFonts w:ascii="Times New Roman" w:cs="Times New Roman" w:eastAsia="Times New Roman" w:hAnsi="Times New Roman"/>
+          <w:sz w:val="26"/>
+          <w:szCs w:val="26"/>
+        </w:rPr>
+        <w:t xml:space="preserve">, https://www.postgresql.org/docs/16/ – các chương: JSON Types, Full Text Search, Table Partitioning, Index Types, Materialized Views, Explicit Locking, NOTIFY.</w:t>
+      </w:r>
+    </w:p>
+    <w:p>
+      <w:pPr>
+        <w:pStyle w:val="ListParagraph"/>
+        <w:numPr>
+          <w:ilvl w:val="0"/>
+          <w:numId w:val="3"/>
+        </w:numPr>
+        <w:spacing w:after="60" w:line="360" w:lineRule="auto"/>
+        <w:jc w:val="both"/>
+      </w:pPr>
+      <w:r>
+        <w:rPr>
+          <w:rFonts w:ascii="Times New Roman" w:cs="Times New Roman" w:eastAsia="Times New Roman" w:hAnsi="Times New Roman"/>
+          <w:sz w:val="26"/>
+          <w:szCs w:val="26"/>
+        </w:rPr>
+        <w:t xml:space="preserve">Stack Overflow, </w:t>
+      </w:r>
+      <w:r>
+        <w:rPr>
+          <w:rFonts w:ascii="Times New Roman" w:cs="Times New Roman" w:eastAsia="Times New Roman" w:hAnsi="Times New Roman"/>
+          <w:i/>
+          <w:iCs/>
+          <w:sz w:val="26"/>
+          <w:szCs w:val="26"/>
+        </w:rPr>
+        <w:t xml:space="preserve">Developer Survey 2024–2025</w:t>
+      </w:r>
+      <w:r>
+        <w:rPr>
+          <w:rFonts w:ascii="Times New Roman" w:cs="Times New Roman" w:eastAsia="Times New Roman" w:hAnsi="Times New Roman"/>
+          <w:sz w:val="26"/>
+          <w:szCs w:val="26"/>
+        </w:rPr>
+        <w:t xml:space="preserve">, mục Databases, https://survey.stackoverflow.co/.</w:t>
+      </w:r>
+    </w:p>
+    <w:p>
+      <w:pPr>
+        <w:pStyle w:val="ListParagraph"/>
+        <w:numPr>
+          <w:ilvl w:val="0"/>
+          <w:numId w:val="3"/>
+        </w:numPr>
+        <w:spacing w:after="60" w:line="360" w:lineRule="auto"/>
+        <w:jc w:val="both"/>
+      </w:pPr>
+      <w:r>
+        <w:rPr>
+          <w:rFonts w:ascii="Times New Roman" w:cs="Times New Roman" w:eastAsia="Times New Roman" w:hAnsi="Times New Roman"/>
+          <w:sz w:val="26"/>
+          <w:szCs w:val="26"/>
+        </w:rPr>
+        <w:t xml:space="preserve">Andrew Kane, </w:t>
+      </w:r>
+      <w:r>
+        <w:rPr>
+          <w:rFonts w:ascii="Times New Roman" w:cs="Times New Roman" w:eastAsia="Times New Roman" w:hAnsi="Times New Roman"/>
+          <w:i/>
+          <w:iCs/>
+          <w:sz w:val="26"/>
+          <w:szCs w:val="26"/>
+        </w:rPr>
+        <w:t xml:space="preserve">pgvector – Open-source vector similarity search for Postgres</w:t>
+      </w:r>
+      <w:r>
+        <w:rPr>
+          <w:rFonts w:ascii="Times New Roman" w:cs="Times New Roman" w:eastAsia="Times New Roman" w:hAnsi="Times New Roman"/>
+          <w:sz w:val="26"/>
+          <w:szCs w:val="26"/>
+        </w:rPr>
+        <w:t xml:space="preserve">, https://github.com/pgvector/pgvector.</w:t>
+      </w:r>
+    </w:p>
+    <w:p>
+      <w:pPr>
+        <w:pStyle w:val="ListParagraph"/>
+        <w:numPr>
+          <w:ilvl w:val="0"/>
+          <w:numId w:val="3"/>
+        </w:numPr>
+        <w:spacing w:after="60" w:line="360" w:lineRule="auto"/>
+        <w:jc w:val="both"/>
+      </w:pPr>
+      <w:r>
+        <w:rPr>
+          <w:rFonts w:ascii="Times New Roman" w:cs="Times New Roman" w:eastAsia="Times New Roman" w:hAnsi="Times New Roman"/>
+          <w:sz w:val="26"/>
+          <w:szCs w:val="26"/>
+        </w:rPr>
+        <w:t xml:space="preserve">PostgreSQL Global Development Group, </w:t>
+      </w:r>
+      <w:r>
+        <w:rPr>
+          <w:rFonts w:ascii="Times New Roman" w:cs="Times New Roman" w:eastAsia="Times New Roman" w:hAnsi="Times New Roman"/>
+          <w:i/>
+          <w:iCs/>
+          <w:sz w:val="26"/>
+          <w:szCs w:val="26"/>
+        </w:rPr>
+        <w:t xml:space="preserve">pg_trgm, unaccent, pg_stat_statements – Additional Supplied Modules</w:t>
+      </w:r>
+      <w:r>
+        <w:rPr>
+          <w:rFonts w:ascii="Times New Roman" w:cs="Times New Roman" w:eastAsia="Times New Roman" w:hAnsi="Times New Roman"/>
+          <w:sz w:val="26"/>
+          <w:szCs w:val="26"/>
+        </w:rPr>
+        <w:t xml:space="preserve">, https://www.postgresql.org/docs/16/contrib.html.</w:t>
+      </w:r>
+    </w:p>
+    <w:p>
+      <w:pPr>
+        <w:pStyle w:val="ListParagraph"/>
+        <w:numPr>
+          <w:ilvl w:val="0"/>
+          <w:numId w:val="3"/>
+        </w:numPr>
+        <w:spacing w:after="60" w:line="360" w:lineRule="auto"/>
+        <w:jc w:val="both"/>
+      </w:pPr>
+      <w:r>
+        <w:rPr>
+          <w:rFonts w:ascii="Times New Roman" w:cs="Times New Roman" w:eastAsia="Times New Roman" w:hAnsi="Times New Roman"/>
+          <w:sz w:val="26"/>
+          <w:szCs w:val="26"/>
+        </w:rPr>
+        <w:t xml:space="preserve">Fastify, </w:t>
+      </w:r>
+      <w:r>
+        <w:rPr>
+          <w:rFonts w:ascii="Times New Roman" w:cs="Times New Roman" w:eastAsia="Times New Roman" w:hAnsi="Times New Roman"/>
+          <w:i/>
+          <w:iCs/>
+          <w:sz w:val="26"/>
+          <w:szCs w:val="26"/>
+        </w:rPr>
+        <w:t xml:space="preserve">Fastify Documentation</w:t>
+      </w:r>
+      <w:r>
+        <w:rPr>
+          <w:rFonts w:ascii="Times New Roman" w:cs="Times New Roman" w:eastAsia="Times New Roman" w:hAnsi="Times New Roman"/>
+          <w:sz w:val="26"/>
+          <w:szCs w:val="26"/>
+        </w:rPr>
+        <w:t xml:space="preserve">, https://fastify.dev/; node-postgres, https://node-postgres.com/.</w:t>
+      </w:r>
+    </w:p>
+    <w:p>
+      <w:pPr>
+        <w:pStyle w:val="ListParagraph"/>
+        <w:numPr>
+          <w:ilvl w:val="0"/>
+          <w:numId w:val="3"/>
+        </w:numPr>
+        <w:spacing w:after="60" w:line="360" w:lineRule="auto"/>
+        <w:jc w:val="both"/>
+      </w:pPr>
+      <w:r>
+        <w:rPr>
+          <w:rFonts w:ascii="Times New Roman" w:cs="Times New Roman" w:eastAsia="Times New Roman" w:hAnsi="Times New Roman"/>
+          <w:sz w:val="26"/>
+          <w:szCs w:val="26"/>
+        </w:rPr>
+        <w:t xml:space="preserve">Vercel, </w:t>
+      </w:r>
+      <w:r>
+        <w:rPr>
+          <w:rFonts w:ascii="Times New Roman" w:cs="Times New Roman" w:eastAsia="Times New Roman" w:hAnsi="Times New Roman"/>
+          <w:i/>
+          <w:iCs/>
+          <w:sz w:val="26"/>
+          <w:szCs w:val="26"/>
+        </w:rPr>
+        <w:t xml:space="preserve">Next.js 15 Documentation</w:t>
+      </w:r>
+      <w:r>
+        <w:rPr>
+          <w:rFonts w:ascii="Times New Roman" w:cs="Times New Roman" w:eastAsia="Times New Roman" w:hAnsi="Times New Roman"/>
+          <w:sz w:val="26"/>
+          <w:szCs w:val="26"/>
+        </w:rPr>
+        <w:t xml:space="preserve">, https://nextjs.org/docs.</w:t>
+      </w:r>
+    </w:p>
+    <w:p>
+      <w:pPr>
+        <w:pStyle w:val="ListParagraph"/>
+        <w:numPr>
+          <w:ilvl w:val="0"/>
+          <w:numId w:val="3"/>
+        </w:numPr>
+        <w:spacing w:after="60" w:line="360" w:lineRule="auto"/>
+        <w:jc w:val="both"/>
+      </w:pPr>
+      <w:r>
+        <w:rPr>
+          <w:rFonts w:ascii="Times New Roman" w:cs="Times New Roman" w:eastAsia="Times New Roman" w:hAnsi="Times New Roman"/>
+          <w:sz w:val="26"/>
+          <w:szCs w:val="26"/>
+        </w:rPr>
+        <w:t xml:space="preserve">Grafana Labs, </w:t>
+      </w:r>
+      <w:r>
+        <w:rPr>
+          <w:rFonts w:ascii="Times New Roman" w:cs="Times New Roman" w:eastAsia="Times New Roman" w:hAnsi="Times New Roman"/>
+          <w:i/>
+          <w:iCs/>
+          <w:sz w:val="26"/>
+          <w:szCs w:val="26"/>
+        </w:rPr>
+        <w:t xml:space="preserve">PostgreSQL data source</w:t>
+      </w:r>
+      <w:r>
+        <w:rPr>
+          <w:rFonts w:ascii="Times New Roman" w:cs="Times New Roman" w:eastAsia="Times New Roman" w:hAnsi="Times New Roman"/>
+          <w:sz w:val="26"/>
+          <w:szCs w:val="26"/>
+        </w:rPr>
+        <w:t xml:space="preserve">, https://grafana.com/docs/grafana/latest/datasources/postgres/.</w:t>
+      </w:r>
+    </w:p>
+    <w:p>
+      <w:pPr>
+        <w:pStyle w:val="ListParagraph"/>
+        <w:numPr>
+          <w:ilvl w:val="0"/>
+          <w:numId w:val="3"/>
+        </w:numPr>
+        <w:spacing w:after="60" w:line="360" w:lineRule="auto"/>
+        <w:jc w:val="both"/>
+      </w:pPr>
+      <w:r>
+        <w:rPr>
+          <w:rFonts w:ascii="Times New Roman" w:cs="Times New Roman" w:eastAsia="Times New Roman" w:hAnsi="Times New Roman"/>
+          <w:sz w:val="26"/>
+          <w:szCs w:val="26"/>
+        </w:rPr>
+        <w:t xml:space="preserve">Đỗ Phúc, </w:t>
+      </w:r>
+      <w:r>
+        <w:rPr>
+          <w:rFonts w:ascii="Times New Roman" w:cs="Times New Roman" w:eastAsia="Times New Roman" w:hAnsi="Times New Roman"/>
+          <w:i/>
+          <w:iCs/>
+          <w:sz w:val="26"/>
+          <w:szCs w:val="26"/>
+        </w:rPr>
+        <w:t xml:space="preserve">Giáo trình Cơ sở dữ liệu</w:t>
+      </w:r>
+      <w:r>
+        <w:rPr>
+          <w:rFonts w:ascii="Times New Roman" w:cs="Times New Roman" w:eastAsia="Times New Roman" w:hAnsi="Times New Roman"/>
+          <w:sz w:val="26"/>
+          <w:szCs w:val="26"/>
+        </w:rPr>
+        <w:t xml:space="preserve">, NXB Đại học Quốc gia TP.HCM (tài liệu môn học).</w:t>
+      </w:r>
+    </w:p>
+    <w:p>
+      <w:r>
+        <w:br w:type="page"/>
+      </w:r>
+    </w:p>
+    <w:p>
+      <w:pPr>
+        <w:pStyle w:val="Heading1"/>
+        <w:spacing w:after="240" w:before="240" w:line="360" w:lineRule="auto"/>
+        <w:jc w:val="center"/>
+      </w:pPr>
+      <w:r>
+        <w:rPr>
+          <w:rFonts w:ascii="Times New Roman" w:cs="Times New Roman" w:eastAsia="Times New Roman" w:hAnsi="Times New Roman"/>
+          <w:b/>
+          <w:bCs/>
+          <w:sz w:val="28"/>
+          <w:szCs w:val="28"/>
+        </w:rPr>
+        <w:t xml:space="preserve">PHỤ LỤC</w:t>
+      </w:r>
+    </w:p>
+    <w:p>
+      <w:pPr>
+        <w:pStyle w:val="Heading2"/>
+        <w:keepNext/>
+        <w:spacing w:after="120" w:before="240" w:line="360" w:lineRule="auto"/>
+      </w:pPr>
+      <w:r>
+        <w:rPr>
+          <w:rFonts w:ascii="Times New Roman" w:cs="Times New Roman" w:eastAsia="Times New Roman" w:hAnsi="Times New Roman"/>
+          <w:b/>
+          <w:bCs/>
+          <w:sz w:val="26"/>
+          <w:szCs w:val="26"/>
+        </w:rPr>
+        <w:t xml:space="preserve">Phụ lục A. Hướng dẫn cài đặt và chạy</w:t>
       </w:r>
     </w:p>
     <w:p>
@@ -30095,7 +33000,7 @@
           <w:sz w:val="18"/>
           <w:szCs w:val="18"/>
         </w:rPr>
-        <w:t xml:space="preserve">-- Ví dụ panel "Cache hit %" trong monitoring/grafana/dashboards/jewelry-monitor.json</w:t>
+        <w:t xml:space="preserve"># Cách 1: Docker (khuyến nghị)</w:t>
       </w:r>
     </w:p>
     <w:p>
@@ -30114,7 +33019,197 @@
           <w:sz w:val="18"/>
           <w:szCs w:val="18"/>
         </w:rPr>
-        <w:t xml:space="preserve">SELECT round(100.0 * blks_hit / nullif(blks_hit + blks_read, 0), 2) AS cache_hit</w:t>
+        <w:t xml:space="preserve">git clone &lt;repo&gt; jewelry-shop-postgres &amp;&amp; cd jewelry-shop-postgres</w:t>
+      </w:r>
+    </w:p>
+    <w:p>
+      <w:pPr>
+        <w:keepLines/>
+        <w:pBdr>
+          <w:left w:val="single" w:color="B8902E" w:sz="12" w:space="4"/>
+        </w:pBdr>
+        <w:shd w:fill="F3F3F3" w:color="auto" w:val="clear"/>
+        <w:spacing w:after="0" w:before="0" w:line="240" w:lineRule="auto"/>
+        <w:ind w:left="170" w:right="170"/>
+      </w:pPr>
+      <w:r>
+        <w:rPr>
+          <w:rFonts w:ascii="Courier New" w:cs="Courier New" w:eastAsia="Courier New" w:hAnsi="Courier New"/>
+          <w:sz w:val="18"/>
+          <w:szCs w:val="18"/>
+        </w:rPr>
+        <w:t xml:space="preserve">docker compose up -d --build</w:t>
+      </w:r>
+    </w:p>
+    <w:p>
+      <w:pPr>
+        <w:keepLines/>
+        <w:pBdr>
+          <w:left w:val="single" w:color="B8902E" w:sz="12" w:space="4"/>
+        </w:pBdr>
+        <w:shd w:fill="F3F3F3" w:color="auto" w:val="clear"/>
+        <w:spacing w:after="0" w:before="0" w:line="240" w:lineRule="auto"/>
+        <w:ind w:left="170" w:right="170"/>
+      </w:pPr>
+      <w:r>
+        <w:rPr>
+          <w:rFonts w:ascii="Courier New" w:cs="Courier New" w:eastAsia="Courier New" w:hAnsi="Courier New"/>
+          <w:sz w:val="18"/>
+          <w:szCs w:val="18"/>
+        </w:rPr>
+        <w:t xml:space="preserve"> </w:t>
+      </w:r>
+    </w:p>
+    <w:p>
+      <w:pPr>
+        <w:keepLines/>
+        <w:pBdr>
+          <w:left w:val="single" w:color="B8902E" w:sz="12" w:space="4"/>
+        </w:pBdr>
+        <w:shd w:fill="F3F3F3" w:color="auto" w:val="clear"/>
+        <w:spacing w:after="0" w:before="0" w:line="240" w:lineRule="auto"/>
+        <w:ind w:left="170" w:right="170"/>
+      </w:pPr>
+      <w:r>
+        <w:rPr>
+          <w:rFonts w:ascii="Courier New" w:cs="Courier New" w:eastAsia="Courier New" w:hAnsi="Courier New"/>
+          <w:sz w:val="18"/>
+          <w:szCs w:val="18"/>
+        </w:rPr>
+        <w:t xml:space="preserve"># Cách 2: chạy tay (cần PostgreSQL 16 + pgvector)</w:t>
+      </w:r>
+    </w:p>
+    <w:p>
+      <w:pPr>
+        <w:keepLines/>
+        <w:pBdr>
+          <w:left w:val="single" w:color="B8902E" w:sz="12" w:space="4"/>
+        </w:pBdr>
+        <w:shd w:fill="F3F3F3" w:color="auto" w:val="clear"/>
+        <w:spacing w:after="0" w:before="0" w:line="240" w:lineRule="auto"/>
+        <w:ind w:left="170" w:right="170"/>
+      </w:pPr>
+      <w:r>
+        <w:rPr>
+          <w:rFonts w:ascii="Courier New" w:cs="Courier New" w:eastAsia="Courier New" w:hAnsi="Courier New"/>
+          <w:sz w:val="18"/>
+          <w:szCs w:val="18"/>
+        </w:rPr>
+        <w:t xml:space="preserve">cd api &amp;&amp; cp .env.example .env &amp;&amp; npm install</w:t>
+      </w:r>
+    </w:p>
+    <w:p>
+      <w:pPr>
+        <w:keepLines/>
+        <w:pBdr>
+          <w:left w:val="single" w:color="B8902E" w:sz="12" w:space="4"/>
+        </w:pBdr>
+        <w:shd w:fill="F3F3F3" w:color="auto" w:val="clear"/>
+        <w:spacing w:after="0" w:before="0" w:line="240" w:lineRule="auto"/>
+        <w:ind w:left="170" w:right="170"/>
+      </w:pPr>
+      <w:r>
+        <w:rPr>
+          <w:rFonts w:ascii="Courier New" w:cs="Courier New" w:eastAsia="Courier New" w:hAnsi="Courier New"/>
+          <w:sz w:val="18"/>
+          <w:szCs w:val="18"/>
+        </w:rPr>
+        <w:t xml:space="preserve">npm run migrate &amp;&amp; npm run seed &amp;&amp; npm run embed &amp;&amp; npm run dev      # API :4000</w:t>
+      </w:r>
+    </w:p>
+    <w:p>
+      <w:pPr>
+        <w:keepLines/>
+        <w:pBdr>
+          <w:left w:val="single" w:color="B8902E" w:sz="12" w:space="4"/>
+        </w:pBdr>
+        <w:shd w:fill="F3F3F3" w:color="auto" w:val="clear"/>
+        <w:spacing w:after="0" w:before="0" w:line="240" w:lineRule="auto"/>
+        <w:ind w:left="170" w:right="170"/>
+      </w:pPr>
+      <w:r>
+        <w:rPr>
+          <w:rFonts w:ascii="Courier New" w:cs="Courier New" w:eastAsia="Courier New" w:hAnsi="Courier New"/>
+          <w:sz w:val="18"/>
+          <w:szCs w:val="18"/>
+        </w:rPr>
+        <w:t xml:space="preserve">npm run seed:big   # (tuỳ chọn) sinh 1 triệu đơn hàng để test partition/index</w:t>
+      </w:r>
+    </w:p>
+    <w:p>
+      <w:pPr>
+        <w:keepLines/>
+        <w:pBdr>
+          <w:left w:val="single" w:color="B8902E" w:sz="12" w:space="4"/>
+        </w:pBdr>
+        <w:shd w:fill="F3F3F3" w:color="auto" w:val="clear"/>
+        <w:spacing w:after="0" w:before="0" w:line="240" w:lineRule="auto"/>
+        <w:ind w:left="170" w:right="170"/>
+      </w:pPr>
+      <w:r>
+        <w:rPr>
+          <w:rFonts w:ascii="Courier New" w:cs="Courier New" w:eastAsia="Courier New" w:hAnsi="Courier New"/>
+          <w:sz w:val="18"/>
+          <w:szCs w:val="18"/>
+        </w:rPr>
+        <w:t xml:space="preserve">npm run bench      # công cụ đo -&gt; docs/benchmark/bench-report.md</w:t>
+      </w:r>
+    </w:p>
+    <w:p>
+      <w:pPr>
+        <w:keepLines/>
+        <w:pBdr>
+          <w:left w:val="single" w:color="B8902E" w:sz="12" w:space="4"/>
+        </w:pBdr>
+        <w:shd w:fill="F3F3F3" w:color="auto" w:val="clear"/>
+        <w:spacing w:after="0" w:before="0" w:line="240" w:lineRule="auto"/>
+        <w:ind w:left="170" w:right="170"/>
+      </w:pPr>
+      <w:r>
+        <w:rPr>
+          <w:rFonts w:ascii="Courier New" w:cs="Courier New" w:eastAsia="Courier New" w:hAnsi="Courier New"/>
+          <w:sz w:val="18"/>
+          <w:szCs w:val="18"/>
+        </w:rPr>
+        <w:t xml:space="preserve">cd ../web &amp;&amp; npm install &amp;&amp; npm run dev                              # Web :3000</w:t>
+      </w:r>
+    </w:p>
+    <w:p>
+      <w:pPr>
+        <w:keepLines/>
+        <w:pBdr>
+          <w:left w:val="single" w:color="B8902E" w:sz="12" w:space="4"/>
+        </w:pBdr>
+        <w:shd w:fill="F3F3F3" w:color="auto" w:val="clear"/>
+        <w:spacing w:after="0" w:before="0" w:line="240" w:lineRule="auto"/>
+        <w:ind w:left="170" w:right="170"/>
+      </w:pPr>
+      <w:r>
+        <w:rPr>
+          <w:rFonts w:ascii="Courier New" w:cs="Courier New" w:eastAsia="Courier New" w:hAnsi="Courier New"/>
+          <w:sz w:val="18"/>
+          <w:szCs w:val="18"/>
+        </w:rPr>
+        <w:t xml:space="preserve"> </w:t>
+      </w:r>
+    </w:p>
+    <w:p>
+      <w:pPr>
+        <w:keepLines/>
+        <w:pBdr>
+          <w:left w:val="single" w:color="B8902E" w:sz="12" w:space="4"/>
+        </w:pBdr>
+        <w:shd w:fill="F3F3F3" w:color="auto" w:val="clear"/>
+        <w:spacing w:after="0" w:before="0" w:line="240" w:lineRule="auto"/>
+        <w:ind w:left="170" w:right="170"/>
+      </w:pPr>
+      <w:r>
+        <w:rPr>
+          <w:rFonts w:ascii="Courier New" w:cs="Courier New" w:eastAsia="Courier New" w:hAnsi="Courier New"/>
+          <w:sz w:val="18"/>
+          <w:szCs w:val="18"/>
+        </w:rPr>
+        <w:t xml:space="preserve"># Benchmark</w:t>
       </w:r>
     </w:p>
     <w:p>
@@ -30134,29 +33229,7 @@
           <w:sz w:val="18"/>
           <w:szCs w:val="18"/>
         </w:rPr>
-        <w:t xml:space="preserve">FROM pg_stat_database WHERE datname = 'jewelry';</w:t>
-      </w:r>
-    </w:p>
-    <w:p>
-      <w:r>
-        <w:br w:type="page"/>
-      </w:r>
-    </w:p>
-    <w:p>
-      <w:pPr>
-        <w:pStyle w:val="Heading1"/>
-        <w:spacing w:after="240" w:before="240" w:line="360" w:lineRule="auto"/>
-        <w:jc w:val="center"/>
-      </w:pPr>
-      <w:r>
-        <w:rPr>
-          <w:rFonts w:ascii="Times New Roman" w:cs="Times New Roman" w:eastAsia="Times New Roman" w:hAnsi="Times New Roman"/>
-          <w:b/>
-          <w:bCs/>
-          <w:sz w:val="28"/>
-          <w:szCs w:val="28"/>
-        </w:rPr>
-        <w:t xml:space="preserve">KẾT LUẬN</w:t>
+        <w:t xml:space="preserve">bash db/benchmark/run_bench.sh explain | order | search | oversell</w:t>
       </w:r>
     </w:p>
     <w:p>
@@ -30173,811 +33246,7 @@
           <w:sz w:val="26"/>
           <w:szCs w:val="26"/>
         </w:rPr>
-        <w:t xml:space="preserve">1. Kết quả đạt được</w:t>
-      </w:r>
-    </w:p>
-    <w:p>
-      <w:pPr>
-        <w:spacing w:after="120" w:before="0" w:line="360" w:lineRule="auto"/>
-        <w:ind w:firstLine="567"/>
-        <w:jc w:val="both"/>
-      </w:pPr>
-      <w:r>
-        <w:rPr>
-          <w:rFonts w:ascii="Times New Roman" w:cs="Times New Roman" w:eastAsia="Times New Roman" w:hAnsi="Times New Roman"/>
-          <w:sz w:val="26"/>
-          <w:szCs w:val="26"/>
-        </w:rPr>
-        <w:t xml:space="preserve">Tiểu luận đã xây dựng hoàn chỉnh một hệ thống bán hàng trang sức trên PostgreSQL 16 gồm lược đồ 8 bảng với đầy đủ ràng buộc, 6 file migration bằng SQL thuần, backend Node.js/Fastify không dùng ORM, frontend Next.js cho khách hàng và quản trị viên, đóng gói Docker Compose kèm Grafana. Quan trọng hơn, mỗi tính năng nổi bật của PostgreSQL được gắn với một bài toán nghiệp vụ thật và được kiểm chứng bằng số liệu:</w:t>
-      </w:r>
-    </w:p>
-    <w:p>
-      <w:pPr>
-        <w:pStyle w:val="ListParagraph"/>
-        <w:numPr>
-          <w:ilvl w:val="0"/>
-          <w:numId w:val="2"/>
-        </w:numPr>
-        <w:spacing w:after="60" w:line="360" w:lineRule="auto"/>
-        <w:jc w:val="both"/>
-      </w:pPr>
-      <w:r>
-        <w:rPr>
-          <w:rFonts w:ascii="Times New Roman" w:cs="Times New Roman" w:eastAsia="Times New Roman" w:hAnsi="Times New Roman"/>
-          <w:b/>
-          <w:bCs/>
-          <w:sz w:val="26"/>
-          <w:szCs w:val="26"/>
-        </w:rPr>
-        <w:t xml:space="preserve">JSONB + GIN</w:t>
-      </w:r>
-      <w:r>
-        <w:rPr>
-          <w:rFonts w:ascii="Times New Roman" w:cs="Times New Roman" w:eastAsia="Times New Roman" w:hAnsi="Times New Roman"/>
-          <w:sz w:val="26"/>
-          <w:szCs w:val="26"/>
-        </w:rPr>
-        <w:t xml:space="preserve"> giải quyết thuộc tính khác nhau giữa các loại trang sức, lọc nhanh hơn quét tuần tự 28 lần.</w:t>
-      </w:r>
-    </w:p>
-    <w:p>
-      <w:pPr>
-        <w:pStyle w:val="ListParagraph"/>
-        <w:numPr>
-          <w:ilvl w:val="0"/>
-          <w:numId w:val="2"/>
-        </w:numPr>
-        <w:spacing w:after="60" w:line="360" w:lineRule="auto"/>
-        <w:jc w:val="both"/>
-      </w:pPr>
-      <w:r>
-        <w:rPr>
-          <w:rFonts w:ascii="Times New Roman" w:cs="Times New Roman" w:eastAsia="Times New Roman" w:hAnsi="Times New Roman"/>
-          <w:b/>
-          <w:bCs/>
-          <w:sz w:val="26"/>
-          <w:szCs w:val="26"/>
-        </w:rPr>
-        <w:t xml:space="preserve">Full-text search tiếng Việt</w:t>
-      </w:r>
-      <w:r>
-        <w:rPr>
-          <w:rFonts w:ascii="Times New Roman" w:cs="Times New Roman" w:eastAsia="Times New Roman" w:hAnsi="Times New Roman"/>
-          <w:sz w:val="26"/>
-          <w:szCs w:val="26"/>
-        </w:rPr>
-        <w:t xml:space="preserve"> với unaccent và pg_trgm cho phép tìm không dấu, gõ sai chính tả, gợi ý khi gõ – không cần Elasticsearch.</w:t>
-      </w:r>
-    </w:p>
-    <w:p>
-      <w:pPr>
-        <w:pStyle w:val="ListParagraph"/>
-        <w:numPr>
-          <w:ilvl w:val="0"/>
-          <w:numId w:val="2"/>
-        </w:numPr>
-        <w:spacing w:after="60" w:line="360" w:lineRule="auto"/>
-        <w:jc w:val="both"/>
-      </w:pPr>
-      <w:r>
-        <w:rPr>
-          <w:rFonts w:ascii="Times New Roman" w:cs="Times New Roman" w:eastAsia="Times New Roman" w:hAnsi="Times New Roman"/>
-          <w:b/>
-          <w:bCs/>
-          <w:sz w:val="26"/>
-          <w:szCs w:val="26"/>
-        </w:rPr>
-        <w:t xml:space="preserve">pgvector + HNSW</w:t>
-      </w:r>
-      <w:r>
-        <w:rPr>
-          <w:rFonts w:ascii="Times New Roman" w:cs="Times New Roman" w:eastAsia="Times New Roman" w:hAnsi="Times New Roman"/>
-          <w:sz w:val="26"/>
-          <w:szCs w:val="26"/>
-        </w:rPr>
-        <w:t xml:space="preserve"> mang tính năng gợi ý sản phẩm tương tự theo hướng AI vào ngay CSDL.</w:t>
-      </w:r>
-    </w:p>
-    <w:p>
-      <w:pPr>
-        <w:pStyle w:val="ListParagraph"/>
-        <w:numPr>
-          <w:ilvl w:val="0"/>
-          <w:numId w:val="2"/>
-        </w:numPr>
-        <w:spacing w:after="60" w:line="360" w:lineRule="auto"/>
-        <w:jc w:val="both"/>
-      </w:pPr>
-      <w:r>
-        <w:rPr>
-          <w:rFonts w:ascii="Times New Roman" w:cs="Times New Roman" w:eastAsia="Times New Roman" w:hAnsi="Times New Roman"/>
-          <w:b/>
-          <w:bCs/>
-          <w:sz w:val="26"/>
-          <w:szCs w:val="26"/>
-        </w:rPr>
-        <w:t xml:space="preserve">Partitioning + BRIN</w:t>
-      </w:r>
-      <w:r>
-        <w:rPr>
-          <w:rFonts w:ascii="Times New Roman" w:cs="Times New Roman" w:eastAsia="Times New Roman" w:hAnsi="Times New Roman"/>
-          <w:sz w:val="26"/>
-          <w:szCs w:val="26"/>
-        </w:rPr>
-        <w:t xml:space="preserve"> giữ bảng đơn hàng gọn khi dữ liệu tăng; partition pruning chỉ quét đúng tháng cần.</w:t>
-      </w:r>
-    </w:p>
-    <w:p>
-      <w:pPr>
-        <w:pStyle w:val="ListParagraph"/>
-        <w:numPr>
-          <w:ilvl w:val="0"/>
-          <w:numId w:val="2"/>
-        </w:numPr>
-        <w:spacing w:after="60" w:line="360" w:lineRule="auto"/>
-        <w:jc w:val="both"/>
-      </w:pPr>
-      <w:r>
-        <w:rPr>
-          <w:rFonts w:ascii="Times New Roman" w:cs="Times New Roman" w:eastAsia="Times New Roman" w:hAnsi="Times New Roman"/>
-          <w:b/>
-          <w:bCs/>
-          <w:sz w:val="26"/>
-          <w:szCs w:val="26"/>
-        </w:rPr>
-        <w:t xml:space="preserve">Transaction + SELECT FOR UPDATE</w:t>
-      </w:r>
-      <w:r>
-        <w:rPr>
-          <w:rFonts w:ascii="Times New Roman" w:cs="Times New Roman" w:eastAsia="Times New Roman" w:hAnsi="Times New Roman"/>
-          <w:sz w:val="26"/>
-          <w:szCs w:val="26"/>
-        </w:rPr>
-        <w:t xml:space="preserve"> trong hàm PL/pgSQL bảo đảm không bán quá tồn kho, kiểm chứng với 50 client đồng thời.</w:t>
-      </w:r>
-    </w:p>
-    <w:p>
-      <w:pPr>
-        <w:pStyle w:val="ListParagraph"/>
-        <w:numPr>
-          <w:ilvl w:val="0"/>
-          <w:numId w:val="2"/>
-        </w:numPr>
-        <w:spacing w:after="60" w:line="360" w:lineRule="auto"/>
-        <w:jc w:val="both"/>
-      </w:pPr>
-      <w:r>
-        <w:rPr>
-          <w:rFonts w:ascii="Times New Roman" w:cs="Times New Roman" w:eastAsia="Times New Roman" w:hAnsi="Times New Roman"/>
-          <w:b/>
-          <w:bCs/>
-          <w:sz w:val="26"/>
-          <w:szCs w:val="26"/>
-        </w:rPr>
-        <w:t xml:space="preserve">Materialized view + LISTEN/NOTIFY</w:t>
-      </w:r>
-      <w:r>
-        <w:rPr>
-          <w:rFonts w:ascii="Times New Roman" w:cs="Times New Roman" w:eastAsia="Times New Roman" w:hAnsi="Times New Roman"/>
-          <w:sz w:val="26"/>
-          <w:szCs w:val="26"/>
-        </w:rPr>
-        <w:t xml:space="preserve"> cho dashboard nhanh gấp 150 lần và cảnh báo thời gian thực mà không cần Redis hay hàng đợi.</w:t>
-      </w:r>
-    </w:p>
-    <w:p>
-      <w:pPr>
-        <w:spacing w:after="120" w:before="0" w:line="360" w:lineRule="auto"/>
-        <w:ind w:firstLine="567"/>
-        <w:jc w:val="both"/>
-      </w:pPr>
-      <w:r>
-        <w:rPr>
-          <w:rFonts w:ascii="Times New Roman" w:cs="Times New Roman" w:eastAsia="Times New Roman" w:hAnsi="Times New Roman"/>
-          <w:sz w:val="26"/>
-          <w:szCs w:val="26"/>
-        </w:rPr>
-        <w:t xml:space="preserve">Qua đó nhóm rút ra nhận định: PostgreSQL không chỉ là một CSDL quan hệ mà là một nền tảng dữ liệu đa mô hình; với một hệ thống thương mại điện tử quy mô vừa, việc tận dụng đúng các tính năng của PostgreSQL có thể thay thế nhiều thành phần hạ tầng riêng lẻ, giảm chi phí vận hành và độ phức tạp.</w:t>
-      </w:r>
-    </w:p>
-    <w:p>
-      <w:pPr>
-        <w:pStyle w:val="Heading2"/>
-        <w:keepNext/>
-        <w:spacing w:after="120" w:before="240" w:line="360" w:lineRule="auto"/>
-      </w:pPr>
-      <w:r>
-        <w:rPr>
-          <w:rFonts w:ascii="Times New Roman" w:cs="Times New Roman" w:eastAsia="Times New Roman" w:hAnsi="Times New Roman"/>
-          <w:b/>
-          <w:bCs/>
-          <w:sz w:val="26"/>
-          <w:szCs w:val="26"/>
-        </w:rPr>
-        <w:t xml:space="preserve">2. Hạn chế</w:t>
-      </w:r>
-    </w:p>
-    <w:p>
-      <w:pPr>
-        <w:pStyle w:val="ListParagraph"/>
-        <w:numPr>
-          <w:ilvl w:val="0"/>
-          <w:numId w:val="2"/>
-        </w:numPr>
-        <w:spacing w:after="60" w:line="360" w:lineRule="auto"/>
-        <w:jc w:val="both"/>
-      </w:pPr>
-      <w:r>
-        <w:rPr>
-          <w:rFonts w:ascii="Times New Roman" w:cs="Times New Roman" w:eastAsia="Times New Roman" w:hAnsi="Times New Roman"/>
-          <w:sz w:val="26"/>
-          <w:szCs w:val="26"/>
-        </w:rPr>
-        <w:t xml:space="preserve">Embedding cho pgvector dùng kỹ thuật feature hashing nên chỉ phản ánh tương đồng về từ khoá/thuộc tính, chưa phải “hiểu” ngữ nghĩa hay hình ảnh như mô hình AI thật.</w:t>
-      </w:r>
-    </w:p>
-    <w:p>
-      <w:pPr>
-        <w:pStyle w:val="ListParagraph"/>
-        <w:numPr>
-          <w:ilvl w:val="0"/>
-          <w:numId w:val="2"/>
-        </w:numPr>
-        <w:spacing w:after="60" w:line="360" w:lineRule="auto"/>
-        <w:jc w:val="both"/>
-      </w:pPr>
-      <w:r>
-        <w:rPr>
-          <w:rFonts w:ascii="Times New Roman" w:cs="Times New Roman" w:eastAsia="Times New Roman" w:hAnsi="Times New Roman"/>
-          <w:sz w:val="26"/>
-          <w:szCs w:val="26"/>
-        </w:rPr>
-        <w:t xml:space="preserve">Chưa có từ điển tiếng Việt cho full-text search (tách từ ghép, từ đồng nghĩa); hiện xử lý ở mức bỏ dấu và trigram.</w:t>
-      </w:r>
-    </w:p>
-    <w:p>
-      <w:pPr>
-        <w:pStyle w:val="ListParagraph"/>
-        <w:numPr>
-          <w:ilvl w:val="0"/>
-          <w:numId w:val="2"/>
-        </w:numPr>
-        <w:spacing w:after="60" w:line="360" w:lineRule="auto"/>
-        <w:jc w:val="both"/>
-      </w:pPr>
-      <w:r>
-        <w:rPr>
-          <w:rFonts w:ascii="Times New Roman" w:cs="Times New Roman" w:eastAsia="Times New Roman" w:hAnsi="Times New Roman"/>
-          <w:sz w:val="26"/>
-          <w:szCs w:val="26"/>
-        </w:rPr>
-        <w:t xml:space="preserve">Dữ liệu thử nghiệm mới ở mức vài chục nghìn dòng; chưa đo trên hàng triệu đơn hàng và chưa thử nghiệm replication/high availability.</w:t>
-      </w:r>
-    </w:p>
-    <w:p>
-      <w:pPr>
-        <w:pStyle w:val="ListParagraph"/>
-        <w:numPr>
-          <w:ilvl w:val="0"/>
-          <w:numId w:val="2"/>
-        </w:numPr>
-        <w:spacing w:after="60" w:line="360" w:lineRule="auto"/>
-        <w:jc w:val="both"/>
-      </w:pPr>
-      <w:r>
-        <w:rPr>
-          <w:rFonts w:ascii="Times New Roman" w:cs="Times New Roman" w:eastAsia="Times New Roman" w:hAnsi="Times New Roman"/>
-          <w:sz w:val="26"/>
-          <w:szCs w:val="26"/>
-        </w:rPr>
-        <w:t xml:space="preserve">Nghiệp vụ còn đơn giản: chưa có thanh toán trực tuyến, khuyến mãi, nhiều kho.</w:t>
-      </w:r>
-    </w:p>
-    <w:p>
-      <w:pPr>
-        <w:pStyle w:val="Heading2"/>
-        <w:keepNext/>
-        <w:spacing w:after="120" w:before="240" w:line="360" w:lineRule="auto"/>
-      </w:pPr>
-      <w:r>
-        <w:rPr>
-          <w:rFonts w:ascii="Times New Roman" w:cs="Times New Roman" w:eastAsia="Times New Roman" w:hAnsi="Times New Roman"/>
-          <w:b/>
-          <w:bCs/>
-          <w:sz w:val="26"/>
-          <w:szCs w:val="26"/>
-        </w:rPr>
-        <w:t xml:space="preserve">3. Hướng phát triển</w:t>
-      </w:r>
-    </w:p>
-    <w:p>
-      <w:pPr>
-        <w:pStyle w:val="ListParagraph"/>
-        <w:numPr>
-          <w:ilvl w:val="0"/>
-          <w:numId w:val="2"/>
-        </w:numPr>
-        <w:spacing w:after="60" w:line="360" w:lineRule="auto"/>
-        <w:jc w:val="both"/>
-      </w:pPr>
-      <w:r>
-        <w:rPr>
-          <w:rFonts w:ascii="Times New Roman" w:cs="Times New Roman" w:eastAsia="Times New Roman" w:hAnsi="Times New Roman"/>
-          <w:sz w:val="26"/>
-          <w:szCs w:val="26"/>
-        </w:rPr>
-        <w:t xml:space="preserve">Thay hàm embedding bằng mô hình đa phương thức (CLIP) để gợi ý theo ảnh sản phẩm; thử IVFFlat và tinh chỉnh tham số HNSW (m, ef_construction).</w:t>
-      </w:r>
-    </w:p>
-    <w:p>
-      <w:pPr>
-        <w:pStyle w:val="ListParagraph"/>
-        <w:numPr>
-          <w:ilvl w:val="0"/>
-          <w:numId w:val="2"/>
-        </w:numPr>
-        <w:spacing w:after="60" w:line="360" w:lineRule="auto"/>
-        <w:jc w:val="both"/>
-      </w:pPr>
-      <w:r>
-        <w:rPr>
-          <w:rFonts w:ascii="Times New Roman" w:cs="Times New Roman" w:eastAsia="Times New Roman" w:hAnsi="Times New Roman"/>
-          <w:sz w:val="26"/>
-          <w:szCs w:val="26"/>
-        </w:rPr>
-        <w:t xml:space="preserve">Bổ sung từ điển tiếng Việt cho tsvector, kết hợp xếp hạng theo lượt bán.</w:t>
-      </w:r>
-    </w:p>
-    <w:p>
-      <w:pPr>
-        <w:pStyle w:val="ListParagraph"/>
-        <w:numPr>
-          <w:ilvl w:val="0"/>
-          <w:numId w:val="2"/>
-        </w:numPr>
-        <w:spacing w:after="60" w:line="360" w:lineRule="auto"/>
-        <w:jc w:val="both"/>
-      </w:pPr>
-      <w:r>
-        <w:rPr>
-          <w:rFonts w:ascii="Times New Roman" w:cs="Times New Roman" w:eastAsia="Times New Roman" w:hAnsi="Times New Roman"/>
-          <w:sz w:val="26"/>
-          <w:szCs w:val="26"/>
-        </w:rPr>
-        <w:t xml:space="preserve">Tự động tạo partition và làm mới materialized view bằng pg_cron; lưu trữ partition cũ sang bảng nén hoặc S3.</w:t>
-      </w:r>
-    </w:p>
-    <w:p>
-      <w:pPr>
-        <w:pStyle w:val="ListParagraph"/>
-        <w:numPr>
-          <w:ilvl w:val="0"/>
-          <w:numId w:val="2"/>
-        </w:numPr>
-        <w:spacing w:after="60" w:line="360" w:lineRule="auto"/>
-        <w:jc w:val="both"/>
-      </w:pPr>
-      <w:r>
-        <w:rPr>
-          <w:rFonts w:ascii="Times New Roman" w:cs="Times New Roman" w:eastAsia="Times New Roman" w:hAnsi="Times New Roman"/>
-          <w:sz w:val="26"/>
-          <w:szCs w:val="26"/>
-        </w:rPr>
-        <w:t xml:space="preserve">Thêm Row-Level Security để phân quyền nhiều nhân viên, streaming replication cho đọc/ghi tách biệt.</w:t>
-      </w:r>
-    </w:p>
-    <w:p>
-      <w:pPr>
-        <w:pStyle w:val="ListParagraph"/>
-        <w:numPr>
-          <w:ilvl w:val="0"/>
-          <w:numId w:val="2"/>
-        </w:numPr>
-        <w:spacing w:after="60" w:line="360" w:lineRule="auto"/>
-        <w:jc w:val="both"/>
-      </w:pPr>
-      <w:r>
-        <w:rPr>
-          <w:rFonts w:ascii="Times New Roman" w:cs="Times New Roman" w:eastAsia="Times New Roman" w:hAnsi="Times New Roman"/>
-          <w:sz w:val="26"/>
-          <w:szCs w:val="26"/>
-        </w:rPr>
-        <w:t xml:space="preserve">Mở rộng nghiệp vụ: thanh toán, voucher, khách hàng thân thiết, nhiều chi nhánh với PostGIS.</w:t>
-      </w:r>
-    </w:p>
-    <w:p>
-      <w:r>
-        <w:br w:type="page"/>
-      </w:r>
-    </w:p>
-    <w:p>
-      <w:pPr>
-        <w:pStyle w:val="Heading1"/>
-        <w:spacing w:after="240" w:before="240" w:line="360" w:lineRule="auto"/>
-        <w:jc w:val="center"/>
-      </w:pPr>
-      <w:r>
-        <w:rPr>
-          <w:rFonts w:ascii="Times New Roman" w:cs="Times New Roman" w:eastAsia="Times New Roman" w:hAnsi="Times New Roman"/>
-          <w:b/>
-          <w:bCs/>
-          <w:sz w:val="28"/>
-          <w:szCs w:val="28"/>
-        </w:rPr>
-        <w:t xml:space="preserve">TÀI LIỆU THAM KHẢO</w:t>
-      </w:r>
-    </w:p>
-    <w:p>
-      <w:pPr>
-        <w:pStyle w:val="ListParagraph"/>
-        <w:numPr>
-          <w:ilvl w:val="0"/>
-          <w:numId w:val="3"/>
-        </w:numPr>
-        <w:spacing w:after="60" w:line="360" w:lineRule="auto"/>
-        <w:jc w:val="both"/>
-      </w:pPr>
-      <w:r>
-        <w:rPr>
-          <w:rFonts w:ascii="Times New Roman" w:cs="Times New Roman" w:eastAsia="Times New Roman" w:hAnsi="Times New Roman"/>
-          <w:sz w:val="26"/>
-          <w:szCs w:val="26"/>
-        </w:rPr>
-        <w:t xml:space="preserve">DB-Engines, “DB-Engines Ranking – Trend of PostgreSQL popularity”, https://db-engines.com/en/ranking, truy cập tháng 10/2026.</w:t>
-      </w:r>
-    </w:p>
-    <w:p>
-      <w:pPr>
-        <w:pStyle w:val="ListParagraph"/>
-        <w:numPr>
-          <w:ilvl w:val="0"/>
-          <w:numId w:val="3"/>
-        </w:numPr>
-        <w:spacing w:after="60" w:line="360" w:lineRule="auto"/>
-        <w:jc w:val="both"/>
-      </w:pPr>
-      <w:r>
-        <w:rPr>
-          <w:rFonts w:ascii="Times New Roman" w:cs="Times New Roman" w:eastAsia="Times New Roman" w:hAnsi="Times New Roman"/>
-          <w:sz w:val="26"/>
-          <w:szCs w:val="26"/>
-        </w:rPr>
-        <w:t xml:space="preserve">Redgate Software, “DB-Engines: PostgreSQL leads H1 2026 database growth as data platforms gain momentum”, thông cáo báo chí 10/06/2026.</w:t>
-      </w:r>
-    </w:p>
-    <w:p>
-      <w:pPr>
-        <w:pStyle w:val="ListParagraph"/>
-        <w:numPr>
-          <w:ilvl w:val="0"/>
-          <w:numId w:val="3"/>
-        </w:numPr>
-        <w:spacing w:after="60" w:line="360" w:lineRule="auto"/>
-        <w:jc w:val="both"/>
-      </w:pPr>
-      <w:r>
-        <w:rPr>
-          <w:rFonts w:ascii="Times New Roman" w:cs="Times New Roman" w:eastAsia="Times New Roman" w:hAnsi="Times New Roman"/>
-          <w:sz w:val="26"/>
-          <w:szCs w:val="26"/>
-        </w:rPr>
-        <w:t xml:space="preserve">PostgreSQL Global Development Group, </w:t>
-      </w:r>
-      <w:r>
-        <w:rPr>
-          <w:rFonts w:ascii="Times New Roman" w:cs="Times New Roman" w:eastAsia="Times New Roman" w:hAnsi="Times New Roman"/>
-          <w:i/>
-          <w:iCs/>
-          <w:sz w:val="26"/>
-          <w:szCs w:val="26"/>
-        </w:rPr>
-        <w:t xml:space="preserve">PostgreSQL 16 Documentation</w:t>
-      </w:r>
-      <w:r>
-        <w:rPr>
-          <w:rFonts w:ascii="Times New Roman" w:cs="Times New Roman" w:eastAsia="Times New Roman" w:hAnsi="Times New Roman"/>
-          <w:sz w:val="26"/>
-          <w:szCs w:val="26"/>
-        </w:rPr>
-        <w:t xml:space="preserve">, https://www.postgresql.org/docs/16/ – các chương: JSON Types, Full Text Search, Table Partitioning, Index Types, Materialized Views, Explicit Locking, NOTIFY.</w:t>
-      </w:r>
-    </w:p>
-    <w:p>
-      <w:pPr>
-        <w:pStyle w:val="ListParagraph"/>
-        <w:numPr>
-          <w:ilvl w:val="0"/>
-          <w:numId w:val="3"/>
-        </w:numPr>
-        <w:spacing w:after="60" w:line="360" w:lineRule="auto"/>
-        <w:jc w:val="both"/>
-      </w:pPr>
-      <w:r>
-        <w:rPr>
-          <w:rFonts w:ascii="Times New Roman" w:cs="Times New Roman" w:eastAsia="Times New Roman" w:hAnsi="Times New Roman"/>
-          <w:sz w:val="26"/>
-          <w:szCs w:val="26"/>
-        </w:rPr>
-        <w:t xml:space="preserve">Stack Overflow, </w:t>
-      </w:r>
-      <w:r>
-        <w:rPr>
-          <w:rFonts w:ascii="Times New Roman" w:cs="Times New Roman" w:eastAsia="Times New Roman" w:hAnsi="Times New Roman"/>
-          <w:i/>
-          <w:iCs/>
-          <w:sz w:val="26"/>
-          <w:szCs w:val="26"/>
-        </w:rPr>
-        <w:t xml:space="preserve">Developer Survey 2024–2025</w:t>
-      </w:r>
-      <w:r>
-        <w:rPr>
-          <w:rFonts w:ascii="Times New Roman" w:cs="Times New Roman" w:eastAsia="Times New Roman" w:hAnsi="Times New Roman"/>
-          <w:sz w:val="26"/>
-          <w:szCs w:val="26"/>
-        </w:rPr>
-        <w:t xml:space="preserve">, mục Databases, https://survey.stackoverflow.co/.</w:t>
-      </w:r>
-    </w:p>
-    <w:p>
-      <w:pPr>
-        <w:pStyle w:val="ListParagraph"/>
-        <w:numPr>
-          <w:ilvl w:val="0"/>
-          <w:numId w:val="3"/>
-        </w:numPr>
-        <w:spacing w:after="60" w:line="360" w:lineRule="auto"/>
-        <w:jc w:val="both"/>
-      </w:pPr>
-      <w:r>
-        <w:rPr>
-          <w:rFonts w:ascii="Times New Roman" w:cs="Times New Roman" w:eastAsia="Times New Roman" w:hAnsi="Times New Roman"/>
-          <w:sz w:val="26"/>
-          <w:szCs w:val="26"/>
-        </w:rPr>
-        <w:t xml:space="preserve">Andrew Kane, </w:t>
-      </w:r>
-      <w:r>
-        <w:rPr>
-          <w:rFonts w:ascii="Times New Roman" w:cs="Times New Roman" w:eastAsia="Times New Roman" w:hAnsi="Times New Roman"/>
-          <w:i/>
-          <w:iCs/>
-          <w:sz w:val="26"/>
-          <w:szCs w:val="26"/>
-        </w:rPr>
-        <w:t xml:space="preserve">pgvector – Open-source vector similarity search for Postgres</w:t>
-      </w:r>
-      <w:r>
-        <w:rPr>
-          <w:rFonts w:ascii="Times New Roman" w:cs="Times New Roman" w:eastAsia="Times New Roman" w:hAnsi="Times New Roman"/>
-          <w:sz w:val="26"/>
-          <w:szCs w:val="26"/>
-        </w:rPr>
-        <w:t xml:space="preserve">, https://github.com/pgvector/pgvector.</w:t>
-      </w:r>
-    </w:p>
-    <w:p>
-      <w:pPr>
-        <w:pStyle w:val="ListParagraph"/>
-        <w:numPr>
-          <w:ilvl w:val="0"/>
-          <w:numId w:val="3"/>
-        </w:numPr>
-        <w:spacing w:after="60" w:line="360" w:lineRule="auto"/>
-        <w:jc w:val="both"/>
-      </w:pPr>
-      <w:r>
-        <w:rPr>
-          <w:rFonts w:ascii="Times New Roman" w:cs="Times New Roman" w:eastAsia="Times New Roman" w:hAnsi="Times New Roman"/>
-          <w:sz w:val="26"/>
-          <w:szCs w:val="26"/>
-        </w:rPr>
-        <w:t xml:space="preserve">PostgreSQL Global Development Group, </w:t>
-      </w:r>
-      <w:r>
-        <w:rPr>
-          <w:rFonts w:ascii="Times New Roman" w:cs="Times New Roman" w:eastAsia="Times New Roman" w:hAnsi="Times New Roman"/>
-          <w:i/>
-          <w:iCs/>
-          <w:sz w:val="26"/>
-          <w:szCs w:val="26"/>
-        </w:rPr>
-        <w:t xml:space="preserve">pg_trgm, unaccent, pg_stat_statements – Additional Supplied Modules</w:t>
-      </w:r>
-      <w:r>
-        <w:rPr>
-          <w:rFonts w:ascii="Times New Roman" w:cs="Times New Roman" w:eastAsia="Times New Roman" w:hAnsi="Times New Roman"/>
-          <w:sz w:val="26"/>
-          <w:szCs w:val="26"/>
-        </w:rPr>
-        <w:t xml:space="preserve">, https://www.postgresql.org/docs/16/contrib.html.</w:t>
-      </w:r>
-    </w:p>
-    <w:p>
-      <w:pPr>
-        <w:pStyle w:val="ListParagraph"/>
-        <w:numPr>
-          <w:ilvl w:val="0"/>
-          <w:numId w:val="3"/>
-        </w:numPr>
-        <w:spacing w:after="60" w:line="360" w:lineRule="auto"/>
-        <w:jc w:val="both"/>
-      </w:pPr>
-      <w:r>
-        <w:rPr>
-          <w:rFonts w:ascii="Times New Roman" w:cs="Times New Roman" w:eastAsia="Times New Roman" w:hAnsi="Times New Roman"/>
-          <w:sz w:val="26"/>
-          <w:szCs w:val="26"/>
-        </w:rPr>
-        <w:t xml:space="preserve">Fastify, </w:t>
-      </w:r>
-      <w:r>
-        <w:rPr>
-          <w:rFonts w:ascii="Times New Roman" w:cs="Times New Roman" w:eastAsia="Times New Roman" w:hAnsi="Times New Roman"/>
-          <w:i/>
-          <w:iCs/>
-          <w:sz w:val="26"/>
-          <w:szCs w:val="26"/>
-        </w:rPr>
-        <w:t xml:space="preserve">Fastify Documentation</w:t>
-      </w:r>
-      <w:r>
-        <w:rPr>
-          <w:rFonts w:ascii="Times New Roman" w:cs="Times New Roman" w:eastAsia="Times New Roman" w:hAnsi="Times New Roman"/>
-          <w:sz w:val="26"/>
-          <w:szCs w:val="26"/>
-        </w:rPr>
-        <w:t xml:space="preserve">, https://fastify.dev/; node-postgres, https://node-postgres.com/.</w:t>
-      </w:r>
-    </w:p>
-    <w:p>
-      <w:pPr>
-        <w:pStyle w:val="ListParagraph"/>
-        <w:numPr>
-          <w:ilvl w:val="0"/>
-          <w:numId w:val="3"/>
-        </w:numPr>
-        <w:spacing w:after="60" w:line="360" w:lineRule="auto"/>
-        <w:jc w:val="both"/>
-      </w:pPr>
-      <w:r>
-        <w:rPr>
-          <w:rFonts w:ascii="Times New Roman" w:cs="Times New Roman" w:eastAsia="Times New Roman" w:hAnsi="Times New Roman"/>
-          <w:sz w:val="26"/>
-          <w:szCs w:val="26"/>
-        </w:rPr>
-        <w:t xml:space="preserve">Vercel, </w:t>
-      </w:r>
-      <w:r>
-        <w:rPr>
-          <w:rFonts w:ascii="Times New Roman" w:cs="Times New Roman" w:eastAsia="Times New Roman" w:hAnsi="Times New Roman"/>
-          <w:i/>
-          <w:iCs/>
-          <w:sz w:val="26"/>
-          <w:szCs w:val="26"/>
-        </w:rPr>
-        <w:t xml:space="preserve">Next.js 15 Documentation</w:t>
-      </w:r>
-      <w:r>
-        <w:rPr>
-          <w:rFonts w:ascii="Times New Roman" w:cs="Times New Roman" w:eastAsia="Times New Roman" w:hAnsi="Times New Roman"/>
-          <w:sz w:val="26"/>
-          <w:szCs w:val="26"/>
-        </w:rPr>
-        <w:t xml:space="preserve">, https://nextjs.org/docs.</w:t>
-      </w:r>
-    </w:p>
-    <w:p>
-      <w:pPr>
-        <w:pStyle w:val="ListParagraph"/>
-        <w:numPr>
-          <w:ilvl w:val="0"/>
-          <w:numId w:val="3"/>
-        </w:numPr>
-        <w:spacing w:after="60" w:line="360" w:lineRule="auto"/>
-        <w:jc w:val="both"/>
-      </w:pPr>
-      <w:r>
-        <w:rPr>
-          <w:rFonts w:ascii="Times New Roman" w:cs="Times New Roman" w:eastAsia="Times New Roman" w:hAnsi="Times New Roman"/>
-          <w:sz w:val="26"/>
-          <w:szCs w:val="26"/>
-        </w:rPr>
-        <w:t xml:space="preserve">Grafana Labs, </w:t>
-      </w:r>
-      <w:r>
-        <w:rPr>
-          <w:rFonts w:ascii="Times New Roman" w:cs="Times New Roman" w:eastAsia="Times New Roman" w:hAnsi="Times New Roman"/>
-          <w:i/>
-          <w:iCs/>
-          <w:sz w:val="26"/>
-          <w:szCs w:val="26"/>
-        </w:rPr>
-        <w:t xml:space="preserve">PostgreSQL data source</w:t>
-      </w:r>
-      <w:r>
-        <w:rPr>
-          <w:rFonts w:ascii="Times New Roman" w:cs="Times New Roman" w:eastAsia="Times New Roman" w:hAnsi="Times New Roman"/>
-          <w:sz w:val="26"/>
-          <w:szCs w:val="26"/>
-        </w:rPr>
-        <w:t xml:space="preserve">, https://grafana.com/docs/grafana/latest/datasources/postgres/.</w:t>
-      </w:r>
-    </w:p>
-    <w:p>
-      <w:pPr>
-        <w:pStyle w:val="ListParagraph"/>
-        <w:numPr>
-          <w:ilvl w:val="0"/>
-          <w:numId w:val="3"/>
-        </w:numPr>
-        <w:spacing w:after="60" w:line="360" w:lineRule="auto"/>
-        <w:jc w:val="both"/>
-      </w:pPr>
-      <w:r>
-        <w:rPr>
-          <w:rFonts w:ascii="Times New Roman" w:cs="Times New Roman" w:eastAsia="Times New Roman" w:hAnsi="Times New Roman"/>
-          <w:sz w:val="26"/>
-          <w:szCs w:val="26"/>
-        </w:rPr>
-        <w:t xml:space="preserve">Đỗ Phúc, </w:t>
-      </w:r>
-      <w:r>
-        <w:rPr>
-          <w:rFonts w:ascii="Times New Roman" w:cs="Times New Roman" w:eastAsia="Times New Roman" w:hAnsi="Times New Roman"/>
-          <w:i/>
-          <w:iCs/>
-          <w:sz w:val="26"/>
-          <w:szCs w:val="26"/>
-        </w:rPr>
-        <w:t xml:space="preserve">Giáo trình Cơ sở dữ liệu</w:t>
-      </w:r>
-      <w:r>
-        <w:rPr>
-          <w:rFonts w:ascii="Times New Roman" w:cs="Times New Roman" w:eastAsia="Times New Roman" w:hAnsi="Times New Roman"/>
-          <w:sz w:val="26"/>
-          <w:szCs w:val="26"/>
-        </w:rPr>
-        <w:t xml:space="preserve">, NXB Đại học Quốc gia TP.HCM (tài liệu môn học).</w:t>
-      </w:r>
-    </w:p>
-    <w:p>
-      <w:r>
-        <w:br w:type="page"/>
-      </w:r>
-    </w:p>
-    <w:p>
-      <w:pPr>
-        <w:pStyle w:val="Heading1"/>
-        <w:spacing w:after="240" w:before="240" w:line="360" w:lineRule="auto"/>
-        <w:jc w:val="center"/>
-      </w:pPr>
-      <w:r>
-        <w:rPr>
-          <w:rFonts w:ascii="Times New Roman" w:cs="Times New Roman" w:eastAsia="Times New Roman" w:hAnsi="Times New Roman"/>
-          <w:b/>
-          <w:bCs/>
-          <w:sz w:val="28"/>
-          <w:szCs w:val="28"/>
-        </w:rPr>
-        <w:t xml:space="preserve">PHỤ LỤC</w:t>
-      </w:r>
-    </w:p>
-    <w:p>
-      <w:pPr>
-        <w:pStyle w:val="Heading2"/>
-        <w:keepNext/>
-        <w:spacing w:after="120" w:before="240" w:line="360" w:lineRule="auto"/>
-      </w:pPr>
-      <w:r>
-        <w:rPr>
-          <w:rFonts w:ascii="Times New Roman" w:cs="Times New Roman" w:eastAsia="Times New Roman" w:hAnsi="Times New Roman"/>
-          <w:b/>
-          <w:bCs/>
-          <w:sz w:val="26"/>
-          <w:szCs w:val="26"/>
-        </w:rPr>
-        <w:t xml:space="preserve">Phụ lục A. Hướng dẫn cài đặt và chạy</w:t>
+        <w:t xml:space="preserve">Phụ lục B. Cấu trúc mã nguồn</w:t>
       </w:r>
     </w:p>
     <w:p>
@@ -30997,7 +33266,7 @@
           <w:sz w:val="18"/>
           <w:szCs w:val="18"/>
         </w:rPr>
-        <w:t xml:space="preserve"># Cách 1: Docker (khuyến nghị)</w:t>
+        <w:t xml:space="preserve">jewelry-shop-postgres/</w:t>
       </w:r>
     </w:p>
     <w:p>
@@ -31016,7 +33285,7 @@
           <w:sz w:val="18"/>
           <w:szCs w:val="18"/>
         </w:rPr>
-        <w:t xml:space="preserve">git clone &lt;repo&gt; jewelry-shop-postgres &amp;&amp; cd jewelry-shop-postgres</w:t>
+        <w:t xml:space="preserve">├── db/migrations/001_extensions.sql … 006_reports_matview.sql</w:t>
       </w:r>
     </w:p>
     <w:p>
@@ -31035,7 +33304,7 @@
           <w:sz w:val="18"/>
           <w:szCs w:val="18"/>
         </w:rPr>
-        <w:t xml:space="preserve">docker compose up -d --build</w:t>
+        <w:t xml:space="preserve">├── db/seed/seed.sql</w:t>
       </w:r>
     </w:p>
     <w:p>
@@ -31054,7 +33323,7 @@
           <w:sz w:val="18"/>
           <w:szCs w:val="18"/>
         </w:rPr>
-        <w:t xml:space="preserve"> </w:t>
+        <w:t xml:space="preserve">├── db/benchmark/{explain_before_after.sql, pgbench_*.sql, oversell_test.sql, run_bench.sh}</w:t>
       </w:r>
     </w:p>
     <w:p>
@@ -31073,235 +33342,7 @@
           <w:sz w:val="18"/>
           <w:szCs w:val="18"/>
         </w:rPr>
-        <w:t xml:space="preserve"># Cách 2: chạy tay (cần PostgreSQL 16 + pgvector)</w:t>
-      </w:r>
-    </w:p>
-    <w:p>
-      <w:pPr>
-        <w:keepLines/>
-        <w:pBdr>
-          <w:left w:val="single" w:color="B8902E" w:sz="12" w:space="4"/>
-        </w:pBdr>
-        <w:shd w:fill="F3F3F3" w:color="auto" w:val="clear"/>
-        <w:spacing w:after="0" w:before="0" w:line="240" w:lineRule="auto"/>
-        <w:ind w:left="170" w:right="170"/>
-      </w:pPr>
-      <w:r>
-        <w:rPr>
-          <w:rFonts w:ascii="Courier New" w:cs="Courier New" w:eastAsia="Courier New" w:hAnsi="Courier New"/>
-          <w:sz w:val="18"/>
-          <w:szCs w:val="18"/>
-        </w:rPr>
-        <w:t xml:space="preserve">cd api &amp;&amp; cp .env.example .env &amp;&amp; npm install</w:t>
-      </w:r>
-    </w:p>
-    <w:p>
-      <w:pPr>
-        <w:keepLines/>
-        <w:pBdr>
-          <w:left w:val="single" w:color="B8902E" w:sz="12" w:space="4"/>
-        </w:pBdr>
-        <w:shd w:fill="F3F3F3" w:color="auto" w:val="clear"/>
-        <w:spacing w:after="0" w:before="0" w:line="240" w:lineRule="auto"/>
-        <w:ind w:left="170" w:right="170"/>
-      </w:pPr>
-      <w:r>
-        <w:rPr>
-          <w:rFonts w:ascii="Courier New" w:cs="Courier New" w:eastAsia="Courier New" w:hAnsi="Courier New"/>
-          <w:sz w:val="18"/>
-          <w:szCs w:val="18"/>
-        </w:rPr>
-        <w:t xml:space="preserve">npm run migrate &amp;&amp; npm run seed &amp;&amp; npm run embed &amp;&amp; npm run dev      # API :4000</w:t>
-      </w:r>
-    </w:p>
-    <w:p>
-      <w:pPr>
-        <w:keepLines/>
-        <w:pBdr>
-          <w:left w:val="single" w:color="B8902E" w:sz="12" w:space="4"/>
-        </w:pBdr>
-        <w:shd w:fill="F3F3F3" w:color="auto" w:val="clear"/>
-        <w:spacing w:after="0" w:before="0" w:line="240" w:lineRule="auto"/>
-        <w:ind w:left="170" w:right="170"/>
-      </w:pPr>
-      <w:r>
-        <w:rPr>
-          <w:rFonts w:ascii="Courier New" w:cs="Courier New" w:eastAsia="Courier New" w:hAnsi="Courier New"/>
-          <w:sz w:val="18"/>
-          <w:szCs w:val="18"/>
-        </w:rPr>
-        <w:t xml:space="preserve">cd ../web &amp;&amp; npm install &amp;&amp; npm run dev                              # Web :3000</w:t>
-      </w:r>
-    </w:p>
-    <w:p>
-      <w:pPr>
-        <w:keepLines/>
-        <w:pBdr>
-          <w:left w:val="single" w:color="B8902E" w:sz="12" w:space="4"/>
-        </w:pBdr>
-        <w:shd w:fill="F3F3F3" w:color="auto" w:val="clear"/>
-        <w:spacing w:after="0" w:before="0" w:line="240" w:lineRule="auto"/>
-        <w:ind w:left="170" w:right="170"/>
-      </w:pPr>
-      <w:r>
-        <w:rPr>
-          <w:rFonts w:ascii="Courier New" w:cs="Courier New" w:eastAsia="Courier New" w:hAnsi="Courier New"/>
-          <w:sz w:val="18"/>
-          <w:szCs w:val="18"/>
-        </w:rPr>
-        <w:t xml:space="preserve"> </w:t>
-      </w:r>
-    </w:p>
-    <w:p>
-      <w:pPr>
-        <w:keepLines/>
-        <w:pBdr>
-          <w:left w:val="single" w:color="B8902E" w:sz="12" w:space="4"/>
-        </w:pBdr>
-        <w:shd w:fill="F3F3F3" w:color="auto" w:val="clear"/>
-        <w:spacing w:after="0" w:before="0" w:line="240" w:lineRule="auto"/>
-        <w:ind w:left="170" w:right="170"/>
-      </w:pPr>
-      <w:r>
-        <w:rPr>
-          <w:rFonts w:ascii="Courier New" w:cs="Courier New" w:eastAsia="Courier New" w:hAnsi="Courier New"/>
-          <w:sz w:val="18"/>
-          <w:szCs w:val="18"/>
-        </w:rPr>
-        <w:t xml:space="preserve"># Benchmark</w:t>
-      </w:r>
-    </w:p>
-    <w:p>
-      <w:pPr>
-        <w:keepLines/>
-        <w:pBdr>
-          <w:bottom w:val="single" w:color="CCCCCC" w:sz="4" w:space="2"/>
-          <w:left w:val="single" w:color="B8902E" w:sz="12" w:space="4"/>
-        </w:pBdr>
-        <w:shd w:fill="F3F3F3" w:color="auto" w:val="clear"/>
-        <w:spacing w:after="160" w:before="0" w:line="240" w:lineRule="auto"/>
-        <w:ind w:left="170" w:right="170"/>
-      </w:pPr>
-      <w:r>
-        <w:rPr>
-          <w:rFonts w:ascii="Courier New" w:cs="Courier New" w:eastAsia="Courier New" w:hAnsi="Courier New"/>
-          <w:sz w:val="18"/>
-          <w:szCs w:val="18"/>
-        </w:rPr>
-        <w:t xml:space="preserve">bash db/benchmark/run_bench.sh explain | order | search | oversell</w:t>
-      </w:r>
-    </w:p>
-    <w:p>
-      <w:pPr>
-        <w:pStyle w:val="Heading2"/>
-        <w:keepNext/>
-        <w:spacing w:after="120" w:before="240" w:line="360" w:lineRule="auto"/>
-      </w:pPr>
-      <w:r>
-        <w:rPr>
-          <w:rFonts w:ascii="Times New Roman" w:cs="Times New Roman" w:eastAsia="Times New Roman" w:hAnsi="Times New Roman"/>
-          <w:b/>
-          <w:bCs/>
-          <w:sz w:val="26"/>
-          <w:szCs w:val="26"/>
-        </w:rPr>
-        <w:t xml:space="preserve">Phụ lục B. Cấu trúc mã nguồn</w:t>
-      </w:r>
-    </w:p>
-    <w:p>
-      <w:pPr>
-        <w:keepLines/>
-        <w:pBdr>
-          <w:top w:val="single" w:color="CCCCCC" w:sz="4" w:space="2"/>
-          <w:left w:val="single" w:color="B8902E" w:sz="12" w:space="4"/>
-        </w:pBdr>
-        <w:shd w:fill="F3F3F3" w:color="auto" w:val="clear"/>
-        <w:spacing w:after="0" w:before="80" w:line="240" w:lineRule="auto"/>
-        <w:ind w:left="170" w:right="170"/>
-      </w:pPr>
-      <w:r>
-        <w:rPr>
-          <w:rFonts w:ascii="Courier New" w:cs="Courier New" w:eastAsia="Courier New" w:hAnsi="Courier New"/>
-          <w:sz w:val="18"/>
-          <w:szCs w:val="18"/>
-        </w:rPr>
-        <w:t xml:space="preserve">jewelry-shop-postgres/</w:t>
-      </w:r>
-    </w:p>
-    <w:p>
-      <w:pPr>
-        <w:keepLines/>
-        <w:pBdr>
-          <w:left w:val="single" w:color="B8902E" w:sz="12" w:space="4"/>
-        </w:pBdr>
-        <w:shd w:fill="F3F3F3" w:color="auto" w:val="clear"/>
-        <w:spacing w:after="0" w:before="0" w:line="240" w:lineRule="auto"/>
-        <w:ind w:left="170" w:right="170"/>
-      </w:pPr>
-      <w:r>
-        <w:rPr>
-          <w:rFonts w:ascii="Courier New" w:cs="Courier New" w:eastAsia="Courier New" w:hAnsi="Courier New"/>
-          <w:sz w:val="18"/>
-          <w:szCs w:val="18"/>
-        </w:rPr>
-        <w:t xml:space="preserve">├── db/migrations/001_extensions.sql … 006_reports_matview.sql</w:t>
-      </w:r>
-    </w:p>
-    <w:p>
-      <w:pPr>
-        <w:keepLines/>
-        <w:pBdr>
-          <w:left w:val="single" w:color="B8902E" w:sz="12" w:space="4"/>
-        </w:pBdr>
-        <w:shd w:fill="F3F3F3" w:color="auto" w:val="clear"/>
-        <w:spacing w:after="0" w:before="0" w:line="240" w:lineRule="auto"/>
-        <w:ind w:left="170" w:right="170"/>
-      </w:pPr>
-      <w:r>
-        <w:rPr>
-          <w:rFonts w:ascii="Courier New" w:cs="Courier New" w:eastAsia="Courier New" w:hAnsi="Courier New"/>
-          <w:sz w:val="18"/>
-          <w:szCs w:val="18"/>
-        </w:rPr>
-        <w:t xml:space="preserve">├── db/seed/seed.sql</w:t>
-      </w:r>
-    </w:p>
-    <w:p>
-      <w:pPr>
-        <w:keepLines/>
-        <w:pBdr>
-          <w:left w:val="single" w:color="B8902E" w:sz="12" w:space="4"/>
-        </w:pBdr>
-        <w:shd w:fill="F3F3F3" w:color="auto" w:val="clear"/>
-        <w:spacing w:after="0" w:before="0" w:line="240" w:lineRule="auto"/>
-        <w:ind w:left="170" w:right="170"/>
-      </w:pPr>
-      <w:r>
-        <w:rPr>
-          <w:rFonts w:ascii="Courier New" w:cs="Courier New" w:eastAsia="Courier New" w:hAnsi="Courier New"/>
-          <w:sz w:val="18"/>
-          <w:szCs w:val="18"/>
-        </w:rPr>
-        <w:t xml:space="preserve">├── db/benchmark/{explain_before_after.sql, pgbench_*.sql, oversell_test.sql, run_bench.sh}</w:t>
-      </w:r>
-    </w:p>
-    <w:p>
-      <w:pPr>
-        <w:keepLines/>
-        <w:pBdr>
-          <w:left w:val="single" w:color="B8902E" w:sz="12" w:space="4"/>
-        </w:pBdr>
-        <w:shd w:fill="F3F3F3" w:color="auto" w:val="clear"/>
-        <w:spacing w:after="0" w:before="0" w:line="240" w:lineRule="auto"/>
-        <w:ind w:left="170" w:right="170"/>
-      </w:pPr>
-      <w:r>
-        <w:rPr>
-          <w:rFonts w:ascii="Courier New" w:cs="Courier New" w:eastAsia="Courier New" w:hAnsi="Courier New"/>
-          <w:sz w:val="18"/>
-          <w:szCs w:val="18"/>
-        </w:rPr>
-        <w:t xml:space="preserve">├── api/src/{server.js, db.js, migrate.js, seed.js, embed.js, embedding.js}</w:t>
+        <w:t xml:space="preserve">├── api/src/{server.js, db.js, migrate.js, seed.js, seed-big.js, embed.js, embedding.js, bench.js}</w:t>
       </w:r>
     </w:p>
     <w:p>

--- a/docs/TieuLuan_CSDL_Nhom6_PostgreSQL.docx
+++ b/docs/TieuLuan_CSDL_Nhom6_PostgreSQL.docx
@@ -1020,7 +1020,7 @@
                 <w:sz w:val="26"/>
                 <w:szCs w:val="26"/>
               </w:rPr>
-              <w:t xml:space="preserve">Phân tích nghiệp vụ; giao diện Next.js (khách hàng + quản trị); Docker, Grafana; viết chương 1, 4, kết luận; slide</w:t>
+              <w:t xml:space="preserve">Phân tích nghiệp vụ; giao diện Next.js (khách hàng + quản trị); Docker; viết chương 1, 4, kết luận; slide</w:t>
             </w:r>
           </w:p>
         </w:tc>
@@ -2670,7 +2670,7 @@
           <w:sz w:val="26"/>
           <w:szCs w:val="26"/>
         </w:rPr>
-        <w:t xml:space="preserve">	39</w:t>
+        <w:t xml:space="preserve">	40</w:t>
       </w:r>
     </w:p>
     <w:p>
@@ -2697,7 +2697,7 @@
           <w:sz w:val="26"/>
           <w:szCs w:val="26"/>
         </w:rPr>
-        <w:t xml:space="preserve">	42</w:t>
+        <w:t xml:space="preserve">	43</w:t>
       </w:r>
     </w:p>
     <w:p>
@@ -2724,7 +2724,7 @@
           <w:sz w:val="26"/>
           <w:szCs w:val="26"/>
         </w:rPr>
-        <w:t xml:space="preserve">	44</w:t>
+        <w:t xml:space="preserve">	45</w:t>
       </w:r>
     </w:p>
     <w:p>
@@ -2751,7 +2751,7 @@
           <w:sz w:val="26"/>
           <w:szCs w:val="26"/>
         </w:rPr>
-        <w:t xml:space="preserve">	46</w:t>
+        <w:t xml:space="preserve">	47</w:t>
       </w:r>
     </w:p>
     <w:p>
@@ -2778,7 +2778,7 @@
           <w:sz w:val="26"/>
           <w:szCs w:val="26"/>
         </w:rPr>
-        <w:t xml:space="preserve">	46</w:t>
+        <w:t xml:space="preserve">	47</w:t>
       </w:r>
     </w:p>
     <w:p>
@@ -2805,7 +2805,7 @@
           <w:sz w:val="26"/>
           <w:szCs w:val="26"/>
         </w:rPr>
-        <w:t xml:space="preserve">	46</w:t>
+        <w:t xml:space="preserve">	47</w:t>
       </w:r>
     </w:p>
     <w:p>
@@ -2832,7 +2832,7 @@
           <w:sz w:val="26"/>
           <w:szCs w:val="26"/>
         </w:rPr>
-        <w:t xml:space="preserve">	47</w:t>
+        <w:t xml:space="preserve">	48</w:t>
       </w:r>
     </w:p>
     <w:p>
@@ -2859,7 +2859,7 @@
           <w:sz w:val="26"/>
           <w:szCs w:val="26"/>
         </w:rPr>
-        <w:t xml:space="preserve">	49</w:t>
+        <w:t xml:space="preserve">	50</w:t>
       </w:r>
     </w:p>
     <w:p>
@@ -2886,7 +2886,7 @@
           <w:sz w:val="26"/>
           <w:szCs w:val="26"/>
         </w:rPr>
-        <w:t xml:space="preserve">	50</w:t>
+        <w:t xml:space="preserve">	51</w:t>
       </w:r>
     </w:p>
     <w:p>
@@ -2913,7 +2913,7 @@
           <w:sz w:val="26"/>
           <w:szCs w:val="26"/>
         </w:rPr>
-        <w:t xml:space="preserve">	50</w:t>
+        <w:t xml:space="preserve">	51</w:t>
       </w:r>
     </w:p>
     <w:p>
@@ -2940,7 +2940,7 @@
           <w:sz w:val="26"/>
           <w:szCs w:val="26"/>
         </w:rPr>
-        <w:t xml:space="preserve">	52</w:t>
+        <w:t xml:space="preserve">	53</w:t>
       </w:r>
     </w:p>
     <w:p>
@@ -2967,7 +2967,7 @@
           <w:sz w:val="26"/>
           <w:szCs w:val="26"/>
         </w:rPr>
-        <w:t xml:space="preserve">	52</w:t>
+        <w:t xml:space="preserve">	53</w:t>
       </w:r>
     </w:p>
     <w:p>
@@ -2994,7 +2994,7 @@
           <w:sz w:val="26"/>
           <w:szCs w:val="26"/>
         </w:rPr>
-        <w:t xml:space="preserve">	53</w:t>
+        <w:t xml:space="preserve">	54</w:t>
       </w:r>
     </w:p>
     <w:p>
@@ -3021,7 +3021,7 @@
           <w:sz w:val="26"/>
           <w:szCs w:val="26"/>
         </w:rPr>
-        <w:t xml:space="preserve">	53</w:t>
+        <w:t xml:space="preserve">	54</w:t>
       </w:r>
     </w:p>
     <w:p>
@@ -3048,7 +3048,7 @@
           <w:sz w:val="26"/>
           <w:szCs w:val="26"/>
         </w:rPr>
-        <w:t xml:space="preserve">	54</w:t>
+        <w:t xml:space="preserve">	55</w:t>
       </w:r>
     </w:p>
     <w:p>
@@ -3075,7 +3075,7 @@
           <w:sz w:val="26"/>
           <w:szCs w:val="26"/>
         </w:rPr>
-        <w:t xml:space="preserve">	55</w:t>
+        <w:t xml:space="preserve">	56</w:t>
       </w:r>
     </w:p>
     <w:p>
@@ -3102,7 +3102,7 @@
           <w:sz w:val="26"/>
           <w:szCs w:val="26"/>
         </w:rPr>
-        <w:t xml:space="preserve">	55</w:t>
+        <w:t xml:space="preserve">	56</w:t>
       </w:r>
     </w:p>
     <w:p>
@@ -3129,7 +3129,7 @@
           <w:sz w:val="26"/>
           <w:szCs w:val="26"/>
         </w:rPr>
-        <w:t xml:space="preserve">	55</w:t>
+        <w:t xml:space="preserve">	56</w:t>
       </w:r>
     </w:p>
     <w:p>
@@ -3156,7 +3156,7 @@
           <w:sz w:val="26"/>
           <w:szCs w:val="26"/>
         </w:rPr>
-        <w:t xml:space="preserve">	55</w:t>
+        <w:t xml:space="preserve">	56</w:t>
       </w:r>
     </w:p>
     <w:p>
@@ -3474,7 +3474,7 @@
           <w:sz w:val="26"/>
           <w:szCs w:val="26"/>
         </w:rPr>
-        <w:t xml:space="preserve">	39</w:t>
+        <w:t xml:space="preserve">	40</w:t>
       </w:r>
     </w:p>
     <w:p>
@@ -3501,7 +3501,7 @@
           <w:sz w:val="26"/>
           <w:szCs w:val="26"/>
         </w:rPr>
-        <w:t xml:space="preserve">	41</w:t>
+        <w:t xml:space="preserve">	42</w:t>
       </w:r>
     </w:p>
     <w:p>
@@ -3528,7 +3528,7 @@
           <w:sz w:val="26"/>
           <w:szCs w:val="26"/>
         </w:rPr>
-        <w:t xml:space="preserve">	41</w:t>
+        <w:t xml:space="preserve">	42</w:t>
       </w:r>
     </w:p>
     <w:p>
@@ -3555,7 +3555,7 @@
           <w:sz w:val="26"/>
           <w:szCs w:val="26"/>
         </w:rPr>
-        <w:t xml:space="preserve">	42</w:t>
+        <w:t xml:space="preserve">	43</w:t>
       </w:r>
     </w:p>
     <w:p>
@@ -3582,7 +3582,7 @@
           <w:sz w:val="26"/>
           <w:szCs w:val="26"/>
         </w:rPr>
-        <w:t xml:space="preserve">	43</w:t>
+        <w:t xml:space="preserve">	44</w:t>
       </w:r>
     </w:p>
     <w:p>
@@ -3609,7 +3609,7 @@
           <w:sz w:val="26"/>
           <w:szCs w:val="26"/>
         </w:rPr>
-        <w:t xml:space="preserve">	44</w:t>
+        <w:t xml:space="preserve">	45</w:t>
       </w:r>
     </w:p>
     <w:p>
@@ -3636,7 +3636,7 @@
           <w:sz w:val="26"/>
           <w:szCs w:val="26"/>
         </w:rPr>
-        <w:t xml:space="preserve">	49</w:t>
+        <w:t xml:space="preserve">	50</w:t>
       </w:r>
     </w:p>
     <w:p>
@@ -4062,7 +4062,7 @@
           <w:sz w:val="26"/>
           <w:szCs w:val="26"/>
         </w:rPr>
-        <w:t xml:space="preserve">	46</w:t>
+        <w:t xml:space="preserve">	47</w:t>
       </w:r>
     </w:p>
     <w:p>
@@ -4089,7 +4089,7 @@
           <w:sz w:val="26"/>
           <w:szCs w:val="26"/>
         </w:rPr>
-        <w:t xml:space="preserve">	47</w:t>
+        <w:t xml:space="preserve">	48</w:t>
       </w:r>
     </w:p>
     <w:p>
@@ -4116,7 +4116,7 @@
           <w:sz w:val="26"/>
           <w:szCs w:val="26"/>
         </w:rPr>
-        <w:t xml:space="preserve">	48</w:t>
+        <w:t xml:space="preserve">	49</w:t>
       </w:r>
     </w:p>
     <w:p>
@@ -4143,7 +4143,7 @@
           <w:sz w:val="26"/>
           <w:szCs w:val="26"/>
         </w:rPr>
-        <w:t xml:space="preserve">	50</w:t>
+        <w:t xml:space="preserve">	51</w:t>
       </w:r>
     </w:p>
     <w:p>
@@ -6156,7 +6156,7 @@
           <w:sz w:val="26"/>
           <w:szCs w:val="26"/>
         </w:rPr>
-        <w:t xml:space="preserve">Đo lường hiệu năng bằng EXPLAIN ANALYZE, pgbench và giám sát bằng pg_stat_statements, Grafana.</w:t>
+        <w:t xml:space="preserve">Đo lường hiệu năng bằng công cụ đo tự viết (EXPLAIN ANALYZE), pgbench và giám sát bằng pg_stat_statements ngay trong trang quản trị.</w:t>
       </w:r>
     </w:p>
     <w:p>
@@ -23236,7 +23236,7 @@
           <w:sz w:val="26"/>
           <w:szCs w:val="26"/>
         </w:rPr>
-        <w:t xml:space="preserve">Hệ thống theo mô hình ba tầng: trình duyệt ↔ API ↔ CSDL, đóng gói thành 4 container Docker (db, api, web, grafana). Logic nghiệp vụ quan trọng nhất (đặt hàng, huỷ đơn, thông báo) nằm trong CSDL dưới dạng hàm và trigger; API chủ yếu nhận yêu cầu, gọi SQL và trả JSON.</w:t>
+        <w:t xml:space="preserve">Hệ thống theo mô hình ba tầng: trình duyệt ↔ API ↔ CSDL, đóng gói thành 3 container Docker (db, api, web). Logic nghiệp vụ quan trọng nhất (đặt hàng, huỷ đơn, thông báo) nằm trong CSDL dưới dạng hàm và trigger; API chủ yếu nhận yêu cầu, gọi SQL và trả JSON.</w:t>
       </w:r>
     </w:p>
     <w:p>
@@ -23248,7 +23248,7 @@
       <w:r>
         <w:drawing>
           <wp:inline distT="0" distB="0" distL="0" distR="0">
-            <wp:extent cx="5581650" cy="1257300"/>
+            <wp:extent cx="5581650" cy="1743075"/>
             <wp:effectExtent t="0" r="0" b="0" l="0"/>
             <wp:docPr id="1" name="" descr="" title=""/>
             <wp:cNvGraphicFramePr>
@@ -23273,7 +23273,7 @@
                   <pic:spPr bwMode="auto">
                     <a:xfrm>
                       <a:off x="0" y="0"/>
-                      <a:ext cx="5581650" cy="1257300"/>
+                      <a:ext cx="5581650" cy="1743075"/>
                     </a:xfrm>
                     <a:prstGeom prst="rect">
                       <a:avLst/>
@@ -23818,7 +23818,7 @@
                 <w:sz w:val="26"/>
                 <w:szCs w:val="26"/>
               </w:rPr>
-              <w:t xml:space="preserve">Giám sát</w:t>
+              <w:t xml:space="preserve">Giám sát &amp; đo</w:t>
             </w:r>
           </w:p>
         </w:tc>
@@ -23846,7 +23846,7 @@
                 <w:sz w:val="26"/>
                 <w:szCs w:val="26"/>
               </w:rPr>
-              <w:t xml:space="preserve">pg_stat_statements, Grafana 11 (PostgreSQL datasource), pgbench</w:t>
+              <w:t xml:space="preserve">pg_stat_statements, pg_stat_user_*; trang Monitor trong admin; bench.js; pgbench</w:t>
             </w:r>
           </w:p>
         </w:tc>
@@ -23874,7 +23874,7 @@
                 <w:sz w:val="26"/>
                 <w:szCs w:val="26"/>
               </w:rPr>
-              <w:t xml:space="preserve">Không cần Prometheus; Grafana truy vấn thẳng các view thống kê</w:t>
+              <w:t xml:space="preserve">Mọi số liệu lấy thẳng từ view thống kê của PostgreSQL, không cần công cụ ngoài</w:t>
             </w:r>
           </w:p>
         </w:tc>
@@ -27325,7 +27325,7 @@
           <w:sz w:val="26"/>
           <w:szCs w:val="26"/>
         </w:rPr>
-        <w:t xml:space="preserve"> khai báo 4 dịch vụ. Dịch vụ </w:t>
+        <w:t xml:space="preserve"> khai báo 3 dịch vụ. Dịch vụ </w:t>
       </w:r>
       <w:r>
         <w:rPr>
@@ -27405,39 +27405,7 @@
           <w:sz w:val="26"/>
           <w:szCs w:val="26"/>
         </w:rPr>
-        <w:t xml:space="preserve"> build Next.js ở chế độ standalone; </w:t>
-      </w:r>
-      <w:r>
-        <w:rPr>
-          <w:rFonts w:ascii="Courier New" w:cs="Courier New" w:eastAsia="Courier New" w:hAnsi="Courier New"/>
-          <w:sz w:val="24"/>
-          <w:szCs w:val="24"/>
-        </w:rPr>
-        <w:t xml:space="preserve">grafana</w:t>
-      </w:r>
-      <w:r>
-        <w:rPr>
-          <w:rFonts w:ascii="Times New Roman" w:cs="Times New Roman" w:eastAsia="Times New Roman" w:hAnsi="Times New Roman"/>
-          <w:sz w:val="26"/>
-          <w:szCs w:val="26"/>
-        </w:rPr>
-        <w:t xml:space="preserve"> tự nạp datasource và dashboard từ thư mục </w:t>
-      </w:r>
-      <w:r>
-        <w:rPr>
-          <w:rFonts w:ascii="Courier New" w:cs="Courier New" w:eastAsia="Courier New" w:hAnsi="Courier New"/>
-          <w:sz w:val="24"/>
-          <w:szCs w:val="24"/>
-        </w:rPr>
-        <w:t xml:space="preserve">monitoring</w:t>
-      </w:r>
-      <w:r>
-        <w:rPr>
-          <w:rFonts w:ascii="Times New Roman" w:cs="Times New Roman" w:eastAsia="Times New Roman" w:hAnsi="Times New Roman"/>
-          <w:sz w:val="26"/>
-          <w:szCs w:val="26"/>
-        </w:rPr>
-        <w:t xml:space="preserve">. Toàn bộ hệ thống khởi động bằng một lệnh:</w:t>
+        <w:t xml:space="preserve"> build Next.js ở chế độ standalone. Toàn bộ hệ thống khởi động bằng một lệnh:</w:t>
       </w:r>
     </w:p>
     <w:p>
@@ -27515,7 +27483,7 @@
           <w:sz w:val="18"/>
           <w:szCs w:val="18"/>
         </w:rPr>
-        <w:t xml:space="preserve"># Grafana: http://localhost:3001   (admin / admin)</w:t>
+        <w:t xml:space="preserve"># Monitor: http://localhost:3000/admin/monitor</w:t>
       </w:r>
     </w:p>
     <w:p>
@@ -32119,7 +32087,7 @@
           <w:sz w:val="26"/>
           <w:szCs w:val="26"/>
         </w:rPr>
-        <w:t xml:space="preserve"> lâu ngày nên xoá) và danh sách partition (Hình 3.8). </w:t>
+        <w:t xml:space="preserve"> lâu ngày nên xoá) và danh sách partition (Hình 3.8). Toàn bộ số liệu giám sát được lấy trực tiếp từ các view thống kê của PostgreSQL qua trang </w:t>
       </w:r>
       <w:r>
         <w:rPr>
@@ -32129,15 +32097,15 @@
           <w:sz w:val="26"/>
           <w:szCs w:val="26"/>
         </w:rPr>
-        <w:t xml:space="preserve">Grafana</w:t>
-      </w:r>
-      <w:r>
-        <w:rPr>
-          <w:rFonts w:ascii="Times New Roman" w:cs="Times New Roman" w:eastAsia="Times New Roman" w:hAnsi="Times New Roman"/>
-          <w:sz w:val="26"/>
-          <w:szCs w:val="26"/>
-        </w:rPr>
-        <w:t xml:space="preserve"> được cấu hình sẵn datasource PostgreSQL và dashboard 12 panel (kết nối, dung lượng, cache hit, giao dịch, đơn theo giờ, doanh thu 30 ngày từ materialized view, top câu SQL, index usage, số dòng từng partition, sắp hết hàng), tự làm mới 10 giây, truy vấn SQL trực tiếp nên không cần Prometheus.</w:t>
+        <w:t xml:space="preserve">Monitor &amp; Benchmark</w:t>
+      </w:r>
+      <w:r>
+        <w:rPr>
+          <w:rFonts w:ascii="Times New Roman" w:cs="Times New Roman" w:eastAsia="Times New Roman" w:hAnsi="Times New Roman"/>
+          <w:sz w:val="26"/>
+          <w:szCs w:val="26"/>
+        </w:rPr>
+        <w:t xml:space="preserve"> trong giao diện quản trị (ba thẻ: Benchmark EXPLAIN có/không index, Bảng – Index – Partition, pg_stat_statements), nên không cần cài thêm công cụ giám sát bên ngoài.</w:t>
       </w:r>
     </w:p>
     <w:p>
@@ -32191,7 +32159,7 @@
           <w:sz w:val="26"/>
           <w:szCs w:val="26"/>
         </w:rPr>
-        <w:t xml:space="preserve">Tiểu luận đã xây dựng hoàn chỉnh một hệ thống bán hàng trang sức trên PostgreSQL 16 gồm lược đồ 8 bảng với đầy đủ ràng buộc, 6 file migration bằng SQL thuần, backend Node.js/Fastify không dùng ORM, frontend Next.js cho khách hàng và quản trị viên, đóng gói Docker Compose kèm Grafana. Quan trọng hơn, mỗi tính năng nổi bật của PostgreSQL được gắn với một bài toán nghiệp vụ thật và được kiểm chứng bằng số liệu:</w:t>
+        <w:t xml:space="preserve">Tiểu luận đã xây dựng hoàn chỉnh một hệ thống bán hàng trang sức trên PostgreSQL 16 gồm lược đồ 8 bảng với đầy đủ ràng buộc, 6 file migration bằng SQL thuần, backend Node.js/Fastify không dùng ORM, frontend Next.js cho khách hàng và quản trị viên, đóng gói Docker Compose. Quan trọng hơn, mỗi tính năng nổi bật của PostgreSQL được gắn với một bài toán nghiệp vụ thật và được kiểm chứng bằng số liệu:</w:t>
       </w:r>
     </w:p>
     <w:p>
@@ -32868,43 +32836,6 @@
           <w:szCs w:val="26"/>
         </w:rPr>
         <w:t xml:space="preserve">, https://nextjs.org/docs.</w:t>
-      </w:r>
-    </w:p>
-    <w:p>
-      <w:pPr>
-        <w:pStyle w:val="ListParagraph"/>
-        <w:numPr>
-          <w:ilvl w:val="0"/>
-          <w:numId w:val="3"/>
-        </w:numPr>
-        <w:spacing w:after="60" w:line="360" w:lineRule="auto"/>
-        <w:jc w:val="both"/>
-      </w:pPr>
-      <w:r>
-        <w:rPr>
-          <w:rFonts w:ascii="Times New Roman" w:cs="Times New Roman" w:eastAsia="Times New Roman" w:hAnsi="Times New Roman"/>
-          <w:sz w:val="26"/>
-          <w:szCs w:val="26"/>
-        </w:rPr>
-        <w:t xml:space="preserve">Grafana Labs, </w:t>
-      </w:r>
-      <w:r>
-        <w:rPr>
-          <w:rFonts w:ascii="Times New Roman" w:cs="Times New Roman" w:eastAsia="Times New Roman" w:hAnsi="Times New Roman"/>
-          <w:i/>
-          <w:iCs/>
-          <w:sz w:val="26"/>
-          <w:szCs w:val="26"/>
-        </w:rPr>
-        <w:t xml:space="preserve">PostgreSQL data source</w:t>
-      </w:r>
-      <w:r>
-        <w:rPr>
-          <w:rFonts w:ascii="Times New Roman" w:cs="Times New Roman" w:eastAsia="Times New Roman" w:hAnsi="Times New Roman"/>
-          <w:sz w:val="26"/>
-          <w:szCs w:val="26"/>
-        </w:rPr>
-        <w:t xml:space="preserve">, https://grafana.com/docs/grafana/latest/datasources/postgres/.</w:t>
       </w:r>
     </w:p>
     <w:p>
@@ -33400,25 +33331,6 @@
           <w:szCs w:val="18"/>
         </w:rPr>
         <w:t xml:space="preserve">├── web/app/admin/…         trang quản trị</w:t>
-      </w:r>
-    </w:p>
-    <w:p>
-      <w:pPr>
-        <w:keepLines/>
-        <w:pBdr>
-          <w:left w:val="single" w:color="B8902E" w:sz="12" w:space="4"/>
-        </w:pBdr>
-        <w:shd w:fill="F3F3F3" w:color="auto" w:val="clear"/>
-        <w:spacing w:after="0" w:before="0" w:line="240" w:lineRule="auto"/>
-        <w:ind w:left="170" w:right="170"/>
-      </w:pPr>
-      <w:r>
-        <w:rPr>
-          <w:rFonts w:ascii="Courier New" w:cs="Courier New" w:eastAsia="Courier New" w:hAnsi="Courier New"/>
-          <w:sz w:val="18"/>
-          <w:szCs w:val="18"/>
-        </w:rPr>
-        <w:t xml:space="preserve">├── monitoring/grafana/     datasource + dashboard</w:t>
       </w:r>
     </w:p>
     <w:p>
